--- a/Documentos/Posiciona_InfoBox.docx
+++ b/Documentos/Posiciona_InfoBox.docx
@@ -59,289 +59,1457 @@
         <w:t>) de maneira adequada.</w:t>
       </w:r>
     </w:p>
-    <w:p>
-      <w:pPr>
-        <w:rPr>
-          <w:b/>
-          <w:bCs/>
-        </w:rPr>
-      </w:pPr>
-      <w:r>
-        <w:rPr>
-          <w:b/>
-          <w:bCs/>
-        </w:rPr>
-        <w:t xml:space="preserve">O que é um </w:t>
-      </w:r>
-      <w:proofErr w:type="spellStart"/>
-      <w:r>
-        <w:rPr>
-          <w:b/>
-          <w:bCs/>
+    <w:p/>
+    <w:p>
+      <w:pPr>
+        <w:rPr>
+          <w:b/>
+          <w:bCs/>
+        </w:rPr>
+      </w:pPr>
+      <w:r>
+        <w:rPr>
+          <w:b/>
+          <w:bCs/>
+        </w:rPr>
+        <w:t xml:space="preserve">1. O que é o </w:t>
+      </w:r>
+      <w:proofErr w:type="spellStart"/>
+      <w:r>
+        <w:rPr>
+          <w:b/>
+          <w:bCs/>
+        </w:rPr>
+        <w:t>InfoBoxElement</w:t>
+      </w:r>
+      <w:proofErr w:type="spellEnd"/>
+    </w:p>
+    <w:p>
+      <w:r>
+        <w:t xml:space="preserve">O </w:t>
+      </w:r>
+      <w:proofErr w:type="spellStart"/>
+      <w:r>
+        <w:rPr>
+          <w:b/>
+          <w:bCs/>
+        </w:rPr>
+        <w:t>InfoBoxElement</w:t>
+      </w:r>
+      <w:proofErr w:type="spellEnd"/>
+      <w:r>
+        <w:t xml:space="preserve"> é um tipo especial de elemento do slide, usado para destacar uma informação complementar.</w:t>
+      </w:r>
+      <w:r>
+        <w:br/>
+        <w:t xml:space="preserve">Ele aparece como um </w:t>
+      </w:r>
+      <w:r>
+        <w:rPr>
+          <w:b/>
+          <w:bCs/>
+        </w:rPr>
+        <w:t>botão amarelo</w:t>
+      </w:r>
+      <w:r>
+        <w:t xml:space="preserve"> sobre o slide (ícone de informação) e, ao ser clicado, abre uma </w:t>
+      </w:r>
+      <w:r>
+        <w:rPr>
+          <w:b/>
+          <w:bCs/>
+        </w:rPr>
+        <w:t>caixa modal</w:t>
+      </w:r>
+      <w:r>
+        <w:t xml:space="preserve"> contendo os elementos definidos em seu interior</w:t>
+      </w:r>
+    </w:p>
+    <w:p/>
+    <w:p>
+      <w:pPr>
+        <w:rPr>
+          <w:b/>
+          <w:bCs/>
+        </w:rPr>
+      </w:pPr>
+      <w:r>
+        <w:rPr>
+          <w:b/>
+          <w:bCs/>
+        </w:rPr>
+        <w:t xml:space="preserve">2. Estrutura básica no </w:t>
+      </w:r>
+      <w:proofErr w:type="spellStart"/>
+      <w:r>
+        <w:rPr>
+          <w:b/>
+          <w:bCs/>
+        </w:rPr>
+        <w:t>data.json</w:t>
+      </w:r>
+      <w:proofErr w:type="spellEnd"/>
+    </w:p>
+    <w:p>
+      <w:pPr>
+        <w:rPr>
+          <w:color w:val="4472C4" w:themeColor="accent1"/>
+        </w:rPr>
+      </w:pPr>
+      <w:r>
+        <w:rPr>
+          <w:color w:val="4472C4" w:themeColor="accent1"/>
+        </w:rPr>
+        <w:t>{</w:t>
+      </w:r>
+    </w:p>
+    <w:p>
+      <w:pPr>
+        <w:rPr>
+          <w:color w:val="4472C4" w:themeColor="accent1"/>
+        </w:rPr>
+      </w:pPr>
+      <w:r>
+        <w:rPr>
+          <w:color w:val="4472C4" w:themeColor="accent1"/>
+        </w:rPr>
+        <w:t xml:space="preserve">  "</w:t>
+      </w:r>
+      <w:proofErr w:type="spellStart"/>
+      <w:r>
+        <w:rPr>
+          <w:color w:val="4472C4" w:themeColor="accent1"/>
+        </w:rPr>
+        <w:t>type</w:t>
+      </w:r>
+      <w:proofErr w:type="spellEnd"/>
+      <w:r>
+        <w:rPr>
+          <w:color w:val="4472C4" w:themeColor="accent1"/>
+        </w:rPr>
+        <w:t>": "</w:t>
+      </w:r>
+      <w:proofErr w:type="spellStart"/>
+      <w:r>
+        <w:rPr>
+          <w:color w:val="4472C4" w:themeColor="accent1"/>
+        </w:rPr>
+        <w:t>InfoBoxElement</w:t>
+      </w:r>
+      <w:proofErr w:type="spellEnd"/>
+      <w:r>
+        <w:rPr>
+          <w:color w:val="4472C4" w:themeColor="accent1"/>
+        </w:rPr>
+        <w:t>",</w:t>
+      </w:r>
+    </w:p>
+    <w:p>
+      <w:pPr>
+        <w:rPr>
+          <w:color w:val="4472C4" w:themeColor="accent1"/>
+        </w:rPr>
+      </w:pPr>
+      <w:r>
+        <w:rPr>
+          <w:color w:val="4472C4" w:themeColor="accent1"/>
+        </w:rPr>
+        <w:t xml:space="preserve">  "</w:t>
+      </w:r>
+      <w:proofErr w:type="spellStart"/>
+      <w:r>
+        <w:rPr>
+          <w:color w:val="4472C4" w:themeColor="accent1"/>
+        </w:rPr>
+        <w:t>title</w:t>
+      </w:r>
+      <w:proofErr w:type="spellEnd"/>
+      <w:r>
+        <w:rPr>
+          <w:color w:val="4472C4" w:themeColor="accent1"/>
+        </w:rPr>
+        <w:t>": "Info",</w:t>
+      </w:r>
+    </w:p>
+    <w:p>
+      <w:pPr>
+        <w:rPr>
+          <w:color w:val="4472C4" w:themeColor="accent1"/>
+        </w:rPr>
+      </w:pPr>
+      <w:r>
+        <w:rPr>
+          <w:color w:val="4472C4" w:themeColor="accent1"/>
+        </w:rPr>
+        <w:t xml:space="preserve">  "</w:t>
+      </w:r>
+      <w:proofErr w:type="spellStart"/>
+      <w:r>
+        <w:rPr>
+          <w:color w:val="4472C4" w:themeColor="accent1"/>
+        </w:rPr>
+        <w:t>elements</w:t>
+      </w:r>
+      <w:proofErr w:type="spellEnd"/>
+      <w:r>
+        <w:rPr>
+          <w:color w:val="4472C4" w:themeColor="accent1"/>
+        </w:rPr>
+        <w:t>": [</w:t>
+      </w:r>
+    </w:p>
+    <w:p>
+      <w:pPr>
+        <w:rPr>
+          <w:color w:val="4472C4" w:themeColor="accent1"/>
+        </w:rPr>
+      </w:pPr>
+      <w:r>
+        <w:rPr>
+          <w:color w:val="4472C4" w:themeColor="accent1"/>
+        </w:rPr>
+        <w:t xml:space="preserve">    {</w:t>
+      </w:r>
+    </w:p>
+    <w:p>
+      <w:pPr>
+        <w:rPr>
+          <w:color w:val="4472C4" w:themeColor="accent1"/>
+        </w:rPr>
+      </w:pPr>
+      <w:r>
+        <w:rPr>
+          <w:color w:val="4472C4" w:themeColor="accent1"/>
+        </w:rPr>
+        <w:t xml:space="preserve">      "</w:t>
+      </w:r>
+      <w:proofErr w:type="spellStart"/>
+      <w:r>
+        <w:rPr>
+          <w:color w:val="4472C4" w:themeColor="accent1"/>
+        </w:rPr>
+        <w:t>type</w:t>
+      </w:r>
+      <w:proofErr w:type="spellEnd"/>
+      <w:r>
+        <w:rPr>
+          <w:color w:val="4472C4" w:themeColor="accent1"/>
+        </w:rPr>
+        <w:t>": "</w:t>
+      </w:r>
+      <w:proofErr w:type="spellStart"/>
+      <w:r>
+        <w:rPr>
+          <w:color w:val="4472C4" w:themeColor="accent1"/>
+        </w:rPr>
+        <w:t>TextElement</w:t>
+      </w:r>
+      <w:proofErr w:type="spellEnd"/>
+      <w:r>
+        <w:rPr>
+          <w:color w:val="4472C4" w:themeColor="accent1"/>
+        </w:rPr>
+        <w:t>",</w:t>
+      </w:r>
+    </w:p>
+    <w:p>
+      <w:pPr>
+        <w:rPr>
+          <w:color w:val="4472C4" w:themeColor="accent1"/>
+        </w:rPr>
+      </w:pPr>
+      <w:r>
+        <w:rPr>
+          <w:color w:val="4472C4" w:themeColor="accent1"/>
+        </w:rPr>
+        <w:t xml:space="preserve">      "</w:t>
+      </w:r>
+      <w:proofErr w:type="spellStart"/>
+      <w:r>
+        <w:rPr>
+          <w:color w:val="4472C4" w:themeColor="accent1"/>
+        </w:rPr>
+        <w:t>styleName</w:t>
+      </w:r>
+      <w:proofErr w:type="spellEnd"/>
+      <w:r>
+        <w:rPr>
+          <w:color w:val="4472C4" w:themeColor="accent1"/>
+        </w:rPr>
+        <w:t>": "</w:t>
+      </w:r>
+      <w:proofErr w:type="spellStart"/>
+      <w:r>
+        <w:rPr>
+          <w:color w:val="4472C4" w:themeColor="accent1"/>
+        </w:rPr>
+        <w:t>paragraph</w:t>
+      </w:r>
+      <w:proofErr w:type="spellEnd"/>
+      <w:r>
+        <w:rPr>
+          <w:color w:val="4472C4" w:themeColor="accent1"/>
+        </w:rPr>
+        <w:t>",</w:t>
+      </w:r>
+    </w:p>
+    <w:p>
+      <w:pPr>
+        <w:rPr>
+          <w:color w:val="4472C4" w:themeColor="accent1"/>
+        </w:rPr>
+      </w:pPr>
+      <w:r>
+        <w:rPr>
+          <w:color w:val="4472C4" w:themeColor="accent1"/>
+        </w:rPr>
+        <w:t xml:space="preserve">      "</w:t>
+      </w:r>
+      <w:proofErr w:type="spellStart"/>
+      <w:r>
+        <w:rPr>
+          <w:color w:val="4472C4" w:themeColor="accent1"/>
+        </w:rPr>
+        <w:t>text</w:t>
+      </w:r>
+      <w:proofErr w:type="spellEnd"/>
+      <w:r>
+        <w:rPr>
+          <w:color w:val="4472C4" w:themeColor="accent1"/>
+        </w:rPr>
+        <w:t xml:space="preserve">": "Exemplo de informação extra que aparece dentro do </w:t>
+      </w:r>
+      <w:proofErr w:type="spellStart"/>
+      <w:r>
+        <w:rPr>
+          <w:color w:val="4472C4" w:themeColor="accent1"/>
         </w:rPr>
         <w:t>InfoBox</w:t>
       </w:r>
       <w:proofErr w:type="spellEnd"/>
       <w:r>
         <w:rPr>
-          <w:b/>
-          <w:bCs/>
-        </w:rPr>
-        <w:t>?</w:t>
-      </w:r>
-    </w:p>
-    <w:p>
-      <w:r>
-        <w:t xml:space="preserve">Um </w:t>
-      </w:r>
-      <w:proofErr w:type="spellStart"/>
+          <w:color w:val="4472C4" w:themeColor="accent1"/>
+        </w:rPr>
+        <w:t>."</w:t>
+      </w:r>
+    </w:p>
+    <w:p>
+      <w:pPr>
+        <w:rPr>
+          <w:color w:val="4472C4" w:themeColor="accent1"/>
+        </w:rPr>
+      </w:pPr>
+      <w:r>
+        <w:rPr>
+          <w:color w:val="4472C4" w:themeColor="accent1"/>
+        </w:rPr>
+        <w:t xml:space="preserve">    }</w:t>
+      </w:r>
+    </w:p>
+    <w:p>
+      <w:pPr>
+        <w:rPr>
+          <w:color w:val="4472C4" w:themeColor="accent1"/>
+        </w:rPr>
+      </w:pPr>
+      <w:r>
+        <w:rPr>
+          <w:color w:val="4472C4" w:themeColor="accent1"/>
+        </w:rPr>
+        <w:t xml:space="preserve">  ],</w:t>
+      </w:r>
+    </w:p>
+    <w:p>
+      <w:pPr>
+        <w:rPr>
+          <w:color w:val="4472C4" w:themeColor="accent1"/>
+        </w:rPr>
+      </w:pPr>
+      <w:r>
+        <w:rPr>
+          <w:color w:val="4472C4" w:themeColor="accent1"/>
+        </w:rPr>
+        <w:t xml:space="preserve">  "x": 932,</w:t>
+      </w:r>
+    </w:p>
+    <w:p>
+      <w:pPr>
+        <w:rPr>
+          <w:color w:val="4472C4" w:themeColor="accent1"/>
+        </w:rPr>
+      </w:pPr>
+      <w:r>
+        <w:rPr>
+          <w:color w:val="4472C4" w:themeColor="accent1"/>
+        </w:rPr>
+        <w:t xml:space="preserve">  "y": 476,</w:t>
+      </w:r>
+    </w:p>
+    <w:p>
+      <w:pPr>
+        <w:rPr>
+          <w:color w:val="4472C4" w:themeColor="accent1"/>
+        </w:rPr>
+      </w:pPr>
+      <w:r>
+        <w:rPr>
+          <w:color w:val="4472C4" w:themeColor="accent1"/>
+        </w:rPr>
+        <w:t xml:space="preserve">  "</w:t>
+      </w:r>
+      <w:proofErr w:type="spellStart"/>
+      <w:r>
+        <w:rPr>
+          <w:color w:val="4472C4" w:themeColor="accent1"/>
+        </w:rPr>
+        <w:t>anchorCorner</w:t>
+      </w:r>
+      <w:proofErr w:type="spellEnd"/>
+      <w:r>
+        <w:rPr>
+          <w:color w:val="4472C4" w:themeColor="accent1"/>
+        </w:rPr>
+        <w:t>": "</w:t>
+      </w:r>
+      <w:proofErr w:type="spellStart"/>
+      <w:r>
+        <w:rPr>
+          <w:color w:val="4472C4" w:themeColor="accent1"/>
+        </w:rPr>
+        <w:t>bottom-left</w:t>
+      </w:r>
+      <w:proofErr w:type="spellEnd"/>
+      <w:r>
+        <w:rPr>
+          <w:color w:val="4472C4" w:themeColor="accent1"/>
+        </w:rPr>
+        <w:t>",</w:t>
+      </w:r>
+    </w:p>
+    <w:p>
+      <w:pPr>
+        <w:rPr>
+          <w:color w:val="4472C4" w:themeColor="accent1"/>
+        </w:rPr>
+      </w:pPr>
+      <w:r>
+        <w:rPr>
+          <w:color w:val="4472C4" w:themeColor="accent1"/>
+        </w:rPr>
+        <w:t xml:space="preserve">  "</w:t>
+      </w:r>
+      <w:proofErr w:type="spellStart"/>
+      <w:r>
+        <w:rPr>
+          <w:color w:val="4472C4" w:themeColor="accent1"/>
+        </w:rPr>
+        <w:t>anchorSelector</w:t>
+      </w:r>
+      <w:proofErr w:type="spellEnd"/>
+      <w:r>
+        <w:rPr>
+          <w:color w:val="4472C4" w:themeColor="accent1"/>
+        </w:rPr>
+        <w:t>": "</w:t>
+      </w:r>
+      <w:proofErr w:type="spellStart"/>
+      <w:r>
+        <w:rPr>
+          <w:color w:val="4472C4" w:themeColor="accent1"/>
+        </w:rPr>
+        <w:t>img</w:t>
+      </w:r>
+      <w:proofErr w:type="spellEnd"/>
+      <w:r>
+        <w:rPr>
+          <w:color w:val="4472C4" w:themeColor="accent1"/>
+        </w:rPr>
+        <w:t>",</w:t>
+      </w:r>
+    </w:p>
+    <w:p>
+      <w:pPr>
+        <w:rPr>
+          <w:color w:val="4472C4" w:themeColor="accent1"/>
+        </w:rPr>
+      </w:pPr>
+      <w:r>
+        <w:rPr>
+          <w:color w:val="4472C4" w:themeColor="accent1"/>
+        </w:rPr>
+        <w:t xml:space="preserve">  "</w:t>
+      </w:r>
+      <w:proofErr w:type="spellStart"/>
+      <w:r>
+        <w:rPr>
+          <w:color w:val="4472C4" w:themeColor="accent1"/>
+        </w:rPr>
+        <w:t>mode</w:t>
+      </w:r>
+      <w:proofErr w:type="spellEnd"/>
+      <w:r>
+        <w:rPr>
+          <w:color w:val="4472C4" w:themeColor="accent1"/>
+        </w:rPr>
+        <w:t>": "</w:t>
+      </w:r>
+      <w:proofErr w:type="spellStart"/>
+      <w:r>
+        <w:rPr>
+          <w:color w:val="4472C4" w:themeColor="accent1"/>
+        </w:rPr>
+        <w:t>verticalGroup</w:t>
+      </w:r>
+      <w:proofErr w:type="spellEnd"/>
+      <w:r>
+        <w:rPr>
+          <w:color w:val="4472C4" w:themeColor="accent1"/>
+        </w:rPr>
+        <w:t>",</w:t>
+      </w:r>
+    </w:p>
+    <w:p>
+      <w:pPr>
+        <w:rPr>
+          <w:color w:val="4472C4" w:themeColor="accent1"/>
+        </w:rPr>
+      </w:pPr>
+      <w:r>
+        <w:rPr>
+          <w:color w:val="4472C4" w:themeColor="accent1"/>
+        </w:rPr>
+        <w:t xml:space="preserve">  "</w:t>
+      </w:r>
+      <w:proofErr w:type="spellStart"/>
+      <w:r>
+        <w:rPr>
+          <w:color w:val="4472C4" w:themeColor="accent1"/>
+        </w:rPr>
+        <w:t>horizontalAlign</w:t>
+      </w:r>
+      <w:proofErr w:type="spellEnd"/>
+      <w:r>
+        <w:rPr>
+          <w:color w:val="4472C4" w:themeColor="accent1"/>
+        </w:rPr>
+        <w:t>": "</w:t>
+      </w:r>
+      <w:proofErr w:type="spellStart"/>
+      <w:r>
+        <w:rPr>
+          <w:color w:val="4472C4" w:themeColor="accent1"/>
+        </w:rPr>
+        <w:t>left</w:t>
+      </w:r>
+      <w:proofErr w:type="spellEnd"/>
+      <w:r>
+        <w:rPr>
+          <w:color w:val="4472C4" w:themeColor="accent1"/>
+        </w:rPr>
+        <w:t>",</w:t>
+      </w:r>
+    </w:p>
+    <w:p>
+      <w:pPr>
+        <w:rPr>
+          <w:color w:val="4472C4" w:themeColor="accent1"/>
+        </w:rPr>
+      </w:pPr>
+      <w:r>
+        <w:rPr>
+          <w:color w:val="4472C4" w:themeColor="accent1"/>
+        </w:rPr>
+        <w:t xml:space="preserve">  "</w:t>
+      </w:r>
+      <w:proofErr w:type="spellStart"/>
+      <w:r>
+        <w:rPr>
+          <w:color w:val="4472C4" w:themeColor="accent1"/>
+        </w:rPr>
+        <w:t>verticalAlign</w:t>
+      </w:r>
+      <w:proofErr w:type="spellEnd"/>
+      <w:r>
+        <w:rPr>
+          <w:color w:val="4472C4" w:themeColor="accent1"/>
+        </w:rPr>
+        <w:t>": "top",</w:t>
+      </w:r>
+    </w:p>
+    <w:p>
+      <w:pPr>
+        <w:rPr>
+          <w:color w:val="4472C4" w:themeColor="accent1"/>
+        </w:rPr>
+      </w:pPr>
+      <w:r>
+        <w:rPr>
+          <w:color w:val="4472C4" w:themeColor="accent1"/>
+        </w:rPr>
+        <w:lastRenderedPageBreak/>
+        <w:t xml:space="preserve">  "</w:t>
+      </w:r>
+      <w:proofErr w:type="spellStart"/>
+      <w:r>
+        <w:rPr>
+          <w:color w:val="4472C4" w:themeColor="accent1"/>
+        </w:rPr>
+        <w:t>fillHeight</w:t>
+      </w:r>
+      <w:proofErr w:type="spellEnd"/>
+      <w:r>
+        <w:rPr>
+          <w:color w:val="4472C4" w:themeColor="accent1"/>
+        </w:rPr>
+        <w:t>": false,</w:t>
+      </w:r>
+    </w:p>
+    <w:p>
+      <w:pPr>
+        <w:rPr>
+          <w:color w:val="4472C4" w:themeColor="accent1"/>
+        </w:rPr>
+      </w:pPr>
+      <w:r>
+        <w:rPr>
+          <w:color w:val="4472C4" w:themeColor="accent1"/>
+        </w:rPr>
+        <w:t xml:space="preserve">  "</w:t>
+      </w:r>
+      <w:proofErr w:type="spellStart"/>
+      <w:r>
+        <w:rPr>
+          <w:color w:val="4472C4" w:themeColor="accent1"/>
+        </w:rPr>
+        <w:t>triggerContent</w:t>
+      </w:r>
+      <w:proofErr w:type="spellEnd"/>
+      <w:r>
+        <w:rPr>
+          <w:color w:val="4472C4" w:themeColor="accent1"/>
+        </w:rPr>
+        <w:t>": "&lt;</w:t>
+      </w:r>
+      <w:proofErr w:type="spellStart"/>
+      <w:r>
+        <w:rPr>
+          <w:color w:val="4472C4" w:themeColor="accent1"/>
+        </w:rPr>
+        <w:t>span</w:t>
+      </w:r>
+      <w:proofErr w:type="spellEnd"/>
+      <w:r>
+        <w:rPr>
+          <w:color w:val="4472C4" w:themeColor="accent1"/>
+        </w:rPr>
+        <w:t>&gt;?&lt;/</w:t>
+      </w:r>
+      <w:proofErr w:type="spellStart"/>
+      <w:r>
+        <w:rPr>
+          <w:color w:val="4472C4" w:themeColor="accent1"/>
+        </w:rPr>
+        <w:t>span</w:t>
+      </w:r>
+      <w:proofErr w:type="spellEnd"/>
+      <w:r>
+        <w:rPr>
+          <w:color w:val="4472C4" w:themeColor="accent1"/>
+        </w:rPr>
+        <w:t>&gt;"</w:t>
+      </w:r>
+    </w:p>
+    <w:p>
+      <w:pPr>
+        <w:rPr>
+          <w:color w:val="4472C4" w:themeColor="accent1"/>
+        </w:rPr>
+      </w:pPr>
+      <w:r>
+        <w:rPr>
+          <w:color w:val="4472C4" w:themeColor="accent1"/>
+        </w:rPr>
+        <w:t>}</w:t>
+      </w:r>
+    </w:p>
+    <w:p>
+      <w:pPr>
+        <w:rPr>
+          <w:color w:val="4472C4" w:themeColor="accent1"/>
+        </w:rPr>
+      </w:pPr>
+    </w:p>
+    <w:p>
+      <w:pPr>
+        <w:rPr>
+          <w:b/>
+          <w:bCs/>
+        </w:rPr>
+      </w:pPr>
+      <w:r>
+        <w:rPr>
+          <w:b/>
+          <w:bCs/>
+        </w:rPr>
+        <w:t>3. Principais Propriedades</w:t>
+      </w:r>
+    </w:p>
+    <w:p>
+      <w:pPr>
+        <w:rPr>
+          <w:b/>
+          <w:bCs/>
+        </w:rPr>
+      </w:pPr>
+      <w:r>
+        <w:rPr>
+          <w:rFonts w:ascii="Segoe UI Emoji" w:hAnsi="Segoe UI Emoji" w:cs="Segoe UI Emoji"/>
+          <w:b/>
+          <w:bCs/>
+        </w:rPr>
+        <w:t>🔘</w:t>
+      </w:r>
+      <w:r>
+        <w:rPr>
+          <w:b/>
+          <w:bCs/>
+        </w:rPr>
+        <w:t xml:space="preserve"> Posição do Botão</w:t>
+      </w:r>
+    </w:p>
+    <w:p>
+      <w:pPr>
+        <w:numPr>
+          <w:ilvl w:val="0"/>
+          <w:numId w:val="5"/>
+        </w:numPr>
+      </w:pPr>
+      <w:r>
+        <w:rPr>
+          <w:b/>
+          <w:bCs/>
+        </w:rPr>
+        <w:t>x</w:t>
+      </w:r>
+      <w:r>
+        <w:t xml:space="preserve">: deslocamento horizontal (em </w:t>
+      </w:r>
+      <w:proofErr w:type="spellStart"/>
+      <w:r>
+        <w:t>px</w:t>
+      </w:r>
+      <w:proofErr w:type="spellEnd"/>
+      <w:r>
+        <w:t>) a partir da âncora definida.</w:t>
+      </w:r>
+    </w:p>
+    <w:p>
+      <w:pPr>
+        <w:numPr>
+          <w:ilvl w:val="0"/>
+          <w:numId w:val="5"/>
+        </w:numPr>
+      </w:pPr>
+      <w:r>
+        <w:rPr>
+          <w:b/>
+          <w:bCs/>
+        </w:rPr>
+        <w:t>y</w:t>
+      </w:r>
+      <w:r>
+        <w:t xml:space="preserve">: deslocamento vertical (em </w:t>
+      </w:r>
+      <w:proofErr w:type="spellStart"/>
+      <w:r>
+        <w:t>px</w:t>
+      </w:r>
+      <w:proofErr w:type="spellEnd"/>
+      <w:r>
+        <w:t>).</w:t>
+      </w:r>
+    </w:p>
+    <w:p>
+      <w:pPr>
+        <w:numPr>
+          <w:ilvl w:val="0"/>
+          <w:numId w:val="5"/>
+        </w:numPr>
+      </w:pPr>
+      <w:proofErr w:type="spellStart"/>
+      <w:r>
+        <w:rPr>
+          <w:b/>
+          <w:bCs/>
+        </w:rPr>
+        <w:t>anchorCorner</w:t>
+      </w:r>
+      <w:proofErr w:type="spellEnd"/>
+      <w:r>
+        <w:t>: define qual canto do elemento-âncora será usado como base:</w:t>
+      </w:r>
+    </w:p>
+    <w:p>
+      <w:pPr>
+        <w:numPr>
+          <w:ilvl w:val="1"/>
+          <w:numId w:val="5"/>
+        </w:numPr>
+      </w:pPr>
+      <w:r>
+        <w:t>"top-</w:t>
+      </w:r>
+      <w:proofErr w:type="spellStart"/>
+      <w:r>
+        <w:t>left</w:t>
+      </w:r>
+      <w:proofErr w:type="spellEnd"/>
+      <w:r>
+        <w:t>"</w:t>
+      </w:r>
+    </w:p>
+    <w:p>
+      <w:pPr>
+        <w:numPr>
+          <w:ilvl w:val="1"/>
+          <w:numId w:val="5"/>
+        </w:numPr>
+      </w:pPr>
+      <w:r>
+        <w:t>"top-</w:t>
+      </w:r>
+      <w:proofErr w:type="spellStart"/>
+      <w:r>
+        <w:t>right</w:t>
+      </w:r>
+      <w:proofErr w:type="spellEnd"/>
+      <w:r>
+        <w:t>"</w:t>
+      </w:r>
+    </w:p>
+    <w:p>
+      <w:pPr>
+        <w:numPr>
+          <w:ilvl w:val="1"/>
+          <w:numId w:val="5"/>
+        </w:numPr>
+      </w:pPr>
+      <w:r>
+        <w:t>"</w:t>
+      </w:r>
+      <w:proofErr w:type="spellStart"/>
+      <w:r>
+        <w:t>bottom-left</w:t>
+      </w:r>
+      <w:proofErr w:type="spellEnd"/>
+      <w:r>
+        <w:t>"</w:t>
+      </w:r>
+    </w:p>
+    <w:p>
+      <w:pPr>
+        <w:numPr>
+          <w:ilvl w:val="1"/>
+          <w:numId w:val="5"/>
+        </w:numPr>
+      </w:pPr>
+      <w:r>
+        <w:t>"</w:t>
+      </w:r>
+      <w:proofErr w:type="spellStart"/>
+      <w:r>
+        <w:t>bottom-right</w:t>
+      </w:r>
+      <w:proofErr w:type="spellEnd"/>
+      <w:r>
+        <w:t>"</w:t>
+      </w:r>
+    </w:p>
+    <w:p>
+      <w:pPr>
+        <w:numPr>
+          <w:ilvl w:val="0"/>
+          <w:numId w:val="5"/>
+        </w:numPr>
+      </w:pPr>
+      <w:proofErr w:type="spellStart"/>
+      <w:r>
+        <w:rPr>
+          <w:b/>
+          <w:bCs/>
+        </w:rPr>
+        <w:t>anchorSelector</w:t>
+      </w:r>
+      <w:proofErr w:type="spellEnd"/>
+      <w:r>
+        <w:t>: seletor CSS que identifica o elemento no qual o botão deve se ancorar (ex.: "</w:t>
+      </w:r>
+      <w:proofErr w:type="spellStart"/>
+      <w:r>
+        <w:t>img</w:t>
+      </w:r>
+      <w:proofErr w:type="spellEnd"/>
+      <w:r>
+        <w:t>", "</w:t>
+      </w:r>
+      <w:proofErr w:type="spellStart"/>
+      <w:r>
+        <w:t>figure.image-element</w:t>
+      </w:r>
+      <w:proofErr w:type="spellEnd"/>
+      <w:r>
+        <w:t xml:space="preserve"> </w:t>
+      </w:r>
+      <w:proofErr w:type="spellStart"/>
+      <w:r>
+        <w:t>img</w:t>
+      </w:r>
+      <w:proofErr w:type="spellEnd"/>
+      <w:r>
+        <w:t>", ".</w:t>
+      </w:r>
+      <w:proofErr w:type="spellStart"/>
+      <w:r>
+        <w:t>text-element</w:t>
+      </w:r>
+      <w:proofErr w:type="spellEnd"/>
+      <w:r>
+        <w:t>").</w:t>
+      </w:r>
+    </w:p>
+    <w:p>
+      <w:pPr>
+        <w:numPr>
+          <w:ilvl w:val="1"/>
+          <w:numId w:val="5"/>
+        </w:numPr>
+      </w:pPr>
+      <w:r>
+        <w:t>Se ausente, o sistema tenta usar o último elemento renderizado.</w:t>
+      </w:r>
+    </w:p>
+    <w:p>
+      <w:pPr>
+        <w:numPr>
+          <w:ilvl w:val="1"/>
+          <w:numId w:val="5"/>
+        </w:numPr>
+      </w:pPr>
+      <w:r>
+        <w:t>Caso seja um &lt;figure&gt;, ele automaticamente busca o &lt;</w:t>
+      </w:r>
+      <w:proofErr w:type="spellStart"/>
+      <w:r>
+        <w:t>img</w:t>
+      </w:r>
+      <w:proofErr w:type="spellEnd"/>
+      <w:r>
+        <w:t>&gt; interno.</w:t>
+      </w:r>
+    </w:p>
+    <w:p>
+      <w:r>
+        <w:pict w14:anchorId="15DEEFF4">
+          <v:rect id="_x0000_i1061" style="width:0;height:1.5pt" o:hralign="center" o:hrstd="t" o:hr="t" fillcolor="#a0a0a0" stroked="f"/>
+        </w:pict>
+      </w:r>
+    </w:p>
+    <w:p>
+      <w:pPr>
+        <w:rPr>
+          <w:b/>
+          <w:bCs/>
+        </w:rPr>
+      </w:pPr>
+      <w:r>
+        <w:rPr>
+          <w:rFonts w:ascii="Segoe UI Emoji" w:hAnsi="Segoe UI Emoji" w:cs="Segoe UI Emoji"/>
+          <w:b/>
+          <w:bCs/>
+        </w:rPr>
+        <w:t>🔘</w:t>
+      </w:r>
+      <w:r>
+        <w:rPr>
+          <w:b/>
+          <w:bCs/>
+        </w:rPr>
+        <w:t xml:space="preserve"> Aparência do Botão</w:t>
+      </w:r>
+    </w:p>
+    <w:p>
+      <w:pPr>
+        <w:numPr>
+          <w:ilvl w:val="0"/>
+          <w:numId w:val="6"/>
+        </w:numPr>
+      </w:pPr>
+      <w:proofErr w:type="spellStart"/>
+      <w:r>
+        <w:rPr>
+          <w:b/>
+          <w:bCs/>
+        </w:rPr>
+        <w:t>triggerContent</w:t>
+      </w:r>
+      <w:proofErr w:type="spellEnd"/>
+      <w:r>
+        <w:t xml:space="preserve"> </w:t>
+      </w:r>
       <w:r>
         <w:rPr>
           <w:i/>
           <w:iCs/>
         </w:rPr>
-        <w:t>InfoBox</w:t>
-      </w:r>
-      <w:proofErr w:type="spellEnd"/>
-      <w:r>
-        <w:t xml:space="preserve"> é um pequeno botão circular amarelo com a letra </w:t>
-      </w:r>
-      <w:r>
-        <w:rPr>
-          <w:i/>
-          <w:iCs/>
-        </w:rPr>
-        <w:t>i</w:t>
-      </w:r>
-      <w:r>
-        <w:t xml:space="preserve">. Ele aparece sobre um slide e, ao ser clicado, abre uma janela (modal) com informações adicionais. O botão é criado por uma função </w:t>
-      </w:r>
-      <w:proofErr w:type="spellStart"/>
-      <w:r>
-        <w:t>JavaScript</w:t>
-      </w:r>
-      <w:proofErr w:type="spellEnd"/>
-      <w:r>
-        <w:t xml:space="preserve"> que insere um elemento &lt;</w:t>
-      </w:r>
-      <w:proofErr w:type="spellStart"/>
-      <w:r>
-        <w:t>button</w:t>
-      </w:r>
-      <w:proofErr w:type="spellEnd"/>
-      <w:r>
-        <w:t>&gt; no contêiner de elementos do slide</w:t>
-      </w:r>
-      <w:hyperlink r:id="rId5" w:anchor=":~:text=,element.title" w:tgtFrame="_blank" w:history="1">
-        <w:r>
-          <w:rPr>
-            <w:rStyle w:val="Hyperlink"/>
-          </w:rPr>
-          <w:t>raw.githubusercontent.com</w:t>
-        </w:r>
-      </w:hyperlink>
-      <w:r>
-        <w:t>. O estilo visual (cor, tamanho, sombra e animação) é definido no arquivo de estilos da aplicação</w:t>
-      </w:r>
-      <w:hyperlink r:id="rId6" w:anchor=":~:text=.infobox,2%29%3B" w:tgtFrame="_blank" w:history="1">
-        <w:r>
-          <w:rPr>
-            <w:rStyle w:val="Hyperlink"/>
-          </w:rPr>
-          <w:t>raw.githubusercontent.com</w:t>
-        </w:r>
-      </w:hyperlink>
-      <w:r>
-        <w:t>.</w:t>
-      </w:r>
-    </w:p>
-    <w:p>
-      <w:r>
-        <w:t xml:space="preserve">No </w:t>
-      </w:r>
-      <w:proofErr w:type="spellStart"/>
-      <w:proofErr w:type="gramStart"/>
-      <w:r>
-        <w:t>data.json</w:t>
-      </w:r>
-      <w:proofErr w:type="spellEnd"/>
-      <w:proofErr w:type="gramEnd"/>
-      <w:r>
-        <w:t xml:space="preserve"> cada </w:t>
-      </w:r>
-      <w:proofErr w:type="spellStart"/>
-      <w:r>
-        <w:t>InfoBox</w:t>
-      </w:r>
-      <w:proofErr w:type="spellEnd"/>
-      <w:r>
-        <w:t xml:space="preserve"> é representado por um objeto do tipo </w:t>
-      </w:r>
-      <w:proofErr w:type="spellStart"/>
-      <w:r>
-        <w:t>InfoBoxElement</w:t>
-      </w:r>
-      <w:proofErr w:type="spellEnd"/>
-      <w:r>
-        <w:t>. Este objeto contém um título, um deslocamento em pixels (x e y) e uma lista de elementos que serão mostrados na janela modal.</w:t>
-      </w:r>
-    </w:p>
-    <w:p>
-      <w:pPr>
-        <w:rPr>
-          <w:b/>
-          <w:bCs/>
-        </w:rPr>
-      </w:pPr>
-      <w:r>
-        <w:rPr>
-          <w:b/>
-          <w:bCs/>
-        </w:rPr>
-        <w:t>Conceitos básicos de posicionamento</w:t>
+        <w:t>(opcional)</w:t>
+      </w:r>
+      <w:r>
+        <w:t>: HTML para o conteúdo do botão.</w:t>
+      </w:r>
+    </w:p>
+    <w:p>
+      <w:pPr>
+        <w:numPr>
+          <w:ilvl w:val="1"/>
+          <w:numId w:val="6"/>
+        </w:numPr>
+      </w:pPr>
+      <w:r>
+        <w:t>Exemplo: "</w:t>
+      </w:r>
+      <w:proofErr w:type="spellStart"/>
+      <w:r>
+        <w:t>triggerContent</w:t>
+      </w:r>
+      <w:proofErr w:type="spellEnd"/>
+      <w:r>
+        <w:t>": "&lt;</w:t>
+      </w:r>
+      <w:proofErr w:type="spellStart"/>
+      <w:r>
+        <w:t>span</w:t>
+      </w:r>
+      <w:proofErr w:type="spellEnd"/>
+      <w:r>
+        <w:t>&gt;?&lt;/</w:t>
+      </w:r>
+      <w:proofErr w:type="spellStart"/>
+      <w:r>
+        <w:t>span</w:t>
+      </w:r>
+      <w:proofErr w:type="spellEnd"/>
+      <w:r>
+        <w:t>&gt;"</w:t>
+      </w:r>
+    </w:p>
+    <w:p>
+      <w:pPr>
+        <w:numPr>
+          <w:ilvl w:val="1"/>
+          <w:numId w:val="6"/>
+        </w:numPr>
+      </w:pPr>
+      <w:r>
+        <w:t>Se ausente, o valor padrão é "i".</w:t>
+      </w:r>
+    </w:p>
+    <w:p>
+      <w:r>
+        <w:pict w14:anchorId="24A812B3">
+          <v:rect id="_x0000_i1062" style="width:0;height:1.5pt" o:hralign="center" o:hrstd="t" o:hr="t" fillcolor="#a0a0a0" stroked="f"/>
+        </w:pict>
+      </w:r>
+    </w:p>
+    <w:p>
+      <w:pPr>
+        <w:rPr>
+          <w:b/>
+          <w:bCs/>
+        </w:rPr>
+      </w:pPr>
+      <w:r>
+        <w:rPr>
+          <w:rFonts w:ascii="Segoe UI Emoji" w:hAnsi="Segoe UI Emoji" w:cs="Segoe UI Emoji"/>
+          <w:b/>
+          <w:bCs/>
+        </w:rPr>
+        <w:t>🔘</w:t>
+      </w:r>
+      <w:r>
+        <w:rPr>
+          <w:b/>
+          <w:bCs/>
+        </w:rPr>
+        <w:t xml:space="preserve"> Conteúdo da Caixa Modal</w:t>
       </w:r>
     </w:p>
     <w:p>
       <w:pPr>
         <w:numPr>
           <w:ilvl w:val="0"/>
-          <w:numId w:val="1"/>
+          <w:numId w:val="7"/>
         </w:numPr>
       </w:pPr>
-      <w:r>
-        <w:rPr>
-          <w:b/>
-          <w:bCs/>
-        </w:rPr>
-        <w:t>Âncora (</w:t>
-      </w:r>
-      <w:proofErr w:type="spellStart"/>
-      <w:r>
-        <w:rPr>
-          <w:b/>
-          <w:bCs/>
-        </w:rPr>
-        <w:t>anchor</w:t>
-      </w:r>
-      <w:proofErr w:type="spellEnd"/>
-      <w:r>
-        <w:rPr>
-          <w:b/>
-          <w:bCs/>
-        </w:rPr>
-        <w:t>)</w:t>
-      </w:r>
-      <w:r>
-        <w:t xml:space="preserve"> – Para colocar o </w:t>
-      </w:r>
-      <w:proofErr w:type="spellStart"/>
-      <w:r>
-        <w:t>InfoBox</w:t>
-      </w:r>
-      <w:proofErr w:type="spellEnd"/>
-      <w:r>
-        <w:t xml:space="preserve"> em uma posição apropriada, o script procura o último elemento renderizado no contêiner que </w:t>
-      </w:r>
-      <w:r>
-        <w:rPr>
-          <w:b/>
-          <w:bCs/>
-        </w:rPr>
-        <w:t>não</w:t>
-      </w:r>
-      <w:r>
-        <w:t xml:space="preserve"> seja outro InfoBox</w:t>
-      </w:r>
-      <w:hyperlink r:id="rId7" w:anchor=":~:text=,if%20%28%21button.isConnected%29%20return" w:tgtFrame="_blank" w:history="1">
-        <w:r>
-          <w:rPr>
-            <w:rStyle w:val="Hyperlink"/>
-          </w:rPr>
-          <w:t>raw.githubusercontent.com</w:t>
-        </w:r>
-      </w:hyperlink>
-      <w:r>
-        <w:t xml:space="preserve">. Esse elemento é chamado de </w:t>
-      </w:r>
-      <w:r>
-        <w:rPr>
-          <w:i/>
-          <w:iCs/>
-        </w:rPr>
-        <w:t xml:space="preserve">â </w:t>
-      </w:r>
-      <w:proofErr w:type="spellStart"/>
-      <w:r>
-        <w:rPr>
-          <w:i/>
-          <w:iCs/>
-        </w:rPr>
-        <w:t>ncora</w:t>
-      </w:r>
-      <w:proofErr w:type="spellEnd"/>
-      <w:r>
-        <w:t xml:space="preserve"> porque serve como referência para calcular a posição do botão.</w:t>
+      <w:proofErr w:type="spellStart"/>
+      <w:r>
+        <w:rPr>
+          <w:b/>
+          <w:bCs/>
+        </w:rPr>
+        <w:t>title</w:t>
+      </w:r>
+      <w:proofErr w:type="spellEnd"/>
+      <w:r>
+        <w:t>: Título exibido no topo da caixa.</w:t>
       </w:r>
     </w:p>
     <w:p>
       <w:pPr>
         <w:numPr>
           <w:ilvl w:val="0"/>
-          <w:numId w:val="1"/>
+          <w:numId w:val="7"/>
         </w:numPr>
       </w:pPr>
-      <w:r>
-        <w:rPr>
-          <w:b/>
-          <w:bCs/>
-        </w:rPr>
-        <w:t>Modo de ancoragem</w:t>
-      </w:r>
-      <w:r>
-        <w:t> – O comportamento padrão (</w:t>
-      </w:r>
-      <w:proofErr w:type="spellStart"/>
-      <w:r>
-        <w:t>auto-prev</w:t>
-      </w:r>
-      <w:proofErr w:type="spellEnd"/>
-      <w:r>
-        <w:t>) usa a âncora automaticamente (último elemento). Há também um modo container, que ignora o elemento anterior e usa o canto do contêiner de slides como referência.</w:t>
+      <w:proofErr w:type="spellStart"/>
+      <w:r>
+        <w:rPr>
+          <w:b/>
+          <w:bCs/>
+        </w:rPr>
+        <w:t>elements</w:t>
+      </w:r>
+      <w:proofErr w:type="spellEnd"/>
+      <w:r>
+        <w:t xml:space="preserve">: </w:t>
+      </w:r>
+      <w:proofErr w:type="spellStart"/>
+      <w:r>
+        <w:t>Array</w:t>
+      </w:r>
+      <w:proofErr w:type="spellEnd"/>
+      <w:r>
+        <w:t xml:space="preserve"> com os elementos internos (</w:t>
+      </w:r>
+      <w:proofErr w:type="spellStart"/>
+      <w:r>
+        <w:t>TextElement</w:t>
+      </w:r>
+      <w:proofErr w:type="spellEnd"/>
+      <w:r>
+        <w:t xml:space="preserve">, </w:t>
+      </w:r>
+      <w:proofErr w:type="spellStart"/>
+      <w:r>
+        <w:t>ListElement</w:t>
+      </w:r>
+      <w:proofErr w:type="spellEnd"/>
+      <w:r>
+        <w:t xml:space="preserve">, </w:t>
+      </w:r>
+      <w:proofErr w:type="spellStart"/>
+      <w:r>
+        <w:t>ImageElement</w:t>
+      </w:r>
+      <w:proofErr w:type="spellEnd"/>
+      <w:r>
+        <w:t>, etc.).</w:t>
+      </w:r>
+    </w:p>
+    <w:p>
+      <w:pPr>
+        <w:numPr>
+          <w:ilvl w:val="1"/>
+          <w:numId w:val="7"/>
+        </w:numPr>
+      </w:pPr>
+      <w:r>
+        <w:t xml:space="preserve">A caixa do </w:t>
+      </w:r>
+      <w:proofErr w:type="spellStart"/>
+      <w:r>
+        <w:t>InfoBox</w:t>
+      </w:r>
+      <w:proofErr w:type="spellEnd"/>
+      <w:r>
+        <w:t xml:space="preserve"> é, na prática, um </w:t>
+      </w:r>
+      <w:proofErr w:type="spellStart"/>
+      <w:r>
+        <w:rPr>
+          <w:b/>
+          <w:bCs/>
+        </w:rPr>
+        <w:t>GroupElement</w:t>
+      </w:r>
+      <w:proofErr w:type="spellEnd"/>
+      <w:r>
+        <w:t xml:space="preserve"> estilizado.</w:t>
+      </w:r>
+    </w:p>
+    <w:p>
+      <w:r>
+        <w:lastRenderedPageBreak/>
+        <w:t>Exemplo:</w:t>
+      </w:r>
+    </w:p>
+    <w:p>
+      <w:pPr>
+        <w:rPr>
+          <w:color w:val="4472C4" w:themeColor="accent1"/>
+        </w:rPr>
+      </w:pPr>
+      <w:r>
+        <w:rPr>
+          <w:color w:val="4472C4" w:themeColor="accent1"/>
+        </w:rPr>
+        <w:t>"</w:t>
+      </w:r>
+      <w:proofErr w:type="spellStart"/>
+      <w:r>
+        <w:rPr>
+          <w:color w:val="4472C4" w:themeColor="accent1"/>
+        </w:rPr>
+        <w:t>elements</w:t>
+      </w:r>
+      <w:proofErr w:type="spellEnd"/>
+      <w:r>
+        <w:rPr>
+          <w:color w:val="4472C4" w:themeColor="accent1"/>
+        </w:rPr>
+        <w:t>": [</w:t>
+      </w:r>
+    </w:p>
+    <w:p>
+      <w:pPr>
+        <w:rPr>
+          <w:color w:val="4472C4" w:themeColor="accent1"/>
+        </w:rPr>
+      </w:pPr>
+      <w:r>
+        <w:rPr>
+          <w:color w:val="4472C4" w:themeColor="accent1"/>
+        </w:rPr>
+        <w:t xml:space="preserve">  { "</w:t>
+      </w:r>
+      <w:proofErr w:type="spellStart"/>
+      <w:r>
+        <w:rPr>
+          <w:color w:val="4472C4" w:themeColor="accent1"/>
+        </w:rPr>
+        <w:t>type</w:t>
+      </w:r>
+      <w:proofErr w:type="spellEnd"/>
+      <w:r>
+        <w:rPr>
+          <w:color w:val="4472C4" w:themeColor="accent1"/>
+        </w:rPr>
+        <w:t>": "</w:t>
+      </w:r>
+      <w:proofErr w:type="spellStart"/>
+      <w:r>
+        <w:rPr>
+          <w:color w:val="4472C4" w:themeColor="accent1"/>
+        </w:rPr>
+        <w:t>TextElement</w:t>
+      </w:r>
+      <w:proofErr w:type="spellEnd"/>
+      <w:r>
+        <w:rPr>
+          <w:color w:val="4472C4" w:themeColor="accent1"/>
+        </w:rPr>
+        <w:t>", "</w:t>
+      </w:r>
+      <w:proofErr w:type="spellStart"/>
+      <w:r>
+        <w:rPr>
+          <w:color w:val="4472C4" w:themeColor="accent1"/>
+        </w:rPr>
+        <w:t>styleName</w:t>
+      </w:r>
+      <w:proofErr w:type="spellEnd"/>
+      <w:r>
+        <w:rPr>
+          <w:color w:val="4472C4" w:themeColor="accent1"/>
+        </w:rPr>
+        <w:t>": "</w:t>
+      </w:r>
+      <w:proofErr w:type="spellStart"/>
+      <w:r>
+        <w:rPr>
+          <w:color w:val="4472C4" w:themeColor="accent1"/>
+        </w:rPr>
+        <w:t>paragraph</w:t>
+      </w:r>
+      <w:proofErr w:type="spellEnd"/>
+      <w:r>
+        <w:rPr>
+          <w:color w:val="4472C4" w:themeColor="accent1"/>
+        </w:rPr>
+        <w:t>", "</w:t>
+      </w:r>
+      <w:proofErr w:type="spellStart"/>
+      <w:r>
+        <w:rPr>
+          <w:color w:val="4472C4" w:themeColor="accent1"/>
+        </w:rPr>
+        <w:t>text</w:t>
+      </w:r>
+      <w:proofErr w:type="spellEnd"/>
+      <w:r>
+        <w:rPr>
+          <w:color w:val="4472C4" w:themeColor="accent1"/>
+        </w:rPr>
+        <w:t>": "Descrição detalhada." },</w:t>
+      </w:r>
+    </w:p>
+    <w:p>
+      <w:pPr>
+        <w:rPr>
+          <w:color w:val="4472C4" w:themeColor="accent1"/>
+        </w:rPr>
+      </w:pPr>
+      <w:r>
+        <w:rPr>
+          <w:color w:val="4472C4" w:themeColor="accent1"/>
+        </w:rPr>
+        <w:t xml:space="preserve">  { "</w:t>
+      </w:r>
+      <w:proofErr w:type="spellStart"/>
+      <w:r>
+        <w:rPr>
+          <w:color w:val="4472C4" w:themeColor="accent1"/>
+        </w:rPr>
+        <w:t>type</w:t>
+      </w:r>
+      <w:proofErr w:type="spellEnd"/>
+      <w:r>
+        <w:rPr>
+          <w:color w:val="4472C4" w:themeColor="accent1"/>
+        </w:rPr>
+        <w:t>": "</w:t>
+      </w:r>
+      <w:proofErr w:type="spellStart"/>
+      <w:r>
+        <w:rPr>
+          <w:color w:val="4472C4" w:themeColor="accent1"/>
+        </w:rPr>
+        <w:t>ImageElement</w:t>
+      </w:r>
+      <w:proofErr w:type="spellEnd"/>
+      <w:r>
+        <w:rPr>
+          <w:color w:val="4472C4" w:themeColor="accent1"/>
+        </w:rPr>
+        <w:t>", "</w:t>
+      </w:r>
+      <w:proofErr w:type="spellStart"/>
+      <w:r>
+        <w:rPr>
+          <w:color w:val="4472C4" w:themeColor="accent1"/>
+        </w:rPr>
+        <w:t>source</w:t>
+      </w:r>
+      <w:proofErr w:type="spellEnd"/>
+      <w:r>
+        <w:rPr>
+          <w:color w:val="4472C4" w:themeColor="accent1"/>
+        </w:rPr>
+        <w:t>": "exemplo.jpg", "</w:t>
+      </w:r>
+      <w:proofErr w:type="spellStart"/>
+      <w:r>
+        <w:rPr>
+          <w:color w:val="4472C4" w:themeColor="accent1"/>
+        </w:rPr>
+        <w:t>title</w:t>
+      </w:r>
+      <w:proofErr w:type="spellEnd"/>
+      <w:r>
+        <w:rPr>
+          <w:color w:val="4472C4" w:themeColor="accent1"/>
+        </w:rPr>
+        <w:t>": "Ilustração" }</w:t>
+      </w:r>
+    </w:p>
+    <w:p>
+      <w:pPr>
+        <w:rPr>
+          <w:color w:val="4472C4" w:themeColor="accent1"/>
+        </w:rPr>
+      </w:pPr>
+      <w:r>
+        <w:rPr>
+          <w:color w:val="4472C4" w:themeColor="accent1"/>
+        </w:rPr>
+        <w:t>]</w:t>
+      </w:r>
+    </w:p>
+    <w:p/>
+    <w:p>
+      <w:pPr>
+        <w:rPr>
+          <w:b/>
+          <w:bCs/>
+        </w:rPr>
+      </w:pPr>
+      <w:r>
+        <w:rPr>
+          <w:rFonts w:ascii="Segoe UI Emoji" w:hAnsi="Segoe UI Emoji" w:cs="Segoe UI Emoji"/>
+          <w:b/>
+          <w:bCs/>
+        </w:rPr>
+        <w:t>🔘</w:t>
+      </w:r>
+      <w:r>
+        <w:rPr>
+          <w:b/>
+          <w:bCs/>
+        </w:rPr>
+        <w:t xml:space="preserve"> Layout Interno da Caixa</w:t>
       </w:r>
     </w:p>
     <w:p>
       <w:pPr>
         <w:numPr>
           <w:ilvl w:val="0"/>
-          <w:numId w:val="1"/>
+          <w:numId w:val="8"/>
         </w:numPr>
       </w:pPr>
-      <w:r>
-        <w:rPr>
-          <w:b/>
-          <w:bCs/>
-        </w:rPr>
-        <w:t>Deslocamentos x e y</w:t>
-      </w:r>
-      <w:r>
-        <w:t xml:space="preserve"> – São valores numéricos que você define no </w:t>
-      </w:r>
-      <w:proofErr w:type="spellStart"/>
-      <w:proofErr w:type="gramStart"/>
-      <w:r>
-        <w:t>data.json</w:t>
-      </w:r>
-      <w:proofErr w:type="spellEnd"/>
-      <w:proofErr w:type="gramEnd"/>
-      <w:r>
-        <w:t xml:space="preserve"> para mover o botão a partir da âncora. Se x for 20, o botão ficará 20 pixels à direita da âncora; se y for −10, ficará 10 pixels acima, por exemplo.</w:t>
+      <w:proofErr w:type="spellStart"/>
+      <w:r>
+        <w:rPr>
+          <w:b/>
+          <w:bCs/>
+        </w:rPr>
+        <w:t>mode</w:t>
+      </w:r>
+      <w:proofErr w:type="spellEnd"/>
+      <w:r>
+        <w:t>: "</w:t>
+      </w:r>
+      <w:proofErr w:type="spellStart"/>
+      <w:r>
+        <w:t>verticalGroup</w:t>
+      </w:r>
+      <w:proofErr w:type="spellEnd"/>
+      <w:r>
+        <w:t>" ou "</w:t>
+      </w:r>
+      <w:proofErr w:type="spellStart"/>
+      <w:r>
+        <w:t>horizontalGroup</w:t>
+      </w:r>
+      <w:proofErr w:type="spellEnd"/>
+      <w:r>
+        <w:t>" → define se os elementos dentro da caixa serão empilhados ou alinhados lado a lado.</w:t>
       </w:r>
     </w:p>
     <w:p>
       <w:pPr>
         <w:numPr>
           <w:ilvl w:val="0"/>
-          <w:numId w:val="1"/>
+          <w:numId w:val="8"/>
         </w:numPr>
       </w:pPr>
       <w:proofErr w:type="spellStart"/>
@@ -350,22 +1518,11 @@
           <w:b/>
           <w:bCs/>
         </w:rPr>
-        <w:t>anchorCorner</w:t>
-      </w:r>
-      <w:proofErr w:type="spellEnd"/>
-      <w:r>
-        <w:t> – Permite escolher o canto da âncora a partir do qual os deslocamentos serão somados. Os valores possíveis são:</w:t>
-      </w:r>
-    </w:p>
-    <w:p>
-      <w:pPr>
-        <w:numPr>
-          <w:ilvl w:val="1"/>
-          <w:numId w:val="1"/>
-        </w:numPr>
-      </w:pPr>
-      <w:r>
-        <w:t>top-</w:t>
+        <w:t>horizontalAlign</w:t>
+      </w:r>
+      <w:proofErr w:type="spellEnd"/>
+      <w:r>
+        <w:t>: "</w:t>
       </w:r>
       <w:proofErr w:type="spellStart"/>
       <w:r>
@@ -373,18 +1530,7 @@
       </w:r>
       <w:proofErr w:type="spellEnd"/>
       <w:r>
-        <w:t xml:space="preserve"> (canto superior esquerdo – padrão),</w:t>
-      </w:r>
-    </w:p>
-    <w:p>
-      <w:pPr>
-        <w:numPr>
-          <w:ilvl w:val="1"/>
-          <w:numId w:val="1"/>
-        </w:numPr>
-      </w:pPr>
-      <w:r>
-        <w:t>top-</w:t>
+        <w:t>", "center", "</w:t>
       </w:r>
       <w:proofErr w:type="spellStart"/>
       <w:r>
@@ -392,75 +1538,14 @@
       </w:r>
       <w:proofErr w:type="spellEnd"/>
       <w:r>
-        <w:t>,</w:t>
-      </w:r>
-    </w:p>
-    <w:p>
-      <w:pPr>
-        <w:numPr>
-          <w:ilvl w:val="1"/>
-          <w:numId w:val="1"/>
-        </w:numPr>
-      </w:pPr>
-      <w:proofErr w:type="spellStart"/>
-      <w:r>
-        <w:t>bottom-left</w:t>
-      </w:r>
-      <w:proofErr w:type="spellEnd"/>
-      <w:r>
-        <w:t>,</w:t>
-      </w:r>
-    </w:p>
-    <w:p>
-      <w:pPr>
-        <w:numPr>
-          <w:ilvl w:val="1"/>
-          <w:numId w:val="1"/>
-        </w:numPr>
-      </w:pPr>
-      <w:proofErr w:type="spellStart"/>
-      <w:r>
-        <w:t>bottom-right</w:t>
-      </w:r>
-      <w:proofErr w:type="spellEnd"/>
-      <w:r>
-        <w:t>.</w:t>
-      </w:r>
-    </w:p>
-    <w:p>
-      <w:r>
-        <w:lastRenderedPageBreak/>
-        <w:t>O código ajusta a posição somando a largura ou a altura do elemento de âncora quando você escolhe um canto à direita ou embaixo</w:t>
-      </w:r>
-      <w:hyperlink r:id="rId8" w:anchor=":~:text=,if%20%28%21button.isConnected%29%20return" w:tgtFrame="_blank" w:history="1">
-        <w:r>
-          <w:rPr>
-            <w:rStyle w:val="Hyperlink"/>
-          </w:rPr>
-          <w:t>raw.githubusercontent.com</w:t>
-        </w:r>
-      </w:hyperlink>
-      <w:r>
-        <w:t>. Se nada for informado, utiliza</w:t>
-      </w:r>
-      <w:r>
-        <w:noBreakHyphen/>
-        <w:t>se o valor padrão (top-</w:t>
-      </w:r>
-      <w:proofErr w:type="spellStart"/>
-      <w:r>
-        <w:t>left</w:t>
-      </w:r>
-      <w:proofErr w:type="spellEnd"/>
-      <w:r>
-        <w:t>).</w:t>
+        <w:t>" → alinha os elementos horizontalmente dentro da caixa.</w:t>
       </w:r>
     </w:p>
     <w:p>
       <w:pPr>
         <w:numPr>
           <w:ilvl w:val="0"/>
-          <w:numId w:val="1"/>
+          <w:numId w:val="8"/>
         </w:numPr>
       </w:pPr>
       <w:proofErr w:type="spellStart"/>
@@ -469,341 +1554,15 @@
           <w:b/>
           <w:bCs/>
         </w:rPr>
-        <w:t>Clamping</w:t>
-      </w:r>
-      <w:proofErr w:type="spellEnd"/>
-      <w:r>
-        <w:t xml:space="preserve"> – Após calcular </w:t>
-      </w:r>
-      <w:proofErr w:type="spellStart"/>
-      <w:r>
-        <w:t>left</w:t>
-      </w:r>
-      <w:proofErr w:type="spellEnd"/>
-      <w:r>
-        <w:t xml:space="preserve"> e top, o script garante que o botão não ultrapasse as bordas do slide</w:t>
-      </w:r>
-      <w:hyperlink r:id="rId9" w:anchor=":~:text=%2F%2F%20CLAMP%3A%20garante%20que%20o,min%28top%2C%20maxTop" w:tgtFrame="_blank" w:history="1">
-        <w:r>
-          <w:rPr>
-            <w:rStyle w:val="Hyperlink"/>
-          </w:rPr>
-          <w:t>raw.githubusercontent.com</w:t>
-        </w:r>
-      </w:hyperlink>
-      <w:r>
-        <w:t>, evitando que ele fique invisível em telas menores.</w:t>
-      </w:r>
-    </w:p>
-    <w:p>
-      <w:pPr>
-        <w:rPr>
-          <w:b/>
-          <w:bCs/>
-        </w:rPr>
-      </w:pPr>
-      <w:r>
-        <w:rPr>
-          <w:b/>
-          <w:bCs/>
-        </w:rPr>
-        <w:t>Esquema visual de âncoras</w:t>
-      </w:r>
-    </w:p>
-    <w:p>
-      <w:r>
-        <w:t xml:space="preserve">O diagrama abaixo mostra um elemento (quadrado azul) com quatro cantos coloridos. A bolinha amarela simboliza o botão do </w:t>
-      </w:r>
-      <w:proofErr w:type="spellStart"/>
-      <w:r>
-        <w:t>InfoBox</w:t>
-      </w:r>
-      <w:proofErr w:type="spellEnd"/>
-      <w:r>
-        <w:t xml:space="preserve"> quando </w:t>
-      </w:r>
-      <w:proofErr w:type="spellStart"/>
-      <w:r>
-        <w:t>anchorCorner</w:t>
-      </w:r>
-      <w:proofErr w:type="spellEnd"/>
-      <w:r>
-        <w:t xml:space="preserve"> é top-</w:t>
-      </w:r>
-      <w:proofErr w:type="spellStart"/>
-      <w:r>
-        <w:t>right</w:t>
-      </w:r>
-      <w:proofErr w:type="spellEnd"/>
-      <w:r>
-        <w:t xml:space="preserve"> e os deslocamentos (</w:t>
-      </w:r>
-      <w:proofErr w:type="spellStart"/>
-      <w:proofErr w:type="gramStart"/>
-      <w:r>
-        <w:t>x,y</w:t>
-      </w:r>
-      <w:proofErr w:type="spellEnd"/>
-      <w:proofErr w:type="gramEnd"/>
-      <w:r>
-        <w:t xml:space="preserve">) são zero. Ajustar </w:t>
-      </w:r>
-      <w:proofErr w:type="spellStart"/>
-      <w:r>
-        <w:t>anchorCorner</w:t>
-      </w:r>
-      <w:proofErr w:type="spellEnd"/>
-      <w:r>
-        <w:t xml:space="preserve"> muda apenas a referência; os deslocamentos definem a distância a partir desse ponto.</w:t>
-      </w:r>
-    </w:p>
-    <w:p>
-      <w:r>
-        <w:rPr>
-          <w:noProof/>
-        </w:rPr>
-        <w:drawing>
-          <wp:inline distT="0" distB="0" distL="0" distR="0" wp14:anchorId="4A06B294" wp14:editId="7DFDBA4B">
-            <wp:extent cx="2486025" cy="2009775"/>
-            <wp:effectExtent l="0" t="0" r="9525" b="9525"/>
-            <wp:docPr id="58377092" name="Imagem 1"/>
-            <wp:cNvGraphicFramePr>
-              <a:graphicFrameLocks xmlns:a="http://schemas.openxmlformats.org/drawingml/2006/main" noChangeAspect="1"/>
-            </wp:cNvGraphicFramePr>
-            <a:graphic xmlns:a="http://schemas.openxmlformats.org/drawingml/2006/main">
-              <a:graphicData uri="http://schemas.openxmlformats.org/drawingml/2006/picture">
-                <pic:pic xmlns:pic="http://schemas.openxmlformats.org/drawingml/2006/picture">
-                  <pic:nvPicPr>
-                    <pic:cNvPr id="58377092" name=""/>
-                    <pic:cNvPicPr/>
-                  </pic:nvPicPr>
-                  <pic:blipFill>
-                    <a:blip r:embed="rId10"/>
-                    <a:stretch>
-                      <a:fillRect/>
-                    </a:stretch>
-                  </pic:blipFill>
-                  <pic:spPr>
-                    <a:xfrm>
-                      <a:off x="0" y="0"/>
-                      <a:ext cx="2486025" cy="2009775"/>
-                    </a:xfrm>
-                    <a:prstGeom prst="rect">
-                      <a:avLst/>
-                    </a:prstGeom>
-                  </pic:spPr>
-                </pic:pic>
-              </a:graphicData>
-            </a:graphic>
-          </wp:inline>
-        </w:drawing>
-      </w:r>
-    </w:p>
-    <w:p>
-      <w:pPr>
-        <w:rPr>
-          <w:b/>
-          <w:bCs/>
-        </w:rPr>
-      </w:pPr>
-      <w:r>
-        <w:rPr>
-          <w:b/>
-          <w:bCs/>
-        </w:rPr>
-        <w:t xml:space="preserve">Propriedades adicionais para personalizar o </w:t>
-      </w:r>
-      <w:proofErr w:type="spellStart"/>
-      <w:r>
-        <w:rPr>
-          <w:b/>
-          <w:bCs/>
-        </w:rPr>
-        <w:t>InfoBox</w:t>
-      </w:r>
-      <w:proofErr w:type="spellEnd"/>
-    </w:p>
-    <w:p>
-      <w:pPr>
-        <w:rPr>
-          <w:b/>
-          <w:bCs/>
-        </w:rPr>
-      </w:pPr>
-      <w:proofErr w:type="spellStart"/>
-      <w:r>
-        <w:rPr>
-          <w:b/>
-          <w:bCs/>
-        </w:rPr>
-        <w:t>triggerContent</w:t>
-      </w:r>
-      <w:proofErr w:type="spellEnd"/>
-      <w:r>
-        <w:rPr>
-          <w:b/>
-          <w:bCs/>
-        </w:rPr>
-        <w:t xml:space="preserve"> – Texto ou ícone do botão</w:t>
-      </w:r>
-    </w:p>
-    <w:p>
-      <w:r>
-        <w:t xml:space="preserve">Por padrão, o botão exibe a letra </w:t>
-      </w:r>
-      <w:r>
-        <w:rPr>
-          <w:b/>
-          <w:bCs/>
-        </w:rPr>
-        <w:t>i</w:t>
-      </w:r>
-      <w:r>
-        <w:t>. Se você quiser outro símbolo (por exemplo, um ponto de interrogação ou um ícone SVG), adicione a propriedade "</w:t>
-      </w:r>
-      <w:proofErr w:type="spellStart"/>
-      <w:r>
-        <w:t>triggerContent</w:t>
-      </w:r>
-      <w:proofErr w:type="spellEnd"/>
-      <w:r>
-        <w:t xml:space="preserve">" ao objeto </w:t>
-      </w:r>
-      <w:proofErr w:type="spellStart"/>
-      <w:r>
-        <w:t>InfoBoxElement</w:t>
-      </w:r>
-      <w:proofErr w:type="spellEnd"/>
-      <w:r>
-        <w:t xml:space="preserve"> no </w:t>
-      </w:r>
-      <w:proofErr w:type="spellStart"/>
-      <w:proofErr w:type="gramStart"/>
-      <w:r>
-        <w:t>data.json</w:t>
-      </w:r>
-      <w:proofErr w:type="spellEnd"/>
-      <w:proofErr w:type="gramEnd"/>
-      <w:r>
-        <w:t>. Exemplo:</w:t>
-      </w:r>
-    </w:p>
-    <w:p>
-      <w:r>
-        <w:t>{</w:t>
-      </w:r>
-    </w:p>
-    <w:p>
-      <w:r>
-        <w:t xml:space="preserve">  "</w:t>
-      </w:r>
-      <w:proofErr w:type="spellStart"/>
-      <w:r>
-        <w:t>type</w:t>
-      </w:r>
-      <w:proofErr w:type="spellEnd"/>
-      <w:r>
-        <w:t>": "</w:t>
-      </w:r>
-      <w:proofErr w:type="spellStart"/>
-      <w:r>
-        <w:t>InfoBoxElement</w:t>
-      </w:r>
-      <w:proofErr w:type="spellEnd"/>
-      <w:r>
-        <w:t>",</w:t>
-      </w:r>
-    </w:p>
-    <w:p>
-      <w:r>
-        <w:t xml:space="preserve">  "</w:t>
-      </w:r>
-      <w:proofErr w:type="spellStart"/>
-      <w:r>
-        <w:t>title</w:t>
-      </w:r>
-      <w:proofErr w:type="spellEnd"/>
-      <w:r>
-        <w:t>": "Dica",</w:t>
-      </w:r>
-    </w:p>
-    <w:p>
-      <w:r>
-        <w:t xml:space="preserve">  "x": 20,</w:t>
-      </w:r>
-    </w:p>
-    <w:p>
-      <w:r>
-        <w:t xml:space="preserve">  "y": -5,</w:t>
-      </w:r>
-    </w:p>
-    <w:p>
-      <w:r>
-        <w:t xml:space="preserve">  "</w:t>
-      </w:r>
-      <w:proofErr w:type="spellStart"/>
-      <w:r>
-        <w:t>triggerContent</w:t>
-      </w:r>
-      <w:proofErr w:type="spellEnd"/>
-      <w:r>
-        <w:t>": "&lt;</w:t>
-      </w:r>
-      <w:proofErr w:type="spellStart"/>
-      <w:r>
-        <w:t>span</w:t>
-      </w:r>
-      <w:proofErr w:type="spellEnd"/>
-      <w:proofErr w:type="gramStart"/>
-      <w:r>
-        <w:t>&gt;?&lt;</w:t>
-      </w:r>
-      <w:proofErr w:type="gramEnd"/>
-      <w:r>
-        <w:t>/</w:t>
-      </w:r>
-      <w:proofErr w:type="spellStart"/>
-      <w:r>
-        <w:t>span</w:t>
-      </w:r>
-      <w:proofErr w:type="spellEnd"/>
-      <w:r>
-        <w:t>&gt;",</w:t>
-      </w:r>
-    </w:p>
-    <w:p>
-      <w:r>
-        <w:t xml:space="preserve">  "</w:t>
-      </w:r>
-      <w:proofErr w:type="spellStart"/>
-      <w:r>
-        <w:t>elements</w:t>
-      </w:r>
-      <w:proofErr w:type="spellEnd"/>
-      <w:r>
-        <w:t>": [</w:t>
-      </w:r>
-    </w:p>
-    <w:p>
-      <w:r>
-        <w:t xml:space="preserve">    </w:t>
-      </w:r>
-      <w:proofErr w:type="gramStart"/>
-      <w:r>
-        <w:t>{ "</w:t>
-      </w:r>
-      <w:proofErr w:type="spellStart"/>
-      <w:proofErr w:type="gramEnd"/>
-      <w:r>
-        <w:t>type</w:t>
-      </w:r>
-      <w:proofErr w:type="spellEnd"/>
-      <w:r>
-        <w:t>": "</w:t>
-      </w:r>
-      <w:proofErr w:type="spellStart"/>
-      <w:r>
-        <w:t>TextElement</w:t>
+        <w:t>verticalAlign</w:t>
+      </w:r>
+      <w:proofErr w:type="spellEnd"/>
+      <w:r>
+        <w:t>: "top", "</w:t>
+      </w:r>
+      <w:proofErr w:type="spellStart"/>
+      <w:r>
+        <w:t>middle</w:t>
       </w:r>
       <w:proofErr w:type="spellEnd"/>
       <w:r>
@@ -811,481 +1570,1349 @@
       </w:r>
       <w:proofErr w:type="spellStart"/>
       <w:r>
-        <w:t>styleName</w:t>
-      </w:r>
-      <w:proofErr w:type="spellEnd"/>
-      <w:r>
-        <w:t>": "</w:t>
-      </w:r>
-      <w:proofErr w:type="spellStart"/>
-      <w:r>
-        <w:t>paragraph</w:t>
-      </w:r>
-      <w:proofErr w:type="spellEnd"/>
-      <w:r>
-        <w:t>", "</w:t>
-      </w:r>
-      <w:proofErr w:type="spellStart"/>
-      <w:r>
-        <w:t>text</w:t>
-      </w:r>
-      <w:proofErr w:type="spellEnd"/>
-      <w:r>
-        <w:t>": "Esta é uma dica.</w:t>
-      </w:r>
-      <w:proofErr w:type="gramStart"/>
-      <w:r>
-        <w:t>" }</w:t>
-      </w:r>
-      <w:proofErr w:type="gramEnd"/>
-    </w:p>
-    <w:p>
-      <w:r>
-        <w:lastRenderedPageBreak/>
-        <w:t xml:space="preserve">  ]</w:t>
-      </w:r>
-    </w:p>
-    <w:p>
-      <w:r>
-        <w:t>}</w:t>
-      </w:r>
-    </w:p>
-    <w:p>
-      <w:r>
-        <w:t xml:space="preserve">O script verifica se </w:t>
-      </w:r>
-      <w:proofErr w:type="spellStart"/>
-      <w:r>
-        <w:t>triggerContent</w:t>
-      </w:r>
-      <w:proofErr w:type="spellEnd"/>
-      <w:r>
-        <w:t xml:space="preserve"> existe; se sim, utiliza esse conteúdo como HTML dentro do botão</w:t>
-      </w:r>
-      <w:hyperlink r:id="rId11" w:anchor=":~:text=,element.title" w:tgtFrame="_blank" w:history="1">
-        <w:r>
-          <w:rPr>
-            <w:rStyle w:val="Hyperlink"/>
-          </w:rPr>
-          <w:t>raw.githubusercontent.com</w:t>
-        </w:r>
-      </w:hyperlink>
-      <w:r>
-        <w:t xml:space="preserve">. Caso contrário, mantém o </w:t>
-      </w:r>
-      <w:r>
-        <w:rPr>
-          <w:i/>
-          <w:iCs/>
-        </w:rPr>
-        <w:t>i</w:t>
-      </w:r>
-      <w:r>
-        <w:t xml:space="preserve"> padrão.</w:t>
-      </w:r>
-    </w:p>
-    <w:p>
-      <w:pPr>
-        <w:rPr>
-          <w:b/>
-          <w:bCs/>
-        </w:rPr>
-      </w:pPr>
-      <w:proofErr w:type="spellStart"/>
-      <w:r>
-        <w:rPr>
-          <w:b/>
-          <w:bCs/>
-        </w:rPr>
-        <w:t>anchorSelector</w:t>
-      </w:r>
-      <w:proofErr w:type="spellEnd"/>
-      <w:r>
-        <w:rPr>
-          <w:b/>
-          <w:bCs/>
-        </w:rPr>
-        <w:t xml:space="preserve"> – Selecionar um alvo específico</w:t>
-      </w:r>
-    </w:p>
-    <w:p>
-      <w:r>
-        <w:t>Em slides mais complexos, o último elemento renderizado pode ser um contêiner (</w:t>
-      </w:r>
-      <w:proofErr w:type="spellStart"/>
-      <w:r>
-        <w:t>GroupElement</w:t>
-      </w:r>
-      <w:proofErr w:type="spellEnd"/>
-      <w:r>
-        <w:t>) que agrupa listas, imagens e outros elementos. Se o botão for ancorado no grupo inteiro, ele pode aparecer em uma posição inadequada.</w:t>
-      </w:r>
-    </w:p>
-    <w:p>
-      <w:r>
-        <w:t>Para resolver isso, a versão atualizada do script introduz a propriedade opcional "</w:t>
-      </w:r>
-      <w:proofErr w:type="spellStart"/>
-      <w:r>
-        <w:t>anchorSelector</w:t>
-      </w:r>
-      <w:proofErr w:type="spellEnd"/>
-      <w:r>
-        <w:t>". Esse campo aceita um seletor CSS e permite escolher um elemento interno do grupo como referência. Por exemplo:</w:t>
-      </w:r>
-    </w:p>
-    <w:p>
-      <w:r>
-        <w:t>{</w:t>
-      </w:r>
-    </w:p>
-    <w:p>
-      <w:r>
-        <w:t xml:space="preserve">  "</w:t>
-      </w:r>
-      <w:proofErr w:type="spellStart"/>
-      <w:r>
-        <w:t>type</w:t>
-      </w:r>
-      <w:proofErr w:type="spellEnd"/>
-      <w:r>
-        <w:t>": "</w:t>
-      </w:r>
-      <w:proofErr w:type="spellStart"/>
-      <w:r>
-        <w:t>InfoBoxElement</w:t>
-      </w:r>
-      <w:proofErr w:type="spellEnd"/>
-      <w:r>
-        <w:t>",</w:t>
-      </w:r>
-    </w:p>
-    <w:p>
-      <w:r>
-        <w:t xml:space="preserve">  "</w:t>
-      </w:r>
-      <w:proofErr w:type="spellStart"/>
-      <w:r>
-        <w:t>title</w:t>
-      </w:r>
-      <w:proofErr w:type="spellEnd"/>
-      <w:r>
-        <w:t>": "Info",</w:t>
-      </w:r>
-    </w:p>
-    <w:p>
-      <w:r>
-        <w:t xml:space="preserve">  "x": 10,</w:t>
-      </w:r>
-    </w:p>
-    <w:p>
-      <w:r>
-        <w:t xml:space="preserve">  "y": -10,</w:t>
-      </w:r>
-    </w:p>
-    <w:p>
-      <w:r>
-        <w:t xml:space="preserve">  "</w:t>
-      </w:r>
-      <w:proofErr w:type="spellStart"/>
-      <w:r>
-        <w:t>anchorCorner</w:t>
-      </w:r>
-      <w:proofErr w:type="spellEnd"/>
-      <w:r>
-        <w:t>": "top-</w:t>
-      </w:r>
-      <w:proofErr w:type="spellStart"/>
-      <w:r>
-        <w:t>right</w:t>
-      </w:r>
-      <w:proofErr w:type="spellEnd"/>
-      <w:r>
-        <w:t>",</w:t>
-      </w:r>
-    </w:p>
-    <w:p>
-      <w:r>
-        <w:t xml:space="preserve">  "</w:t>
-      </w:r>
-      <w:proofErr w:type="spellStart"/>
-      <w:r>
-        <w:t>anchorSelector</w:t>
-      </w:r>
-      <w:proofErr w:type="spellEnd"/>
-      <w:r>
-        <w:t>": "</w:t>
-      </w:r>
-      <w:proofErr w:type="spellStart"/>
-      <w:proofErr w:type="gramStart"/>
-      <w:r>
-        <w:t>figure.image</w:t>
-      </w:r>
-      <w:proofErr w:type="gramEnd"/>
-      <w:r>
-        <w:t>-element</w:t>
-      </w:r>
-      <w:proofErr w:type="spellEnd"/>
-      <w:r>
-        <w:t xml:space="preserve"> </w:t>
-      </w:r>
-      <w:proofErr w:type="spellStart"/>
-      <w:r>
-        <w:t>img</w:t>
-      </w:r>
-      <w:proofErr w:type="spellEnd"/>
-      <w:r>
-        <w:t>",</w:t>
-      </w:r>
-    </w:p>
-    <w:p>
-      <w:r>
-        <w:t xml:space="preserve">  "</w:t>
-      </w:r>
-      <w:proofErr w:type="spellStart"/>
-      <w:r>
-        <w:t>elements</w:t>
-      </w:r>
-      <w:proofErr w:type="spellEnd"/>
-      <w:r>
-        <w:t>": [...]</w:t>
-      </w:r>
-    </w:p>
-    <w:p>
-      <w:r>
-        <w:t>}</w:t>
-      </w:r>
-    </w:p>
-    <w:p>
-      <w:r>
-        <w:t xml:space="preserve">No exemplo, mesmo que a âncora seja um contêiner, o script procura dentro dele a marcação </w:t>
-      </w:r>
-      <w:proofErr w:type="spellStart"/>
-      <w:proofErr w:type="gramStart"/>
-      <w:r>
-        <w:t>figure.image</w:t>
-      </w:r>
-      <w:proofErr w:type="gramEnd"/>
-      <w:r>
-        <w:t>-element</w:t>
-      </w:r>
-      <w:proofErr w:type="spellEnd"/>
-      <w:r>
-        <w:t xml:space="preserve"> </w:t>
-      </w:r>
-      <w:proofErr w:type="spellStart"/>
-      <w:r>
-        <w:t>img</w:t>
-      </w:r>
-      <w:proofErr w:type="spellEnd"/>
-      <w:r>
-        <w:t xml:space="preserve"> (a imagem em si) e usa esse elemento para calcular a posição. Isso evita que o </w:t>
-      </w:r>
-      <w:proofErr w:type="spellStart"/>
-      <w:r>
-        <w:t>InfoBox</w:t>
-      </w:r>
-      <w:proofErr w:type="spellEnd"/>
-      <w:r>
-        <w:t xml:space="preserve"> se alinhe ao canto do contêiner inteiro.</w:t>
-      </w:r>
-    </w:p>
-    <w:p>
-      <w:r>
-        <w:t xml:space="preserve">O diagrama abaixo representa um </w:t>
-      </w:r>
-      <w:proofErr w:type="spellStart"/>
-      <w:r>
-        <w:rPr>
-          <w:i/>
-          <w:iCs/>
-        </w:rPr>
-        <w:t>Group</w:t>
-      </w:r>
-      <w:proofErr w:type="spellEnd"/>
-      <w:r>
-        <w:rPr>
-          <w:i/>
-          <w:iCs/>
-        </w:rPr>
-        <w:t xml:space="preserve"> Container</w:t>
-      </w:r>
-      <w:r>
-        <w:t xml:space="preserve"> contendo uma lista e uma imagem. A propriedade </w:t>
-      </w:r>
-      <w:proofErr w:type="spellStart"/>
-      <w:r>
-        <w:t>anchorSelector</w:t>
-      </w:r>
-      <w:proofErr w:type="spellEnd"/>
-      <w:r>
-        <w:t xml:space="preserve"> permite que o </w:t>
-      </w:r>
-      <w:proofErr w:type="spellStart"/>
-      <w:r>
-        <w:t>InfoBox</w:t>
-      </w:r>
-      <w:proofErr w:type="spellEnd"/>
-      <w:r>
-        <w:t xml:space="preserve"> seja ancorado especificamente na imagem:</w:t>
-      </w:r>
-    </w:p>
-    <w:p>
-      <w:r>
-        <w:rPr>
-          <w:noProof/>
-        </w:rPr>
-        <w:lastRenderedPageBreak/>
-        <w:drawing>
-          <wp:inline distT="0" distB="0" distL="0" distR="0" wp14:anchorId="32A809B4" wp14:editId="73890904">
-            <wp:extent cx="3238500" cy="2790825"/>
-            <wp:effectExtent l="0" t="0" r="0" b="9525"/>
-            <wp:docPr id="447180448" name="Imagem 1"/>
-            <wp:cNvGraphicFramePr>
-              <a:graphicFrameLocks xmlns:a="http://schemas.openxmlformats.org/drawingml/2006/main" noChangeAspect="1"/>
-            </wp:cNvGraphicFramePr>
-            <a:graphic xmlns:a="http://schemas.openxmlformats.org/drawingml/2006/main">
-              <a:graphicData uri="http://schemas.openxmlformats.org/drawingml/2006/picture">
-                <pic:pic xmlns:pic="http://schemas.openxmlformats.org/drawingml/2006/picture">
-                  <pic:nvPicPr>
-                    <pic:cNvPr id="447180448" name=""/>
-                    <pic:cNvPicPr/>
-                  </pic:nvPicPr>
-                  <pic:blipFill>
-                    <a:blip r:embed="rId12"/>
-                    <a:stretch>
-                      <a:fillRect/>
-                    </a:stretch>
-                  </pic:blipFill>
-                  <pic:spPr>
-                    <a:xfrm>
-                      <a:off x="0" y="0"/>
-                      <a:ext cx="3238500" cy="2790825"/>
-                    </a:xfrm>
-                    <a:prstGeom prst="rect">
-                      <a:avLst/>
-                    </a:prstGeom>
-                  </pic:spPr>
-                </pic:pic>
-              </a:graphicData>
-            </a:graphic>
-          </wp:inline>
-        </w:drawing>
-      </w:r>
-    </w:p>
-    <w:p>
-      <w:r>
-        <w:t xml:space="preserve">Se </w:t>
-      </w:r>
-      <w:proofErr w:type="spellStart"/>
-      <w:r>
-        <w:t>anchorSelector</w:t>
-      </w:r>
-      <w:proofErr w:type="spellEnd"/>
-      <w:r>
-        <w:t xml:space="preserve"> não for fornecido ou não corresponder a nenhum elemento, o comportamento volta ao padrão (usar o elemento de âncora completo).</w:t>
-      </w:r>
-    </w:p>
-    <w:p>
-      <w:pPr>
-        <w:rPr>
-          <w:b/>
-          <w:bCs/>
-        </w:rPr>
-      </w:pPr>
-      <w:r>
-        <w:rPr>
-          <w:b/>
-          <w:bCs/>
-        </w:rPr>
-        <w:t xml:space="preserve">Passo a passo para adicionar um </w:t>
-      </w:r>
-      <w:proofErr w:type="spellStart"/>
-      <w:r>
-        <w:rPr>
-          <w:b/>
-          <w:bCs/>
-        </w:rPr>
-        <w:t>InfoBox</w:t>
-      </w:r>
-      <w:proofErr w:type="spellEnd"/>
-      <w:r>
-        <w:rPr>
-          <w:b/>
-          <w:bCs/>
-        </w:rPr>
-        <w:t xml:space="preserve"> no </w:t>
-      </w:r>
-      <w:proofErr w:type="spellStart"/>
-      <w:proofErr w:type="gramStart"/>
-      <w:r>
-        <w:rPr>
-          <w:b/>
-          <w:bCs/>
-        </w:rPr>
-        <w:t>data.json</w:t>
-      </w:r>
-      <w:proofErr w:type="spellEnd"/>
-      <w:proofErr w:type="gramEnd"/>
+        <w:t>bottom</w:t>
+      </w:r>
+      <w:proofErr w:type="spellEnd"/>
+      <w:r>
+        <w:t xml:space="preserve">" → </w:t>
+      </w:r>
+      <w:proofErr w:type="spellStart"/>
+      <w:r>
+        <w:t>controla</w:t>
+      </w:r>
+      <w:proofErr w:type="spellEnd"/>
+      <w:r>
+        <w:t xml:space="preserve"> o alinhamento vertical.</w:t>
+      </w:r>
     </w:p>
     <w:p>
       <w:pPr>
         <w:numPr>
           <w:ilvl w:val="0"/>
-          <w:numId w:val="2"/>
+          <w:numId w:val="8"/>
         </w:numPr>
       </w:pPr>
-      <w:r>
-        <w:rPr>
-          <w:b/>
-          <w:bCs/>
-        </w:rPr>
-        <w:t>Identifique o slide</w:t>
-      </w:r>
-      <w:r>
-        <w:t xml:space="preserve"> em que deseja inserir o </w:t>
-      </w:r>
-      <w:proofErr w:type="spellStart"/>
-      <w:r>
+      <w:proofErr w:type="spellStart"/>
+      <w:r>
+        <w:rPr>
+          <w:b/>
+          <w:bCs/>
+        </w:rPr>
+        <w:t>fillHeight</w:t>
+      </w:r>
+      <w:proofErr w:type="spellEnd"/>
+      <w:r>
+        <w:t xml:space="preserve">: </w:t>
+      </w:r>
+      <w:proofErr w:type="spellStart"/>
+      <w:r>
+        <w:t>true</w:t>
+      </w:r>
+      <w:proofErr w:type="spellEnd"/>
+      <w:r>
+        <w:t xml:space="preserve"> ou false → se </w:t>
+      </w:r>
+      <w:proofErr w:type="spellStart"/>
+      <w:r>
+        <w:t>true</w:t>
+      </w:r>
+      <w:proofErr w:type="spellEnd"/>
+      <w:r>
+        <w:t>, a caixa ocupa toda a altura disponível.</w:t>
+      </w:r>
+    </w:p>
+    <w:p>
+      <w:r>
+        <w:pict w14:anchorId="112E0422">
+          <v:rect id="_x0000_i1071" style="width:0;height:1.5pt" o:hralign="center" o:hrstd="t" o:hr="t" fillcolor="#a0a0a0" stroked="f"/>
+        </w:pict>
+      </w:r>
+    </w:p>
+    <w:p>
+      <w:pPr>
+        <w:rPr>
+          <w:b/>
+          <w:bCs/>
+        </w:rPr>
+      </w:pPr>
+      <w:r>
+        <w:rPr>
+          <w:b/>
+          <w:bCs/>
+        </w:rPr>
+        <w:t>4. Exemplos Práticos</w:t>
+      </w:r>
+    </w:p>
+    <w:p>
+      <w:pPr>
+        <w:rPr>
+          <w:b/>
+          <w:bCs/>
+        </w:rPr>
+      </w:pPr>
+      <w:r>
+        <w:rPr>
+          <w:rFonts w:ascii="Segoe UI Emoji" w:hAnsi="Segoe UI Emoji" w:cs="Segoe UI Emoji"/>
+          <w:b/>
+          <w:bCs/>
+        </w:rPr>
+        <w:t>📍</w:t>
+      </w:r>
+      <w:r>
+        <w:rPr>
+          <w:b/>
+          <w:bCs/>
+        </w:rPr>
+        <w:t xml:space="preserve"> Exemplo 1: </w:t>
+      </w:r>
+      <w:proofErr w:type="spellStart"/>
+      <w:r>
+        <w:rPr>
+          <w:b/>
+          <w:bCs/>
+        </w:rPr>
         <w:t>InfoBox</w:t>
       </w:r>
       <w:proofErr w:type="spellEnd"/>
       <w:r>
-        <w:t xml:space="preserve">. No </w:t>
-      </w:r>
-      <w:proofErr w:type="spellStart"/>
-      <w:r>
-        <w:t>data.json</w:t>
-      </w:r>
-      <w:proofErr w:type="spellEnd"/>
-      <w:r>
-        <w:t xml:space="preserve">, cada slide é um objeto com id, </w:t>
-      </w:r>
-      <w:proofErr w:type="spellStart"/>
-      <w:r>
+        <w:rPr>
+          <w:b/>
+          <w:bCs/>
+        </w:rPr>
+        <w:t xml:space="preserve"> simples sobre um parágrafo</w:t>
+      </w:r>
+    </w:p>
+    <w:p>
+      <w:pPr>
+        <w:rPr>
+          <w:color w:val="4472C4" w:themeColor="accent1"/>
+        </w:rPr>
+      </w:pPr>
+      <w:r>
+        <w:rPr>
+          <w:color w:val="4472C4" w:themeColor="accent1"/>
+        </w:rPr>
+        <w:t>{</w:t>
+      </w:r>
+    </w:p>
+    <w:p>
+      <w:pPr>
+        <w:rPr>
+          <w:color w:val="4472C4" w:themeColor="accent1"/>
+        </w:rPr>
+      </w:pPr>
+      <w:r>
+        <w:rPr>
+          <w:color w:val="4472C4" w:themeColor="accent1"/>
+        </w:rPr>
+        <w:t xml:space="preserve">  "</w:t>
+      </w:r>
+      <w:proofErr w:type="spellStart"/>
+      <w:r>
+        <w:rPr>
+          <w:color w:val="4472C4" w:themeColor="accent1"/>
+        </w:rPr>
+        <w:t>type</w:t>
+      </w:r>
+      <w:proofErr w:type="spellEnd"/>
+      <w:r>
+        <w:rPr>
+          <w:color w:val="4472C4" w:themeColor="accent1"/>
+        </w:rPr>
+        <w:t>": "</w:t>
+      </w:r>
+      <w:proofErr w:type="spellStart"/>
+      <w:r>
+        <w:rPr>
+          <w:color w:val="4472C4" w:themeColor="accent1"/>
+        </w:rPr>
+        <w:t>InfoBoxElement</w:t>
+      </w:r>
+      <w:proofErr w:type="spellEnd"/>
+      <w:r>
+        <w:rPr>
+          <w:color w:val="4472C4" w:themeColor="accent1"/>
+        </w:rPr>
+        <w:t>",</w:t>
+      </w:r>
+    </w:p>
+    <w:p>
+      <w:pPr>
+        <w:rPr>
+          <w:color w:val="4472C4" w:themeColor="accent1"/>
+        </w:rPr>
+      </w:pPr>
+      <w:r>
+        <w:rPr>
+          <w:color w:val="4472C4" w:themeColor="accent1"/>
+        </w:rPr>
+        <w:t xml:space="preserve">  "</w:t>
+      </w:r>
+      <w:proofErr w:type="spellStart"/>
+      <w:r>
+        <w:rPr>
+          <w:color w:val="4472C4" w:themeColor="accent1"/>
+        </w:rPr>
         <w:t>title</w:t>
       </w:r>
       <w:proofErr w:type="spellEnd"/>
       <w:r>
-        <w:t xml:space="preserve"> e elements</w:t>
-      </w:r>
-      <w:hyperlink r:id="rId13" w:anchor=":~:text=,932%20%7D%2C" w:tgtFrame="_blank" w:history="1">
-        <w:r>
-          <w:rPr>
-            <w:rStyle w:val="Hyperlink"/>
-          </w:rPr>
-          <w:t>raw.githubusercontent.com</w:t>
-        </w:r>
-      </w:hyperlink>
-      <w:r>
-        <w:t>.</w:t>
+        <w:rPr>
+          <w:color w:val="4472C4" w:themeColor="accent1"/>
+        </w:rPr>
+        <w:t>": "Observação",</w:t>
+      </w:r>
+    </w:p>
+    <w:p>
+      <w:pPr>
+        <w:rPr>
+          <w:color w:val="4472C4" w:themeColor="accent1"/>
+        </w:rPr>
+      </w:pPr>
+      <w:r>
+        <w:rPr>
+          <w:color w:val="4472C4" w:themeColor="accent1"/>
+        </w:rPr>
+        <w:t xml:space="preserve">  "</w:t>
+      </w:r>
+      <w:proofErr w:type="spellStart"/>
+      <w:r>
+        <w:rPr>
+          <w:color w:val="4472C4" w:themeColor="accent1"/>
+        </w:rPr>
+        <w:t>elements</w:t>
+      </w:r>
+      <w:proofErr w:type="spellEnd"/>
+      <w:r>
+        <w:rPr>
+          <w:color w:val="4472C4" w:themeColor="accent1"/>
+        </w:rPr>
+        <w:t>": [</w:t>
+      </w:r>
+    </w:p>
+    <w:p>
+      <w:pPr>
+        <w:rPr>
+          <w:color w:val="4472C4" w:themeColor="accent1"/>
+        </w:rPr>
+      </w:pPr>
+      <w:r>
+        <w:rPr>
+          <w:color w:val="4472C4" w:themeColor="accent1"/>
+        </w:rPr>
+        <w:t xml:space="preserve">    {</w:t>
+      </w:r>
+    </w:p>
+    <w:p>
+      <w:pPr>
+        <w:rPr>
+          <w:color w:val="4472C4" w:themeColor="accent1"/>
+        </w:rPr>
+      </w:pPr>
+      <w:r>
+        <w:rPr>
+          <w:color w:val="4472C4" w:themeColor="accent1"/>
+        </w:rPr>
+        <w:t xml:space="preserve">      "</w:t>
+      </w:r>
+      <w:proofErr w:type="spellStart"/>
+      <w:r>
+        <w:rPr>
+          <w:color w:val="4472C4" w:themeColor="accent1"/>
+        </w:rPr>
+        <w:t>type</w:t>
+      </w:r>
+      <w:proofErr w:type="spellEnd"/>
+      <w:r>
+        <w:rPr>
+          <w:color w:val="4472C4" w:themeColor="accent1"/>
+        </w:rPr>
+        <w:t>": "</w:t>
+      </w:r>
+      <w:proofErr w:type="spellStart"/>
+      <w:r>
+        <w:rPr>
+          <w:color w:val="4472C4" w:themeColor="accent1"/>
+        </w:rPr>
+        <w:t>TextElement</w:t>
+      </w:r>
+      <w:proofErr w:type="spellEnd"/>
+      <w:r>
+        <w:rPr>
+          <w:color w:val="4472C4" w:themeColor="accent1"/>
+        </w:rPr>
+        <w:t>",</w:t>
+      </w:r>
+    </w:p>
+    <w:p>
+      <w:pPr>
+        <w:rPr>
+          <w:color w:val="4472C4" w:themeColor="accent1"/>
+        </w:rPr>
+      </w:pPr>
+      <w:r>
+        <w:rPr>
+          <w:color w:val="4472C4" w:themeColor="accent1"/>
+        </w:rPr>
+        <w:t xml:space="preserve">      "</w:t>
+      </w:r>
+      <w:proofErr w:type="spellStart"/>
+      <w:r>
+        <w:rPr>
+          <w:color w:val="4472C4" w:themeColor="accent1"/>
+        </w:rPr>
+        <w:t>styleName</w:t>
+      </w:r>
+      <w:proofErr w:type="spellEnd"/>
+      <w:r>
+        <w:rPr>
+          <w:color w:val="4472C4" w:themeColor="accent1"/>
+        </w:rPr>
+        <w:t>": "</w:t>
+      </w:r>
+      <w:proofErr w:type="spellStart"/>
+      <w:r>
+        <w:rPr>
+          <w:color w:val="4472C4" w:themeColor="accent1"/>
+        </w:rPr>
+        <w:t>paragraph</w:t>
+      </w:r>
+      <w:proofErr w:type="spellEnd"/>
+      <w:r>
+        <w:rPr>
+          <w:color w:val="4472C4" w:themeColor="accent1"/>
+        </w:rPr>
+        <w:t>",</w:t>
+      </w:r>
+    </w:p>
+    <w:p>
+      <w:pPr>
+        <w:rPr>
+          <w:color w:val="4472C4" w:themeColor="accent1"/>
+        </w:rPr>
+      </w:pPr>
+      <w:r>
+        <w:rPr>
+          <w:color w:val="4472C4" w:themeColor="accent1"/>
+        </w:rPr>
+        <w:t xml:space="preserve">      "</w:t>
+      </w:r>
+      <w:proofErr w:type="spellStart"/>
+      <w:r>
+        <w:rPr>
+          <w:color w:val="4472C4" w:themeColor="accent1"/>
+        </w:rPr>
+        <w:t>text</w:t>
+      </w:r>
+      <w:proofErr w:type="spellEnd"/>
+      <w:r>
+        <w:rPr>
+          <w:color w:val="4472C4" w:themeColor="accent1"/>
+        </w:rPr>
+        <w:t>": "Este conceito é importante para entender a legislação."</w:t>
+      </w:r>
+    </w:p>
+    <w:p>
+      <w:pPr>
+        <w:rPr>
+          <w:color w:val="4472C4" w:themeColor="accent1"/>
+        </w:rPr>
+      </w:pPr>
+      <w:r>
+        <w:rPr>
+          <w:color w:val="4472C4" w:themeColor="accent1"/>
+        </w:rPr>
+        <w:t xml:space="preserve">    }</w:t>
+      </w:r>
+    </w:p>
+    <w:p>
+      <w:pPr>
+        <w:rPr>
+          <w:color w:val="4472C4" w:themeColor="accent1"/>
+        </w:rPr>
+      </w:pPr>
+      <w:r>
+        <w:rPr>
+          <w:color w:val="4472C4" w:themeColor="accent1"/>
+        </w:rPr>
+        <w:t xml:space="preserve">  ],</w:t>
+      </w:r>
+    </w:p>
+    <w:p>
+      <w:pPr>
+        <w:rPr>
+          <w:color w:val="4472C4" w:themeColor="accent1"/>
+        </w:rPr>
+      </w:pPr>
+      <w:r>
+        <w:rPr>
+          <w:color w:val="4472C4" w:themeColor="accent1"/>
+        </w:rPr>
+        <w:t xml:space="preserve">  "x": 50,</w:t>
+      </w:r>
+    </w:p>
+    <w:p>
+      <w:pPr>
+        <w:rPr>
+          <w:color w:val="4472C4" w:themeColor="accent1"/>
+        </w:rPr>
+      </w:pPr>
+      <w:r>
+        <w:rPr>
+          <w:color w:val="4472C4" w:themeColor="accent1"/>
+        </w:rPr>
+        <w:t xml:space="preserve">  "y": 20,</w:t>
+      </w:r>
+    </w:p>
+    <w:p>
+      <w:pPr>
+        <w:rPr>
+          <w:color w:val="4472C4" w:themeColor="accent1"/>
+        </w:rPr>
+      </w:pPr>
+      <w:r>
+        <w:rPr>
+          <w:color w:val="4472C4" w:themeColor="accent1"/>
+        </w:rPr>
+        <w:lastRenderedPageBreak/>
+        <w:t xml:space="preserve">  "</w:t>
+      </w:r>
+      <w:proofErr w:type="spellStart"/>
+      <w:r>
+        <w:rPr>
+          <w:color w:val="4472C4" w:themeColor="accent1"/>
+        </w:rPr>
+        <w:t>anchorSelector</w:t>
+      </w:r>
+      <w:proofErr w:type="spellEnd"/>
+      <w:r>
+        <w:rPr>
+          <w:color w:val="4472C4" w:themeColor="accent1"/>
+        </w:rPr>
+        <w:t>": ".</w:t>
+      </w:r>
+      <w:proofErr w:type="spellStart"/>
+      <w:r>
+        <w:rPr>
+          <w:color w:val="4472C4" w:themeColor="accent1"/>
+        </w:rPr>
+        <w:t>text-element.paragraph</w:t>
+      </w:r>
+      <w:proofErr w:type="spellEnd"/>
+      <w:r>
+        <w:rPr>
+          <w:color w:val="4472C4" w:themeColor="accent1"/>
+        </w:rPr>
+        <w:t>",</w:t>
+      </w:r>
+    </w:p>
+    <w:p>
+      <w:pPr>
+        <w:rPr>
+          <w:color w:val="4472C4" w:themeColor="accent1"/>
+        </w:rPr>
+      </w:pPr>
+      <w:r>
+        <w:rPr>
+          <w:color w:val="4472C4" w:themeColor="accent1"/>
+        </w:rPr>
+        <w:t xml:space="preserve">  "</w:t>
+      </w:r>
+      <w:proofErr w:type="spellStart"/>
+      <w:r>
+        <w:rPr>
+          <w:color w:val="4472C4" w:themeColor="accent1"/>
+        </w:rPr>
+        <w:t>anchorCorner</w:t>
+      </w:r>
+      <w:proofErr w:type="spellEnd"/>
+      <w:r>
+        <w:rPr>
+          <w:color w:val="4472C4" w:themeColor="accent1"/>
+        </w:rPr>
+        <w:t>": "top-</w:t>
+      </w:r>
+      <w:proofErr w:type="spellStart"/>
+      <w:r>
+        <w:rPr>
+          <w:color w:val="4472C4" w:themeColor="accent1"/>
+        </w:rPr>
+        <w:t>right</w:t>
+      </w:r>
+      <w:proofErr w:type="spellEnd"/>
+      <w:r>
+        <w:rPr>
+          <w:color w:val="4472C4" w:themeColor="accent1"/>
+        </w:rPr>
+        <w:t>"</w:t>
+      </w:r>
+    </w:p>
+    <w:p>
+      <w:pPr>
+        <w:rPr>
+          <w:color w:val="4472C4" w:themeColor="accent1"/>
+        </w:rPr>
+      </w:pPr>
+      <w:r>
+        <w:rPr>
+          <w:color w:val="4472C4" w:themeColor="accent1"/>
+        </w:rPr>
+        <w:t>}</w:t>
+      </w:r>
+    </w:p>
+    <w:p>
+      <w:r>
+        <w:rPr>
+          <w:rFonts w:ascii="Segoe UI Emoji" w:hAnsi="Segoe UI Emoji" w:cs="Segoe UI Emoji"/>
+        </w:rPr>
+        <w:t>👉</w:t>
+      </w:r>
+      <w:r>
+        <w:t xml:space="preserve"> Resultado: botão “i” aparece no canto superior direito do parágrafo.</w:t>
+      </w:r>
+    </w:p>
+    <w:p/>
+    <w:p>
+      <w:r>
+        <w:rPr>
+          <w:rFonts w:ascii="Segoe UI Emoji" w:hAnsi="Segoe UI Emoji" w:cs="Segoe UI Emoji"/>
+        </w:rPr>
+        <w:t>📍</w:t>
+      </w:r>
+      <w:r>
+        <w:t xml:space="preserve"> Exemplo 2: </w:t>
+      </w:r>
+      <w:proofErr w:type="spellStart"/>
+      <w:r>
+        <w:t>InfoBox</w:t>
+      </w:r>
+      <w:proofErr w:type="spellEnd"/>
+      <w:r>
+        <w:t xml:space="preserve"> ancorado em uma imagem</w:t>
+      </w:r>
+    </w:p>
+    <w:p>
+      <w:pPr>
+        <w:rPr>
+          <w:color w:val="4472C4" w:themeColor="accent1"/>
+        </w:rPr>
+      </w:pPr>
+      <w:r>
+        <w:rPr>
+          <w:color w:val="4472C4" w:themeColor="accent1"/>
+        </w:rPr>
+        <w:t>{</w:t>
+      </w:r>
+    </w:p>
+    <w:p>
+      <w:pPr>
+        <w:rPr>
+          <w:color w:val="4472C4" w:themeColor="accent1"/>
+        </w:rPr>
+      </w:pPr>
+      <w:r>
+        <w:rPr>
+          <w:color w:val="4472C4" w:themeColor="accent1"/>
+        </w:rPr>
+        <w:t xml:space="preserve">  "</w:t>
+      </w:r>
+      <w:proofErr w:type="spellStart"/>
+      <w:r>
+        <w:rPr>
+          <w:color w:val="4472C4" w:themeColor="accent1"/>
+        </w:rPr>
+        <w:t>type</w:t>
+      </w:r>
+      <w:proofErr w:type="spellEnd"/>
+      <w:r>
+        <w:rPr>
+          <w:color w:val="4472C4" w:themeColor="accent1"/>
+        </w:rPr>
+        <w:t>": "</w:t>
+      </w:r>
+      <w:proofErr w:type="spellStart"/>
+      <w:r>
+        <w:rPr>
+          <w:color w:val="4472C4" w:themeColor="accent1"/>
+        </w:rPr>
+        <w:t>InfoBoxElement</w:t>
+      </w:r>
+      <w:proofErr w:type="spellEnd"/>
+      <w:r>
+        <w:rPr>
+          <w:color w:val="4472C4" w:themeColor="accent1"/>
+        </w:rPr>
+        <w:t>",</w:t>
+      </w:r>
+    </w:p>
+    <w:p>
+      <w:pPr>
+        <w:rPr>
+          <w:color w:val="4472C4" w:themeColor="accent1"/>
+        </w:rPr>
+      </w:pPr>
+      <w:r>
+        <w:rPr>
+          <w:color w:val="4472C4" w:themeColor="accent1"/>
+        </w:rPr>
+        <w:t xml:space="preserve">  "</w:t>
+      </w:r>
+      <w:proofErr w:type="spellStart"/>
+      <w:r>
+        <w:rPr>
+          <w:color w:val="4472C4" w:themeColor="accent1"/>
+        </w:rPr>
+        <w:t>title</w:t>
+      </w:r>
+      <w:proofErr w:type="spellEnd"/>
+      <w:r>
+        <w:rPr>
+          <w:color w:val="4472C4" w:themeColor="accent1"/>
+        </w:rPr>
+        <w:t>": "Legenda da Imagem",</w:t>
+      </w:r>
+    </w:p>
+    <w:p>
+      <w:pPr>
+        <w:rPr>
+          <w:color w:val="4472C4" w:themeColor="accent1"/>
+        </w:rPr>
+      </w:pPr>
+      <w:r>
+        <w:rPr>
+          <w:color w:val="4472C4" w:themeColor="accent1"/>
+        </w:rPr>
+        <w:t xml:space="preserve">  "</w:t>
+      </w:r>
+      <w:proofErr w:type="spellStart"/>
+      <w:r>
+        <w:rPr>
+          <w:color w:val="4472C4" w:themeColor="accent1"/>
+        </w:rPr>
+        <w:t>elements</w:t>
+      </w:r>
+      <w:proofErr w:type="spellEnd"/>
+      <w:r>
+        <w:rPr>
+          <w:color w:val="4472C4" w:themeColor="accent1"/>
+        </w:rPr>
+        <w:t>": [</w:t>
+      </w:r>
+    </w:p>
+    <w:p>
+      <w:pPr>
+        <w:rPr>
+          <w:color w:val="4472C4" w:themeColor="accent1"/>
+        </w:rPr>
+      </w:pPr>
+      <w:r>
+        <w:rPr>
+          <w:color w:val="4472C4" w:themeColor="accent1"/>
+        </w:rPr>
+        <w:t xml:space="preserve">    { "</w:t>
+      </w:r>
+      <w:proofErr w:type="spellStart"/>
+      <w:r>
+        <w:rPr>
+          <w:color w:val="4472C4" w:themeColor="accent1"/>
+        </w:rPr>
+        <w:t>type</w:t>
+      </w:r>
+      <w:proofErr w:type="spellEnd"/>
+      <w:r>
+        <w:rPr>
+          <w:color w:val="4472C4" w:themeColor="accent1"/>
+        </w:rPr>
+        <w:t>": "</w:t>
+      </w:r>
+      <w:proofErr w:type="spellStart"/>
+      <w:r>
+        <w:rPr>
+          <w:color w:val="4472C4" w:themeColor="accent1"/>
+        </w:rPr>
+        <w:t>TextElement</w:t>
+      </w:r>
+      <w:proofErr w:type="spellEnd"/>
+      <w:r>
+        <w:rPr>
+          <w:color w:val="4472C4" w:themeColor="accent1"/>
+        </w:rPr>
+        <w:t>", "</w:t>
+      </w:r>
+      <w:proofErr w:type="spellStart"/>
+      <w:r>
+        <w:rPr>
+          <w:color w:val="4472C4" w:themeColor="accent1"/>
+        </w:rPr>
+        <w:t>styleName</w:t>
+      </w:r>
+      <w:proofErr w:type="spellEnd"/>
+      <w:r>
+        <w:rPr>
+          <w:color w:val="4472C4" w:themeColor="accent1"/>
+        </w:rPr>
+        <w:t>": "</w:t>
+      </w:r>
+      <w:proofErr w:type="spellStart"/>
+      <w:r>
+        <w:rPr>
+          <w:color w:val="4472C4" w:themeColor="accent1"/>
+        </w:rPr>
+        <w:t>paragraph</w:t>
+      </w:r>
+      <w:proofErr w:type="spellEnd"/>
+      <w:r>
+        <w:rPr>
+          <w:color w:val="4472C4" w:themeColor="accent1"/>
+        </w:rPr>
+        <w:t>", "</w:t>
+      </w:r>
+      <w:proofErr w:type="spellStart"/>
+      <w:r>
+        <w:rPr>
+          <w:color w:val="4472C4" w:themeColor="accent1"/>
+        </w:rPr>
+        <w:t>text</w:t>
+      </w:r>
+      <w:proofErr w:type="spellEnd"/>
+      <w:r>
+        <w:rPr>
+          <w:color w:val="4472C4" w:themeColor="accent1"/>
+        </w:rPr>
+        <w:t>": "A sinalização vertical regulamenta o fluxo da via." }</w:t>
+      </w:r>
+    </w:p>
+    <w:p>
+      <w:pPr>
+        <w:rPr>
+          <w:color w:val="4472C4" w:themeColor="accent1"/>
+        </w:rPr>
+      </w:pPr>
+      <w:r>
+        <w:rPr>
+          <w:color w:val="4472C4" w:themeColor="accent1"/>
+        </w:rPr>
+        <w:t xml:space="preserve">  ],</w:t>
+      </w:r>
+    </w:p>
+    <w:p>
+      <w:pPr>
+        <w:rPr>
+          <w:color w:val="4472C4" w:themeColor="accent1"/>
+        </w:rPr>
+      </w:pPr>
+      <w:r>
+        <w:rPr>
+          <w:color w:val="4472C4" w:themeColor="accent1"/>
+        </w:rPr>
+        <w:t xml:space="preserve">  "</w:t>
+      </w:r>
+      <w:proofErr w:type="spellStart"/>
+      <w:r>
+        <w:rPr>
+          <w:color w:val="4472C4" w:themeColor="accent1"/>
+        </w:rPr>
+        <w:t>anchorSelector</w:t>
+      </w:r>
+      <w:proofErr w:type="spellEnd"/>
+      <w:r>
+        <w:rPr>
+          <w:color w:val="4472C4" w:themeColor="accent1"/>
+        </w:rPr>
+        <w:t>": "</w:t>
+      </w:r>
+      <w:proofErr w:type="spellStart"/>
+      <w:r>
+        <w:rPr>
+          <w:color w:val="4472C4" w:themeColor="accent1"/>
+        </w:rPr>
+        <w:t>figure.image-element</w:t>
+      </w:r>
+      <w:proofErr w:type="spellEnd"/>
+      <w:r>
+        <w:rPr>
+          <w:color w:val="4472C4" w:themeColor="accent1"/>
+        </w:rPr>
+        <w:t xml:space="preserve"> </w:t>
+      </w:r>
+      <w:proofErr w:type="spellStart"/>
+      <w:r>
+        <w:rPr>
+          <w:color w:val="4472C4" w:themeColor="accent1"/>
+        </w:rPr>
+        <w:t>img</w:t>
+      </w:r>
+      <w:proofErr w:type="spellEnd"/>
+      <w:r>
+        <w:rPr>
+          <w:color w:val="4472C4" w:themeColor="accent1"/>
+        </w:rPr>
+        <w:t>",</w:t>
+      </w:r>
+    </w:p>
+    <w:p>
+      <w:pPr>
+        <w:rPr>
+          <w:color w:val="4472C4" w:themeColor="accent1"/>
+        </w:rPr>
+      </w:pPr>
+      <w:r>
+        <w:rPr>
+          <w:color w:val="4472C4" w:themeColor="accent1"/>
+        </w:rPr>
+        <w:t xml:space="preserve">  "</w:t>
+      </w:r>
+      <w:proofErr w:type="spellStart"/>
+      <w:r>
+        <w:rPr>
+          <w:color w:val="4472C4" w:themeColor="accent1"/>
+        </w:rPr>
+        <w:t>anchorCorner</w:t>
+      </w:r>
+      <w:proofErr w:type="spellEnd"/>
+      <w:r>
+        <w:rPr>
+          <w:color w:val="4472C4" w:themeColor="accent1"/>
+        </w:rPr>
+        <w:t>": "</w:t>
+      </w:r>
+      <w:proofErr w:type="spellStart"/>
+      <w:r>
+        <w:rPr>
+          <w:color w:val="4472C4" w:themeColor="accent1"/>
+        </w:rPr>
+        <w:t>bottom-left</w:t>
+      </w:r>
+      <w:proofErr w:type="spellEnd"/>
+      <w:r>
+        <w:rPr>
+          <w:color w:val="4472C4" w:themeColor="accent1"/>
+        </w:rPr>
+        <w:t>",</w:t>
+      </w:r>
+    </w:p>
+    <w:p>
+      <w:pPr>
+        <w:rPr>
+          <w:color w:val="4472C4" w:themeColor="accent1"/>
+        </w:rPr>
+      </w:pPr>
+      <w:r>
+        <w:rPr>
+          <w:color w:val="4472C4" w:themeColor="accent1"/>
+        </w:rPr>
+        <w:t xml:space="preserve">  "x": 0,</w:t>
+      </w:r>
+    </w:p>
+    <w:p>
+      <w:pPr>
+        <w:rPr>
+          <w:color w:val="4472C4" w:themeColor="accent1"/>
+        </w:rPr>
+      </w:pPr>
+      <w:r>
+        <w:rPr>
+          <w:color w:val="4472C4" w:themeColor="accent1"/>
+        </w:rPr>
+        <w:t xml:space="preserve">  "y": 10</w:t>
+      </w:r>
+    </w:p>
+    <w:p>
+      <w:pPr>
+        <w:rPr>
+          <w:color w:val="4472C4" w:themeColor="accent1"/>
+        </w:rPr>
+      </w:pPr>
+      <w:r>
+        <w:rPr>
+          <w:color w:val="4472C4" w:themeColor="accent1"/>
+        </w:rPr>
+        <w:t>}</w:t>
+      </w:r>
+    </w:p>
+    <w:p/>
+    <w:p>
+      <w:r>
+        <w:rPr>
+          <w:rFonts w:ascii="Segoe UI Emoji" w:hAnsi="Segoe UI Emoji" w:cs="Segoe UI Emoji"/>
+        </w:rPr>
+        <w:t>👉</w:t>
+      </w:r>
+      <w:r>
+        <w:t xml:space="preserve"> Resultado: botão amarelo aparece colado no canto inferior esquerdo da imagem.</w:t>
+      </w:r>
+    </w:p>
+    <w:p>
+      <w:r>
+        <w:pict w14:anchorId="216B6E52">
+          <v:rect id="_x0000_i1079" style="width:0;height:1.5pt" o:hralign="center" o:hrstd="t" o:hr="t" fillcolor="#a0a0a0" stroked="f"/>
+        </w:pict>
+      </w:r>
+    </w:p>
+    <w:p>
+      <w:pPr>
+        <w:rPr>
+          <w:b/>
+          <w:bCs/>
+        </w:rPr>
+      </w:pPr>
+      <w:r>
+        <w:rPr>
+          <w:rFonts w:ascii="Segoe UI Emoji" w:hAnsi="Segoe UI Emoji" w:cs="Segoe UI Emoji"/>
+          <w:b/>
+          <w:bCs/>
+        </w:rPr>
+        <w:t>📍</w:t>
+      </w:r>
+      <w:r>
+        <w:rPr>
+          <w:b/>
+          <w:bCs/>
+        </w:rPr>
+        <w:t xml:space="preserve"> Exemplo 3: Personalizando o ícone do botão</w:t>
+      </w:r>
+    </w:p>
+    <w:p>
+      <w:pPr>
+        <w:rPr>
+          <w:color w:val="4472C4" w:themeColor="accent1"/>
+        </w:rPr>
+      </w:pPr>
+      <w:r>
+        <w:rPr>
+          <w:color w:val="4472C4" w:themeColor="accent1"/>
+        </w:rPr>
+        <w:t>{</w:t>
+      </w:r>
+    </w:p>
+    <w:p>
+      <w:pPr>
+        <w:rPr>
+          <w:color w:val="4472C4" w:themeColor="accent1"/>
+        </w:rPr>
+      </w:pPr>
+      <w:r>
+        <w:rPr>
+          <w:color w:val="4472C4" w:themeColor="accent1"/>
+        </w:rPr>
+        <w:t xml:space="preserve">  "</w:t>
+      </w:r>
+      <w:proofErr w:type="spellStart"/>
+      <w:r>
+        <w:rPr>
+          <w:color w:val="4472C4" w:themeColor="accent1"/>
+        </w:rPr>
+        <w:t>type</w:t>
+      </w:r>
+      <w:proofErr w:type="spellEnd"/>
+      <w:r>
+        <w:rPr>
+          <w:color w:val="4472C4" w:themeColor="accent1"/>
+        </w:rPr>
+        <w:t>": "</w:t>
+      </w:r>
+      <w:proofErr w:type="spellStart"/>
+      <w:r>
+        <w:rPr>
+          <w:color w:val="4472C4" w:themeColor="accent1"/>
+        </w:rPr>
+        <w:t>InfoBoxElement</w:t>
+      </w:r>
+      <w:proofErr w:type="spellEnd"/>
+      <w:r>
+        <w:rPr>
+          <w:color w:val="4472C4" w:themeColor="accent1"/>
+        </w:rPr>
+        <w:t>",</w:t>
+      </w:r>
+    </w:p>
+    <w:p>
+      <w:pPr>
+        <w:rPr>
+          <w:color w:val="4472C4" w:themeColor="accent1"/>
+        </w:rPr>
+      </w:pPr>
+      <w:r>
+        <w:rPr>
+          <w:color w:val="4472C4" w:themeColor="accent1"/>
+        </w:rPr>
+        <w:t xml:space="preserve">  "</w:t>
+      </w:r>
+      <w:proofErr w:type="spellStart"/>
+      <w:r>
+        <w:rPr>
+          <w:color w:val="4472C4" w:themeColor="accent1"/>
+        </w:rPr>
+        <w:t>title</w:t>
+      </w:r>
+      <w:proofErr w:type="spellEnd"/>
+      <w:r>
+        <w:rPr>
+          <w:color w:val="4472C4" w:themeColor="accent1"/>
+        </w:rPr>
+        <w:t>": "Dica",</w:t>
+      </w:r>
+    </w:p>
+    <w:p>
+      <w:pPr>
+        <w:rPr>
+          <w:color w:val="4472C4" w:themeColor="accent1"/>
+        </w:rPr>
+      </w:pPr>
+      <w:r>
+        <w:rPr>
+          <w:color w:val="4472C4" w:themeColor="accent1"/>
+        </w:rPr>
+        <w:t xml:space="preserve">  "</w:t>
+      </w:r>
+      <w:proofErr w:type="spellStart"/>
+      <w:r>
+        <w:rPr>
+          <w:color w:val="4472C4" w:themeColor="accent1"/>
+        </w:rPr>
+        <w:t>elements</w:t>
+      </w:r>
+      <w:proofErr w:type="spellEnd"/>
+      <w:r>
+        <w:rPr>
+          <w:color w:val="4472C4" w:themeColor="accent1"/>
+        </w:rPr>
+        <w:t>": [</w:t>
+      </w:r>
+    </w:p>
+    <w:p>
+      <w:pPr>
+        <w:rPr>
+          <w:color w:val="4472C4" w:themeColor="accent1"/>
+        </w:rPr>
+      </w:pPr>
+      <w:r>
+        <w:rPr>
+          <w:color w:val="4472C4" w:themeColor="accent1"/>
+        </w:rPr>
+        <w:t xml:space="preserve">    { "</w:t>
+      </w:r>
+      <w:proofErr w:type="spellStart"/>
+      <w:r>
+        <w:rPr>
+          <w:color w:val="4472C4" w:themeColor="accent1"/>
+        </w:rPr>
+        <w:t>type</w:t>
+      </w:r>
+      <w:proofErr w:type="spellEnd"/>
+      <w:r>
+        <w:rPr>
+          <w:color w:val="4472C4" w:themeColor="accent1"/>
+        </w:rPr>
+        <w:t>": "</w:t>
+      </w:r>
+      <w:proofErr w:type="spellStart"/>
+      <w:r>
+        <w:rPr>
+          <w:color w:val="4472C4" w:themeColor="accent1"/>
+        </w:rPr>
+        <w:t>TextElement</w:t>
+      </w:r>
+      <w:proofErr w:type="spellEnd"/>
+      <w:r>
+        <w:rPr>
+          <w:color w:val="4472C4" w:themeColor="accent1"/>
+        </w:rPr>
+        <w:t>", "</w:t>
+      </w:r>
+      <w:proofErr w:type="spellStart"/>
+      <w:r>
+        <w:rPr>
+          <w:color w:val="4472C4" w:themeColor="accent1"/>
+        </w:rPr>
+        <w:t>styleName</w:t>
+      </w:r>
+      <w:proofErr w:type="spellEnd"/>
+      <w:r>
+        <w:rPr>
+          <w:color w:val="4472C4" w:themeColor="accent1"/>
+        </w:rPr>
+        <w:t>": "</w:t>
+      </w:r>
+      <w:proofErr w:type="spellStart"/>
+      <w:r>
+        <w:rPr>
+          <w:color w:val="4472C4" w:themeColor="accent1"/>
+        </w:rPr>
+        <w:t>paragraph</w:t>
+      </w:r>
+      <w:proofErr w:type="spellEnd"/>
+      <w:r>
+        <w:rPr>
+          <w:color w:val="4472C4" w:themeColor="accent1"/>
+        </w:rPr>
+        <w:t>", "</w:t>
+      </w:r>
+      <w:proofErr w:type="spellStart"/>
+      <w:r>
+        <w:rPr>
+          <w:color w:val="4472C4" w:themeColor="accent1"/>
+        </w:rPr>
+        <w:t>text</w:t>
+      </w:r>
+      <w:proofErr w:type="spellEnd"/>
+      <w:r>
+        <w:rPr>
+          <w:color w:val="4472C4" w:themeColor="accent1"/>
+        </w:rPr>
+        <w:t>": "Use esta regra para decorar a prioridade no trânsito." }</w:t>
+      </w:r>
+    </w:p>
+    <w:p>
+      <w:pPr>
+        <w:rPr>
+          <w:color w:val="4472C4" w:themeColor="accent1"/>
+        </w:rPr>
+      </w:pPr>
+      <w:r>
+        <w:rPr>
+          <w:color w:val="4472C4" w:themeColor="accent1"/>
+        </w:rPr>
+        <w:lastRenderedPageBreak/>
+        <w:t xml:space="preserve">  ],</w:t>
+      </w:r>
+    </w:p>
+    <w:p>
+      <w:pPr>
+        <w:rPr>
+          <w:color w:val="4472C4" w:themeColor="accent1"/>
+        </w:rPr>
+      </w:pPr>
+      <w:r>
+        <w:rPr>
+          <w:color w:val="4472C4" w:themeColor="accent1"/>
+        </w:rPr>
+        <w:t xml:space="preserve">  "</w:t>
+      </w:r>
+      <w:proofErr w:type="spellStart"/>
+      <w:r>
+        <w:rPr>
+          <w:color w:val="4472C4" w:themeColor="accent1"/>
+        </w:rPr>
+        <w:t>triggerContent</w:t>
+      </w:r>
+      <w:proofErr w:type="spellEnd"/>
+      <w:r>
+        <w:rPr>
+          <w:color w:val="4472C4" w:themeColor="accent1"/>
+        </w:rPr>
+        <w:t>": "&lt;</w:t>
+      </w:r>
+      <w:proofErr w:type="spellStart"/>
+      <w:r>
+        <w:rPr>
+          <w:color w:val="4472C4" w:themeColor="accent1"/>
+        </w:rPr>
+        <w:t>span</w:t>
+      </w:r>
+      <w:proofErr w:type="spellEnd"/>
+      <w:r>
+        <w:rPr>
+          <w:color w:val="4472C4" w:themeColor="accent1"/>
+        </w:rPr>
+        <w:t>&gt;</w:t>
+      </w:r>
+      <w:r>
+        <w:rPr>
+          <w:rFonts w:ascii="Segoe UI Emoji" w:hAnsi="Segoe UI Emoji" w:cs="Segoe UI Emoji"/>
+          <w:color w:val="4472C4" w:themeColor="accent1"/>
+        </w:rPr>
+        <w:t>💡</w:t>
+      </w:r>
+      <w:r>
+        <w:rPr>
+          <w:color w:val="4472C4" w:themeColor="accent1"/>
+        </w:rPr>
+        <w:t>&lt;/</w:t>
+      </w:r>
+      <w:proofErr w:type="spellStart"/>
+      <w:r>
+        <w:rPr>
+          <w:color w:val="4472C4" w:themeColor="accent1"/>
+        </w:rPr>
+        <w:t>span</w:t>
+      </w:r>
+      <w:proofErr w:type="spellEnd"/>
+      <w:r>
+        <w:rPr>
+          <w:color w:val="4472C4" w:themeColor="accent1"/>
+        </w:rPr>
+        <w:t>&gt;",</w:t>
+      </w:r>
+    </w:p>
+    <w:p>
+      <w:pPr>
+        <w:rPr>
+          <w:color w:val="4472C4" w:themeColor="accent1"/>
+        </w:rPr>
+      </w:pPr>
+      <w:r>
+        <w:rPr>
+          <w:color w:val="4472C4" w:themeColor="accent1"/>
+        </w:rPr>
+        <w:t xml:space="preserve">  "</w:t>
+      </w:r>
+      <w:proofErr w:type="spellStart"/>
+      <w:r>
+        <w:rPr>
+          <w:color w:val="4472C4" w:themeColor="accent1"/>
+        </w:rPr>
+        <w:t>anchorSelector</w:t>
+      </w:r>
+      <w:proofErr w:type="spellEnd"/>
+      <w:r>
+        <w:rPr>
+          <w:color w:val="4472C4" w:themeColor="accent1"/>
+        </w:rPr>
+        <w:t>": "</w:t>
+      </w:r>
+      <w:proofErr w:type="spellStart"/>
+      <w:r>
+        <w:rPr>
+          <w:color w:val="4472C4" w:themeColor="accent1"/>
+        </w:rPr>
+        <w:t>img</w:t>
+      </w:r>
+      <w:proofErr w:type="spellEnd"/>
+      <w:r>
+        <w:rPr>
+          <w:color w:val="4472C4" w:themeColor="accent1"/>
+        </w:rPr>
+        <w:t>",</w:t>
+      </w:r>
+    </w:p>
+    <w:p>
+      <w:pPr>
+        <w:rPr>
+          <w:color w:val="4472C4" w:themeColor="accent1"/>
+        </w:rPr>
+      </w:pPr>
+      <w:r>
+        <w:rPr>
+          <w:color w:val="4472C4" w:themeColor="accent1"/>
+        </w:rPr>
+        <w:t xml:space="preserve">  "</w:t>
+      </w:r>
+      <w:proofErr w:type="spellStart"/>
+      <w:r>
+        <w:rPr>
+          <w:color w:val="4472C4" w:themeColor="accent1"/>
+        </w:rPr>
+        <w:t>anchorCorner</w:t>
+      </w:r>
+      <w:proofErr w:type="spellEnd"/>
+      <w:r>
+        <w:rPr>
+          <w:color w:val="4472C4" w:themeColor="accent1"/>
+        </w:rPr>
+        <w:t>": "top-</w:t>
+      </w:r>
+      <w:proofErr w:type="spellStart"/>
+      <w:r>
+        <w:rPr>
+          <w:color w:val="4472C4" w:themeColor="accent1"/>
+        </w:rPr>
+        <w:t>left</w:t>
+      </w:r>
+      <w:proofErr w:type="spellEnd"/>
+      <w:r>
+        <w:rPr>
+          <w:color w:val="4472C4" w:themeColor="accent1"/>
+        </w:rPr>
+        <w:t>",</w:t>
+      </w:r>
+    </w:p>
+    <w:p>
+      <w:pPr>
+        <w:rPr>
+          <w:color w:val="4472C4" w:themeColor="accent1"/>
+        </w:rPr>
+      </w:pPr>
+      <w:r>
+        <w:rPr>
+          <w:color w:val="4472C4" w:themeColor="accent1"/>
+        </w:rPr>
+        <w:t xml:space="preserve">  "x": 5,</w:t>
+      </w:r>
+    </w:p>
+    <w:p>
+      <w:pPr>
+        <w:rPr>
+          <w:color w:val="4472C4" w:themeColor="accent1"/>
+        </w:rPr>
+      </w:pPr>
+      <w:r>
+        <w:rPr>
+          <w:color w:val="4472C4" w:themeColor="accent1"/>
+        </w:rPr>
+        <w:t xml:space="preserve">  "y": 5</w:t>
+      </w:r>
+    </w:p>
+    <w:p>
+      <w:pPr>
+        <w:rPr>
+          <w:color w:val="4472C4" w:themeColor="accent1"/>
+        </w:rPr>
+      </w:pPr>
+      <w:r>
+        <w:rPr>
+          <w:color w:val="4472C4" w:themeColor="accent1"/>
+        </w:rPr>
+        <w:t>}</w:t>
+      </w:r>
+    </w:p>
+    <w:p>
+      <w:r>
+        <w:rPr>
+          <w:rFonts w:ascii="Segoe UI Emoji" w:hAnsi="Segoe UI Emoji" w:cs="Segoe UI Emoji"/>
+        </w:rPr>
+        <w:t>👉</w:t>
+      </w:r>
+      <w:r>
+        <w:t xml:space="preserve"> Resultado: o botão aparece como uma lâmpada </w:t>
+      </w:r>
+      <w:r>
+        <w:rPr>
+          <w:rFonts w:ascii="Segoe UI Emoji" w:hAnsi="Segoe UI Emoji" w:cs="Segoe UI Emoji"/>
+        </w:rPr>
+        <w:t>💡</w:t>
+      </w:r>
+      <w:r>
+        <w:t xml:space="preserve"> em vez de “i”.</w:t>
+      </w:r>
+    </w:p>
+    <w:p>
+      <w:r>
+        <w:pict w14:anchorId="360C3F00">
+          <v:rect id="_x0000_i1087" style="width:0;height:1.5pt" o:hralign="center" o:hrstd="t" o:hr="t" fillcolor="#a0a0a0" stroked="f"/>
+        </w:pict>
+      </w:r>
+    </w:p>
+    <w:p>
+      <w:pPr>
+        <w:rPr>
+          <w:b/>
+          <w:bCs/>
+        </w:rPr>
+      </w:pPr>
+      <w:r>
+        <w:rPr>
+          <w:b/>
+          <w:bCs/>
+        </w:rPr>
+        <w:t>5. Boas Práticas</w:t>
       </w:r>
     </w:p>
     <w:p>
       <w:pPr>
         <w:numPr>
           <w:ilvl w:val="0"/>
-          <w:numId w:val="2"/>
+          <w:numId w:val="9"/>
         </w:numPr>
       </w:pPr>
       <w:r>
@@ -1293,204 +2920,26 @@
           <w:b/>
           <w:bCs/>
         </w:rPr>
-        <w:t xml:space="preserve">Adicione um novo objeto </w:t>
-      </w:r>
-      <w:proofErr w:type="spellStart"/>
-      <w:r>
-        <w:rPr>
-          <w:b/>
-          <w:bCs/>
-        </w:rPr>
-        <w:t>InfoBoxElement</w:t>
-      </w:r>
-      <w:proofErr w:type="spellEnd"/>
-      <w:r>
-        <w:t xml:space="preserve"> à propriedade </w:t>
-      </w:r>
-      <w:proofErr w:type="spellStart"/>
-      <w:r>
-        <w:t>elements</w:t>
-      </w:r>
-      <w:proofErr w:type="spellEnd"/>
-      <w:r>
-        <w:t xml:space="preserve"> do slide. Coloque‐o depois dos elementos aos quais ele deve estar associado. Exemplo simples:</w:t>
-      </w:r>
-    </w:p>
-    <w:p>
-      <w:r>
-        <w:t>{</w:t>
-      </w:r>
-    </w:p>
-    <w:p>
-      <w:r>
-        <w:t xml:space="preserve">  "</w:t>
-      </w:r>
-      <w:proofErr w:type="spellStart"/>
-      <w:r>
-        <w:t>type</w:t>
-      </w:r>
-      <w:proofErr w:type="spellEnd"/>
-      <w:r>
-        <w:t>": "</w:t>
-      </w:r>
-      <w:proofErr w:type="spellStart"/>
-      <w:r>
-        <w:t>InfoBoxElement</w:t>
-      </w:r>
-      <w:proofErr w:type="spellEnd"/>
-      <w:r>
-        <w:t>",</w:t>
-      </w:r>
-    </w:p>
-    <w:p>
-      <w:r>
-        <w:t xml:space="preserve">  "</w:t>
-      </w:r>
-      <w:proofErr w:type="spellStart"/>
-      <w:r>
-        <w:t>title</w:t>
-      </w:r>
-      <w:proofErr w:type="spellEnd"/>
-      <w:r>
-        <w:t>": "Informação extra",</w:t>
-      </w:r>
-    </w:p>
-    <w:p>
-      <w:r>
-        <w:t xml:space="preserve">  "x": 15,</w:t>
-      </w:r>
-    </w:p>
-    <w:p>
-      <w:r>
-        <w:t xml:space="preserve">  "y": -5,</w:t>
-      </w:r>
-    </w:p>
-    <w:p>
-      <w:r>
-        <w:t xml:space="preserve">  "</w:t>
-      </w:r>
-      <w:proofErr w:type="spellStart"/>
-      <w:r>
-        <w:t>anchorCorner</w:t>
-      </w:r>
-      <w:proofErr w:type="spellEnd"/>
-      <w:r>
-        <w:t>": "top-</w:t>
-      </w:r>
-      <w:proofErr w:type="spellStart"/>
-      <w:r>
-        <w:t>left</w:t>
-      </w:r>
-      <w:proofErr w:type="spellEnd"/>
-      <w:r>
-        <w:t>",</w:t>
-      </w:r>
-    </w:p>
-    <w:p>
-      <w:r>
-        <w:t xml:space="preserve">  "</w:t>
-      </w:r>
-      <w:proofErr w:type="spellStart"/>
-      <w:r>
-        <w:t>triggerContent</w:t>
-      </w:r>
-      <w:proofErr w:type="spellEnd"/>
-      <w:r>
-        <w:t>": "&lt;</w:t>
-      </w:r>
-      <w:proofErr w:type="spellStart"/>
-      <w:r>
-        <w:t>span</w:t>
-      </w:r>
-      <w:proofErr w:type="spellEnd"/>
-      <w:proofErr w:type="gramStart"/>
-      <w:r>
-        <w:t>&gt;?&lt;</w:t>
-      </w:r>
-      <w:proofErr w:type="gramEnd"/>
-      <w:r>
-        <w:t>/</w:t>
-      </w:r>
-      <w:proofErr w:type="spellStart"/>
-      <w:r>
-        <w:t>span</w:t>
-      </w:r>
-      <w:proofErr w:type="spellEnd"/>
-      <w:r>
-        <w:t>&gt;",</w:t>
-      </w:r>
-    </w:p>
-    <w:p>
-      <w:r>
-        <w:t xml:space="preserve">  "</w:t>
-      </w:r>
-      <w:proofErr w:type="spellStart"/>
-      <w:r>
-        <w:t>elements</w:t>
-      </w:r>
-      <w:proofErr w:type="spellEnd"/>
-      <w:r>
-        <w:t>": [</w:t>
-      </w:r>
-    </w:p>
-    <w:p>
-      <w:r>
-        <w:t xml:space="preserve">    {</w:t>
-      </w:r>
-    </w:p>
-    <w:p>
-      <w:r>
-        <w:t xml:space="preserve">      "</w:t>
-      </w:r>
-      <w:proofErr w:type="spellStart"/>
-      <w:r>
-        <w:t>type</w:t>
-      </w:r>
-      <w:proofErr w:type="spellEnd"/>
-      <w:r>
-        <w:t>": "</w:t>
-      </w:r>
-      <w:proofErr w:type="spellStart"/>
-      <w:r>
-        <w:t>TextElement</w:t>
-      </w:r>
-      <w:proofErr w:type="spellEnd"/>
-      <w:r>
-        <w:t>",</w:t>
-      </w:r>
-    </w:p>
-    <w:p>
-      <w:r>
-        <w:t xml:space="preserve">      "</w:t>
-      </w:r>
-      <w:proofErr w:type="spellStart"/>
-      <w:r>
-        <w:t>styleName</w:t>
-      </w:r>
-      <w:proofErr w:type="spellEnd"/>
-      <w:r>
-        <w:t>": "</w:t>
-      </w:r>
-      <w:proofErr w:type="spellStart"/>
-      <w:r>
-        <w:t>paragraph</w:t>
-      </w:r>
-      <w:proofErr w:type="spellEnd"/>
-      <w:r>
-        <w:t>",</w:t>
-      </w:r>
-    </w:p>
-    <w:p>
-      <w:r>
-        <w:t xml:space="preserve">      "</w:t>
-      </w:r>
-      <w:proofErr w:type="spellStart"/>
-      <w:r>
-        <w:t>text</w:t>
-      </w:r>
-      <w:proofErr w:type="spellEnd"/>
-      <w:r>
-        <w:t xml:space="preserve">": "Este texto aparecerá na janela do </w:t>
+        <w:t xml:space="preserve">Use </w:t>
+      </w:r>
+      <w:proofErr w:type="spellStart"/>
+      <w:r>
+        <w:rPr>
+          <w:b/>
+          <w:bCs/>
+        </w:rPr>
+        <w:t>anchorSelector</w:t>
+      </w:r>
+      <w:proofErr w:type="spellEnd"/>
+      <w:r>
+        <w:rPr>
+          <w:b/>
+          <w:bCs/>
+        </w:rPr>
+        <w:t xml:space="preserve"> sempre que possível</w:t>
+      </w:r>
+      <w:r>
+        <w:t xml:space="preserve"> → garante que o </w:t>
       </w:r>
       <w:proofErr w:type="spellStart"/>
       <w:r>
@@ -1498,30 +2947,14 @@
       </w:r>
       <w:proofErr w:type="spellEnd"/>
       <w:r>
-        <w:t>."</w:t>
-      </w:r>
-    </w:p>
-    <w:p>
-      <w:r>
-        <w:lastRenderedPageBreak/>
-        <w:t xml:space="preserve">    }</w:t>
-      </w:r>
-    </w:p>
-    <w:p>
-      <w:r>
-        <w:t xml:space="preserve">  ]</w:t>
-      </w:r>
-    </w:p>
-    <w:p>
-      <w:r>
-        <w:t>}</w:t>
+        <w:t xml:space="preserve"> esteja atrelado ao elemento certo.</w:t>
       </w:r>
     </w:p>
     <w:p>
       <w:pPr>
         <w:numPr>
           <w:ilvl w:val="0"/>
-          <w:numId w:val="3"/>
+          <w:numId w:val="9"/>
         </w:numPr>
       </w:pPr>
       <w:r>
@@ -1529,17 +2962,25 @@
           <w:b/>
           <w:bCs/>
         </w:rPr>
-        <w:t>Defina x e y</w:t>
-      </w:r>
-      <w:r>
-        <w:t xml:space="preserve"> conforme o deslocamento desejado. Valores positivos movem o botão para baixo/direita; valores negativos movem para cima/esquerda.</w:t>
+        <w:t>Evite sobreposição</w:t>
+      </w:r>
+      <w:r>
+        <w:t xml:space="preserve"> → se vários </w:t>
+      </w:r>
+      <w:proofErr w:type="spellStart"/>
+      <w:r>
+        <w:t>InfoBoxes</w:t>
+      </w:r>
+      <w:proofErr w:type="spellEnd"/>
+      <w:r>
+        <w:t xml:space="preserve"> estão ancorados ao mesmo elemento, ajuste os y para criar espaçamento.</w:t>
       </w:r>
     </w:p>
     <w:p>
       <w:pPr>
         <w:numPr>
           <w:ilvl w:val="0"/>
-          <w:numId w:val="3"/>
+          <w:numId w:val="9"/>
         </w:numPr>
       </w:pPr>
       <w:r>
@@ -1547,26 +2988,25 @@
           <w:b/>
           <w:bCs/>
         </w:rPr>
-        <w:t xml:space="preserve">Escolha o </w:t>
-      </w:r>
-      <w:proofErr w:type="spellStart"/>
-      <w:r>
-        <w:rPr>
-          <w:b/>
-          <w:bCs/>
-        </w:rPr>
-        <w:t>anchorCorner</w:t>
-      </w:r>
-      <w:proofErr w:type="spellEnd"/>
-      <w:r>
-        <w:t xml:space="preserve"> se quiser ancorar em outro canto além do superior esquerdo. Essa escolha determina o ponto a partir do qual x e y serão aplicados.</w:t>
+        <w:t>Compatibilidade</w:t>
+      </w:r>
+      <w:r>
+        <w:t xml:space="preserve"> → se </w:t>
+      </w:r>
+      <w:proofErr w:type="spellStart"/>
+      <w:r>
+        <w:t>anchorSelector</w:t>
+      </w:r>
+      <w:proofErr w:type="spellEnd"/>
+      <w:r>
+        <w:t xml:space="preserve"> não for definido, o sistema ainda funciona (usa o último elemento renderizado), mas a precisão é menor.</w:t>
       </w:r>
     </w:p>
     <w:p>
       <w:pPr>
         <w:numPr>
           <w:ilvl w:val="0"/>
-          <w:numId w:val="3"/>
+          <w:numId w:val="9"/>
         </w:numPr>
       </w:pPr>
       <w:r>
@@ -1574,338 +3014,1674 @@
           <w:b/>
           <w:bCs/>
         </w:rPr>
-        <w:t xml:space="preserve">(Opcional) Defina </w:t>
-      </w:r>
-      <w:proofErr w:type="spellStart"/>
-      <w:r>
-        <w:rPr>
-          <w:b/>
-          <w:bCs/>
-        </w:rPr>
-        <w:t>anchorSelector</w:t>
-      </w:r>
-      <w:proofErr w:type="spellEnd"/>
-      <w:r>
-        <w:t xml:space="preserve"> quando o último elemento renderizado for um contêiner (por exemplo, um </w:t>
-      </w:r>
-      <w:proofErr w:type="spellStart"/>
-      <w:r>
+        <w:t>Acessibilidade</w:t>
+      </w:r>
+      <w:r>
+        <w:t xml:space="preserve"> → use títulos (</w:t>
+      </w:r>
+      <w:proofErr w:type="spellStart"/>
+      <w:r>
+        <w:t>title</w:t>
+      </w:r>
+      <w:proofErr w:type="spellEnd"/>
+      <w:r>
+        <w:t>) claros e textos explicativos nos elementos internos.</w:t>
+      </w:r>
+    </w:p>
+    <w:p/>
+    <w:p>
+      <w:r>
+        <w:t xml:space="preserve">Guia Rápido – Propriedades do </w:t>
+      </w:r>
+      <w:proofErr w:type="spellStart"/>
+      <w:r>
+        <w:rPr>
+          <w:b/>
+          <w:bCs/>
+        </w:rPr>
+        <w:t>InfoBoxElement</w:t>
+      </w:r>
+      <w:proofErr w:type="spellEnd"/>
+    </w:p>
+    <w:tbl>
+      <w:tblPr>
+        <w:tblW w:w="0" w:type="auto"/>
+        <w:tblCellSpacing w:w="15" w:type="dxa"/>
+        <w:tblBorders>
+          <w:top w:val="single" w:sz="4" w:space="0" w:color="auto"/>
+          <w:left w:val="single" w:sz="4" w:space="0" w:color="auto"/>
+          <w:bottom w:val="single" w:sz="4" w:space="0" w:color="auto"/>
+          <w:right w:val="single" w:sz="4" w:space="0" w:color="auto"/>
+          <w:insideH w:val="single" w:sz="4" w:space="0" w:color="auto"/>
+          <w:insideV w:val="single" w:sz="4" w:space="0" w:color="auto"/>
+        </w:tblBorders>
+        <w:tblCellMar>
+          <w:top w:w="15" w:type="dxa"/>
+          <w:left w:w="15" w:type="dxa"/>
+          <w:bottom w:w="15" w:type="dxa"/>
+          <w:right w:w="15" w:type="dxa"/>
+        </w:tblCellMar>
+        <w:tblLook w:val="04A0" w:firstRow="1" w:lastRow="0" w:firstColumn="1" w:lastColumn="0" w:noHBand="0" w:noVBand="1"/>
+      </w:tblPr>
+      <w:tblGrid>
+        <w:gridCol w:w="1568"/>
+        <w:gridCol w:w="1004"/>
+        <w:gridCol w:w="3477"/>
+        <w:gridCol w:w="2445"/>
+      </w:tblGrid>
+      <w:tr>
+        <w:trPr>
+          <w:tblHeader/>
+          <w:tblCellSpacing w:w="15" w:type="dxa"/>
+        </w:trPr>
+        <w:tc>
+          <w:tcPr>
+            <w:tcW w:w="0" w:type="auto"/>
+            <w:vAlign w:val="center"/>
+            <w:hideMark/>
+          </w:tcPr>
+          <w:p>
+            <w:pPr>
+              <w:rPr>
+                <w:b/>
+                <w:bCs/>
+              </w:rPr>
+            </w:pPr>
+            <w:r>
+              <w:rPr>
+                <w:b/>
+                <w:bCs/>
+              </w:rPr>
+              <w:t>Propriedade</w:t>
+            </w:r>
+          </w:p>
+        </w:tc>
+        <w:tc>
+          <w:tcPr>
+            <w:tcW w:w="0" w:type="auto"/>
+            <w:vAlign w:val="center"/>
+            <w:hideMark/>
+          </w:tcPr>
+          <w:p>
+            <w:pPr>
+              <w:rPr>
+                <w:b/>
+                <w:bCs/>
+              </w:rPr>
+            </w:pPr>
+            <w:r>
+              <w:rPr>
+                <w:b/>
+                <w:bCs/>
+              </w:rPr>
+              <w:t>Tipo</w:t>
+            </w:r>
+          </w:p>
+        </w:tc>
+        <w:tc>
+          <w:tcPr>
+            <w:tcW w:w="0" w:type="auto"/>
+            <w:vAlign w:val="center"/>
+            <w:hideMark/>
+          </w:tcPr>
+          <w:p>
+            <w:pPr>
+              <w:rPr>
+                <w:b/>
+                <w:bCs/>
+              </w:rPr>
+            </w:pPr>
+            <w:r>
+              <w:rPr>
+                <w:b/>
+                <w:bCs/>
+              </w:rPr>
+              <w:t>Função</w:t>
+            </w:r>
+          </w:p>
+        </w:tc>
+        <w:tc>
+          <w:tcPr>
+            <w:tcW w:w="0" w:type="auto"/>
+            <w:vAlign w:val="center"/>
+            <w:hideMark/>
+          </w:tcPr>
+          <w:p>
+            <w:pPr>
+              <w:rPr>
+                <w:b/>
+                <w:bCs/>
+              </w:rPr>
+            </w:pPr>
+            <w:r>
+              <w:rPr>
+                <w:b/>
+                <w:bCs/>
+              </w:rPr>
+              <w:t>Exemplo</w:t>
+            </w:r>
+          </w:p>
+        </w:tc>
+      </w:tr>
+      <w:tr>
+        <w:trPr>
+          <w:tblCellSpacing w:w="15" w:type="dxa"/>
+        </w:trPr>
+        <w:tc>
+          <w:tcPr>
+            <w:tcW w:w="0" w:type="auto"/>
+            <w:vAlign w:val="center"/>
+            <w:hideMark/>
+          </w:tcPr>
+          <w:p>
+            <w:proofErr w:type="spellStart"/>
+            <w:r>
+              <w:t>type</w:t>
+            </w:r>
+            <w:proofErr w:type="spellEnd"/>
+          </w:p>
+        </w:tc>
+        <w:tc>
+          <w:tcPr>
+            <w:tcW w:w="0" w:type="auto"/>
+            <w:vAlign w:val="center"/>
+            <w:hideMark/>
+          </w:tcPr>
+          <w:p>
+            <w:proofErr w:type="spellStart"/>
+            <w:r>
+              <w:t>string</w:t>
+            </w:r>
+            <w:proofErr w:type="spellEnd"/>
+          </w:p>
+        </w:tc>
+        <w:tc>
+          <w:tcPr>
+            <w:tcW w:w="0" w:type="auto"/>
+            <w:vAlign w:val="center"/>
+            <w:hideMark/>
+          </w:tcPr>
+          <w:p>
+            <w:r>
+              <w:t>Define o tipo do elemento. Sempre "</w:t>
+            </w:r>
+            <w:proofErr w:type="spellStart"/>
+            <w:r>
+              <w:t>InfoBoxElement</w:t>
+            </w:r>
+            <w:proofErr w:type="spellEnd"/>
+            <w:r>
+              <w:t>".</w:t>
+            </w:r>
+          </w:p>
+        </w:tc>
+        <w:tc>
+          <w:tcPr>
+            <w:tcW w:w="0" w:type="auto"/>
+            <w:vAlign w:val="center"/>
+            <w:hideMark/>
+          </w:tcPr>
+          <w:p>
+            <w:r>
+              <w:t>"</w:t>
+            </w:r>
+            <w:proofErr w:type="spellStart"/>
+            <w:r>
+              <w:t>type</w:t>
+            </w:r>
+            <w:proofErr w:type="spellEnd"/>
+            <w:r>
+              <w:t>": "</w:t>
+            </w:r>
+            <w:proofErr w:type="spellStart"/>
+            <w:r>
+              <w:t>InfoBoxElement</w:t>
+            </w:r>
+            <w:proofErr w:type="spellEnd"/>
+            <w:r>
+              <w:t>"</w:t>
+            </w:r>
+          </w:p>
+        </w:tc>
+      </w:tr>
+      <w:tr>
+        <w:trPr>
+          <w:tblCellSpacing w:w="15" w:type="dxa"/>
+        </w:trPr>
+        <w:tc>
+          <w:tcPr>
+            <w:tcW w:w="0" w:type="auto"/>
+            <w:vAlign w:val="center"/>
+            <w:hideMark/>
+          </w:tcPr>
+          <w:p>
+            <w:proofErr w:type="spellStart"/>
+            <w:r>
+              <w:t>title</w:t>
+            </w:r>
+            <w:proofErr w:type="spellEnd"/>
+          </w:p>
+        </w:tc>
+        <w:tc>
+          <w:tcPr>
+            <w:tcW w:w="0" w:type="auto"/>
+            <w:vAlign w:val="center"/>
+            <w:hideMark/>
+          </w:tcPr>
+          <w:p>
+            <w:proofErr w:type="spellStart"/>
+            <w:r>
+              <w:t>string</w:t>
+            </w:r>
+            <w:proofErr w:type="spellEnd"/>
+          </w:p>
+        </w:tc>
+        <w:tc>
+          <w:tcPr>
+            <w:tcW w:w="0" w:type="auto"/>
+            <w:vAlign w:val="center"/>
+            <w:hideMark/>
+          </w:tcPr>
+          <w:p>
+            <w:r>
+              <w:t>Título exibido no topo da caixa modal.</w:t>
+            </w:r>
+          </w:p>
+        </w:tc>
+        <w:tc>
+          <w:tcPr>
+            <w:tcW w:w="0" w:type="auto"/>
+            <w:vAlign w:val="center"/>
+            <w:hideMark/>
+          </w:tcPr>
+          <w:p>
+            <w:r>
+              <w:t>"</w:t>
+            </w:r>
+            <w:proofErr w:type="spellStart"/>
+            <w:r>
+              <w:t>title</w:t>
+            </w:r>
+            <w:proofErr w:type="spellEnd"/>
+            <w:r>
+              <w:t>": "Informação Importante"</w:t>
+            </w:r>
+          </w:p>
+        </w:tc>
+      </w:tr>
+      <w:tr>
+        <w:trPr>
+          <w:tblCellSpacing w:w="15" w:type="dxa"/>
+        </w:trPr>
+        <w:tc>
+          <w:tcPr>
+            <w:tcW w:w="0" w:type="auto"/>
+            <w:vAlign w:val="center"/>
+            <w:hideMark/>
+          </w:tcPr>
+          <w:p>
+            <w:proofErr w:type="spellStart"/>
+            <w:r>
+              <w:t>elements</w:t>
+            </w:r>
+            <w:proofErr w:type="spellEnd"/>
+          </w:p>
+        </w:tc>
+        <w:tc>
+          <w:tcPr>
+            <w:tcW w:w="0" w:type="auto"/>
+            <w:vAlign w:val="center"/>
+            <w:hideMark/>
+          </w:tcPr>
+          <w:p>
+            <w:proofErr w:type="spellStart"/>
+            <w:r>
+              <w:t>array</w:t>
+            </w:r>
+            <w:proofErr w:type="spellEnd"/>
+            <w:r>
+              <w:t xml:space="preserve"> de objetos</w:t>
+            </w:r>
+          </w:p>
+        </w:tc>
+        <w:tc>
+          <w:tcPr>
+            <w:tcW w:w="0" w:type="auto"/>
+            <w:vAlign w:val="center"/>
+            <w:hideMark/>
+          </w:tcPr>
+          <w:p>
+            <w:r>
+              <w:t xml:space="preserve">Conteúdo exibido dentro do </w:t>
+            </w:r>
+            <w:proofErr w:type="spellStart"/>
+            <w:r>
+              <w:t>InfoBox</w:t>
+            </w:r>
+            <w:proofErr w:type="spellEnd"/>
+            <w:r>
+              <w:t xml:space="preserve"> (</w:t>
+            </w:r>
+            <w:proofErr w:type="spellStart"/>
+            <w:r>
+              <w:t>TextElement</w:t>
+            </w:r>
+            <w:proofErr w:type="spellEnd"/>
+            <w:r>
+              <w:t xml:space="preserve">, </w:t>
+            </w:r>
+            <w:proofErr w:type="spellStart"/>
+            <w:r>
+              <w:t>ImageElement</w:t>
+            </w:r>
+            <w:proofErr w:type="spellEnd"/>
+            <w:r>
+              <w:t>, etc.).</w:t>
+            </w:r>
+          </w:p>
+        </w:tc>
+        <w:tc>
+          <w:tcPr>
+            <w:tcW w:w="0" w:type="auto"/>
+            <w:vAlign w:val="center"/>
+            <w:hideMark/>
+          </w:tcPr>
+          <w:p>
+            <w:r>
+              <w:t>[{ "</w:t>
+            </w:r>
+            <w:proofErr w:type="spellStart"/>
+            <w:r>
+              <w:t>type</w:t>
+            </w:r>
+            <w:proofErr w:type="spellEnd"/>
+            <w:r>
+              <w:t>": "</w:t>
+            </w:r>
+            <w:proofErr w:type="spellStart"/>
+            <w:r>
+              <w:t>TextElement</w:t>
+            </w:r>
+            <w:proofErr w:type="spellEnd"/>
+            <w:r>
+              <w:t>", "</w:t>
+            </w:r>
+            <w:proofErr w:type="spellStart"/>
+            <w:r>
+              <w:t>text</w:t>
+            </w:r>
+            <w:proofErr w:type="spellEnd"/>
+            <w:r>
+              <w:t>": "..." }]</w:t>
+            </w:r>
+          </w:p>
+        </w:tc>
+      </w:tr>
+      <w:tr>
+        <w:trPr>
+          <w:tblCellSpacing w:w="15" w:type="dxa"/>
+        </w:trPr>
+        <w:tc>
+          <w:tcPr>
+            <w:tcW w:w="0" w:type="auto"/>
+            <w:vAlign w:val="center"/>
+            <w:hideMark/>
+          </w:tcPr>
+          <w:p>
+            <w:r>
+              <w:lastRenderedPageBreak/>
+              <w:t>x</w:t>
+            </w:r>
+          </w:p>
+        </w:tc>
+        <w:tc>
+          <w:tcPr>
+            <w:tcW w:w="0" w:type="auto"/>
+            <w:vAlign w:val="center"/>
+            <w:hideMark/>
+          </w:tcPr>
+          <w:p>
+            <w:r>
+              <w:t>número (</w:t>
+            </w:r>
+            <w:proofErr w:type="spellStart"/>
+            <w:r>
+              <w:t>px</w:t>
+            </w:r>
+            <w:proofErr w:type="spellEnd"/>
+            <w:r>
+              <w:t>)</w:t>
+            </w:r>
+          </w:p>
+        </w:tc>
+        <w:tc>
+          <w:tcPr>
+            <w:tcW w:w="0" w:type="auto"/>
+            <w:vAlign w:val="center"/>
+            <w:hideMark/>
+          </w:tcPr>
+          <w:p>
+            <w:r>
+              <w:t>Deslocamento horizontal relativo ao ponto de ancoragem.</w:t>
+            </w:r>
+          </w:p>
+        </w:tc>
+        <w:tc>
+          <w:tcPr>
+            <w:tcW w:w="0" w:type="auto"/>
+            <w:vAlign w:val="center"/>
+            <w:hideMark/>
+          </w:tcPr>
+          <w:p>
+            <w:r>
+              <w:t>"x": 20</w:t>
+            </w:r>
+          </w:p>
+        </w:tc>
+      </w:tr>
+      <w:tr>
+        <w:trPr>
+          <w:tblCellSpacing w:w="15" w:type="dxa"/>
+        </w:trPr>
+        <w:tc>
+          <w:tcPr>
+            <w:tcW w:w="0" w:type="auto"/>
+            <w:vAlign w:val="center"/>
+            <w:hideMark/>
+          </w:tcPr>
+          <w:p>
+            <w:r>
+              <w:t>y</w:t>
+            </w:r>
+          </w:p>
+        </w:tc>
+        <w:tc>
+          <w:tcPr>
+            <w:tcW w:w="0" w:type="auto"/>
+            <w:vAlign w:val="center"/>
+            <w:hideMark/>
+          </w:tcPr>
+          <w:p>
+            <w:r>
+              <w:t>número (</w:t>
+            </w:r>
+            <w:proofErr w:type="spellStart"/>
+            <w:r>
+              <w:t>px</w:t>
+            </w:r>
+            <w:proofErr w:type="spellEnd"/>
+            <w:r>
+              <w:t>)</w:t>
+            </w:r>
+          </w:p>
+        </w:tc>
+        <w:tc>
+          <w:tcPr>
+            <w:tcW w:w="0" w:type="auto"/>
+            <w:vAlign w:val="center"/>
+            <w:hideMark/>
+          </w:tcPr>
+          <w:p>
+            <w:r>
+              <w:t>Deslocamento vertical relativo ao ponto de ancoragem.</w:t>
+            </w:r>
+          </w:p>
+        </w:tc>
+        <w:tc>
+          <w:tcPr>
+            <w:tcW w:w="0" w:type="auto"/>
+            <w:vAlign w:val="center"/>
+            <w:hideMark/>
+          </w:tcPr>
+          <w:p>
+            <w:r>
+              <w:t>"y": 10</w:t>
+            </w:r>
+          </w:p>
+        </w:tc>
+      </w:tr>
+      <w:tr>
+        <w:trPr>
+          <w:tblCellSpacing w:w="15" w:type="dxa"/>
+        </w:trPr>
+        <w:tc>
+          <w:tcPr>
+            <w:tcW w:w="0" w:type="auto"/>
+            <w:vAlign w:val="center"/>
+            <w:hideMark/>
+          </w:tcPr>
+          <w:p>
+            <w:proofErr w:type="spellStart"/>
+            <w:r>
+              <w:t>anchorCorner</w:t>
+            </w:r>
+            <w:proofErr w:type="spellEnd"/>
+          </w:p>
+        </w:tc>
+        <w:tc>
+          <w:tcPr>
+            <w:tcW w:w="0" w:type="auto"/>
+            <w:vAlign w:val="center"/>
+            <w:hideMark/>
+          </w:tcPr>
+          <w:p>
+            <w:proofErr w:type="spellStart"/>
+            <w:r>
+              <w:t>string</w:t>
+            </w:r>
+            <w:proofErr w:type="spellEnd"/>
+          </w:p>
+        </w:tc>
+        <w:tc>
+          <w:tcPr>
+            <w:tcW w:w="0" w:type="auto"/>
+            <w:vAlign w:val="center"/>
+            <w:hideMark/>
+          </w:tcPr>
+          <w:p>
+            <w:r>
+              <w:t>Define o canto do elemento-âncora usado como base. Valores: "top-</w:t>
+            </w:r>
+            <w:proofErr w:type="spellStart"/>
+            <w:r>
+              <w:t>left</w:t>
+            </w:r>
+            <w:proofErr w:type="spellEnd"/>
+            <w:r>
+              <w:t>", "top-</w:t>
+            </w:r>
+            <w:proofErr w:type="spellStart"/>
+            <w:r>
+              <w:t>right</w:t>
+            </w:r>
+            <w:proofErr w:type="spellEnd"/>
+            <w:r>
+              <w:t>", "</w:t>
+            </w:r>
+            <w:proofErr w:type="spellStart"/>
+            <w:r>
+              <w:t>bottom-left</w:t>
+            </w:r>
+            <w:proofErr w:type="spellEnd"/>
+            <w:r>
+              <w:t>", "</w:t>
+            </w:r>
+            <w:proofErr w:type="spellStart"/>
+            <w:r>
+              <w:t>bottom-right</w:t>
+            </w:r>
+            <w:proofErr w:type="spellEnd"/>
+            <w:r>
+              <w:t>".</w:t>
+            </w:r>
+          </w:p>
+        </w:tc>
+        <w:tc>
+          <w:tcPr>
+            <w:tcW w:w="0" w:type="auto"/>
+            <w:vAlign w:val="center"/>
+            <w:hideMark/>
+          </w:tcPr>
+          <w:p>
+            <w:r>
+              <w:t>"</w:t>
+            </w:r>
+            <w:proofErr w:type="spellStart"/>
+            <w:r>
+              <w:t>anchorCorner</w:t>
+            </w:r>
+            <w:proofErr w:type="spellEnd"/>
+            <w:r>
+              <w:t>": "</w:t>
+            </w:r>
+            <w:proofErr w:type="spellStart"/>
+            <w:r>
+              <w:t>bottom-left</w:t>
+            </w:r>
+            <w:proofErr w:type="spellEnd"/>
+            <w:r>
+              <w:t>"</w:t>
+            </w:r>
+          </w:p>
+        </w:tc>
+      </w:tr>
+      <w:tr>
+        <w:trPr>
+          <w:tblCellSpacing w:w="15" w:type="dxa"/>
+        </w:trPr>
+        <w:tc>
+          <w:tcPr>
+            <w:tcW w:w="0" w:type="auto"/>
+            <w:vAlign w:val="center"/>
+            <w:hideMark/>
+          </w:tcPr>
+          <w:p>
+            <w:proofErr w:type="spellStart"/>
+            <w:r>
+              <w:t>anchorSelector</w:t>
+            </w:r>
+            <w:proofErr w:type="spellEnd"/>
+          </w:p>
+        </w:tc>
+        <w:tc>
+          <w:tcPr>
+            <w:tcW w:w="0" w:type="auto"/>
+            <w:vAlign w:val="center"/>
+            <w:hideMark/>
+          </w:tcPr>
+          <w:p>
+            <w:proofErr w:type="spellStart"/>
+            <w:r>
+              <w:t>string</w:t>
+            </w:r>
+            <w:proofErr w:type="spellEnd"/>
+            <w:r>
+              <w:t xml:space="preserve"> (CSS)</w:t>
+            </w:r>
+          </w:p>
+        </w:tc>
+        <w:tc>
+          <w:tcPr>
+            <w:tcW w:w="0" w:type="auto"/>
+            <w:vAlign w:val="center"/>
+            <w:hideMark/>
+          </w:tcPr>
+          <w:p>
+            <w:r>
+              <w:t>Seletor CSS do elemento onde o botão deve ser ancorado.</w:t>
+            </w:r>
+          </w:p>
+        </w:tc>
+        <w:tc>
+          <w:tcPr>
+            <w:tcW w:w="0" w:type="auto"/>
+            <w:vAlign w:val="center"/>
+            <w:hideMark/>
+          </w:tcPr>
+          <w:p>
+            <w:r>
+              <w:t>"</w:t>
+            </w:r>
+            <w:proofErr w:type="spellStart"/>
+            <w:r>
+              <w:t>anchorSelector</w:t>
+            </w:r>
+            <w:proofErr w:type="spellEnd"/>
+            <w:r>
+              <w:t>": "</w:t>
+            </w:r>
+            <w:proofErr w:type="spellStart"/>
+            <w:r>
+              <w:t>figure.image-element</w:t>
+            </w:r>
+            <w:proofErr w:type="spellEnd"/>
+            <w:r>
+              <w:t xml:space="preserve"> </w:t>
+            </w:r>
+            <w:proofErr w:type="spellStart"/>
+            <w:r>
+              <w:t>img</w:t>
+            </w:r>
+            <w:proofErr w:type="spellEnd"/>
+            <w:r>
+              <w:t>"</w:t>
+            </w:r>
+          </w:p>
+        </w:tc>
+      </w:tr>
+      <w:tr>
+        <w:trPr>
+          <w:tblCellSpacing w:w="15" w:type="dxa"/>
+        </w:trPr>
+        <w:tc>
+          <w:tcPr>
+            <w:tcW w:w="0" w:type="auto"/>
+            <w:vAlign w:val="center"/>
+            <w:hideMark/>
+          </w:tcPr>
+          <w:p>
+            <w:proofErr w:type="spellStart"/>
+            <w:r>
+              <w:t>triggerContent</w:t>
+            </w:r>
+            <w:proofErr w:type="spellEnd"/>
+          </w:p>
+        </w:tc>
+        <w:tc>
+          <w:tcPr>
+            <w:tcW w:w="0" w:type="auto"/>
+            <w:vAlign w:val="center"/>
+            <w:hideMark/>
+          </w:tcPr>
+          <w:p>
+            <w:proofErr w:type="spellStart"/>
+            <w:r>
+              <w:t>string</w:t>
+            </w:r>
+            <w:proofErr w:type="spellEnd"/>
+            <w:r>
+              <w:t xml:space="preserve"> (HTML)</w:t>
+            </w:r>
+          </w:p>
+        </w:tc>
+        <w:tc>
+          <w:tcPr>
+            <w:tcW w:w="0" w:type="auto"/>
+            <w:vAlign w:val="center"/>
+            <w:hideMark/>
+          </w:tcPr>
+          <w:p>
+            <w:r>
+              <w:t>Conteúdo/ícone exibido no botão. Se não definido, usa "i".</w:t>
+            </w:r>
+          </w:p>
+        </w:tc>
+        <w:tc>
+          <w:tcPr>
+            <w:tcW w:w="0" w:type="auto"/>
+            <w:vAlign w:val="center"/>
+            <w:hideMark/>
+          </w:tcPr>
+          <w:p>
+            <w:r>
+              <w:t>"</w:t>
+            </w:r>
+            <w:proofErr w:type="spellStart"/>
+            <w:r>
+              <w:t>triggerContent</w:t>
+            </w:r>
+            <w:proofErr w:type="spellEnd"/>
+            <w:r>
+              <w:t>": "&lt;</w:t>
+            </w:r>
+            <w:proofErr w:type="spellStart"/>
+            <w:r>
+              <w:t>span</w:t>
+            </w:r>
+            <w:proofErr w:type="spellEnd"/>
+            <w:r>
+              <w:t>&gt;</w:t>
+            </w:r>
+            <w:r>
+              <w:rPr>
+                <w:rFonts w:ascii="Segoe UI Emoji" w:hAnsi="Segoe UI Emoji" w:cs="Segoe UI Emoji"/>
+              </w:rPr>
+              <w:t>💡</w:t>
+            </w:r>
+            <w:r>
+              <w:t>&lt;/</w:t>
+            </w:r>
+            <w:proofErr w:type="spellStart"/>
+            <w:r>
+              <w:t>span</w:t>
+            </w:r>
+            <w:proofErr w:type="spellEnd"/>
+            <w:r>
+              <w:t>&gt;"</w:t>
+            </w:r>
+          </w:p>
+        </w:tc>
+      </w:tr>
+      <w:tr>
+        <w:trPr>
+          <w:tblCellSpacing w:w="15" w:type="dxa"/>
+        </w:trPr>
+        <w:tc>
+          <w:tcPr>
+            <w:tcW w:w="0" w:type="auto"/>
+            <w:vAlign w:val="center"/>
+            <w:hideMark/>
+          </w:tcPr>
+          <w:p>
+            <w:proofErr w:type="spellStart"/>
+            <w:r>
+              <w:t>mode</w:t>
+            </w:r>
+            <w:proofErr w:type="spellEnd"/>
+          </w:p>
+        </w:tc>
+        <w:tc>
+          <w:tcPr>
+            <w:tcW w:w="0" w:type="auto"/>
+            <w:vAlign w:val="center"/>
+            <w:hideMark/>
+          </w:tcPr>
+          <w:p>
+            <w:proofErr w:type="spellStart"/>
+            <w:r>
+              <w:t>string</w:t>
+            </w:r>
+            <w:proofErr w:type="spellEnd"/>
+          </w:p>
+        </w:tc>
+        <w:tc>
+          <w:tcPr>
+            <w:tcW w:w="0" w:type="auto"/>
+            <w:vAlign w:val="center"/>
+            <w:hideMark/>
+          </w:tcPr>
+          <w:p>
+            <w:r>
+              <w:t>Layout interno dos elementos dentro da caixa. "</w:t>
+            </w:r>
+            <w:proofErr w:type="spellStart"/>
+            <w:r>
+              <w:t>verticalGroup</w:t>
+            </w:r>
+            <w:proofErr w:type="spellEnd"/>
+            <w:r>
+              <w:t>" ou "</w:t>
+            </w:r>
+            <w:proofErr w:type="spellStart"/>
+            <w:r>
+              <w:t>horizontalGroup</w:t>
+            </w:r>
+            <w:proofErr w:type="spellEnd"/>
+            <w:r>
+              <w:t>".</w:t>
+            </w:r>
+          </w:p>
+        </w:tc>
+        <w:tc>
+          <w:tcPr>
+            <w:tcW w:w="0" w:type="auto"/>
+            <w:vAlign w:val="center"/>
+            <w:hideMark/>
+          </w:tcPr>
+          <w:p>
+            <w:r>
+              <w:t>"</w:t>
+            </w:r>
+            <w:proofErr w:type="spellStart"/>
+            <w:r>
+              <w:t>mode</w:t>
+            </w:r>
+            <w:proofErr w:type="spellEnd"/>
+            <w:r>
+              <w:t>": "</w:t>
+            </w:r>
+            <w:proofErr w:type="spellStart"/>
+            <w:r>
+              <w:t>verticalGroup</w:t>
+            </w:r>
+            <w:proofErr w:type="spellEnd"/>
+            <w:r>
+              <w:t>"</w:t>
+            </w:r>
+          </w:p>
+        </w:tc>
+      </w:tr>
+      <w:tr>
+        <w:trPr>
+          <w:tblCellSpacing w:w="15" w:type="dxa"/>
+        </w:trPr>
+        <w:tc>
+          <w:tcPr>
+            <w:tcW w:w="0" w:type="auto"/>
+            <w:vAlign w:val="center"/>
+            <w:hideMark/>
+          </w:tcPr>
+          <w:p>
+            <w:proofErr w:type="spellStart"/>
+            <w:r>
+              <w:t>horizontalAlign</w:t>
+            </w:r>
+            <w:proofErr w:type="spellEnd"/>
+          </w:p>
+        </w:tc>
+        <w:tc>
+          <w:tcPr>
+            <w:tcW w:w="0" w:type="auto"/>
+            <w:vAlign w:val="center"/>
+            <w:hideMark/>
+          </w:tcPr>
+          <w:p>
+            <w:proofErr w:type="spellStart"/>
+            <w:r>
+              <w:t>string</w:t>
+            </w:r>
+            <w:proofErr w:type="spellEnd"/>
+          </w:p>
+        </w:tc>
+        <w:tc>
+          <w:tcPr>
+            <w:tcW w:w="0" w:type="auto"/>
+            <w:vAlign w:val="center"/>
+            <w:hideMark/>
+          </w:tcPr>
+          <w:p>
+            <w:r>
+              <w:t>Alinhamento horizontal dos elementos dentro da caixa</w:t>
+            </w:r>
+            <w:r>
+              <w:t xml:space="preserve"> </w:t>
+            </w:r>
+            <w:r>
+              <w:rPr>
+                <w:b/>
+                <w:bCs/>
+              </w:rPr>
+              <w:t>(do modal que será aberto)</w:t>
+            </w:r>
+            <w:r>
+              <w:t>. "</w:t>
+            </w:r>
+            <w:proofErr w:type="spellStart"/>
+            <w:r>
+              <w:t>left</w:t>
+            </w:r>
+            <w:proofErr w:type="spellEnd"/>
+            <w:r>
+              <w:t>", "center", "</w:t>
+            </w:r>
+            <w:proofErr w:type="spellStart"/>
+            <w:r>
+              <w:t>right</w:t>
+            </w:r>
+            <w:proofErr w:type="spellEnd"/>
+            <w:r>
+              <w:t>".</w:t>
+            </w:r>
+          </w:p>
+        </w:tc>
+        <w:tc>
+          <w:tcPr>
+            <w:tcW w:w="0" w:type="auto"/>
+            <w:vAlign w:val="center"/>
+            <w:hideMark/>
+          </w:tcPr>
+          <w:p>
+            <w:r>
+              <w:t>"</w:t>
+            </w:r>
+            <w:proofErr w:type="spellStart"/>
+            <w:r>
+              <w:t>horizontalAlign</w:t>
+            </w:r>
+            <w:proofErr w:type="spellEnd"/>
+            <w:r>
+              <w:t>": "</w:t>
+            </w:r>
+            <w:proofErr w:type="spellStart"/>
+            <w:r>
+              <w:t>left</w:t>
+            </w:r>
+            <w:proofErr w:type="spellEnd"/>
+            <w:r>
+              <w:t>"</w:t>
+            </w:r>
+          </w:p>
+        </w:tc>
+      </w:tr>
+      <w:tr>
+        <w:trPr>
+          <w:tblCellSpacing w:w="15" w:type="dxa"/>
+        </w:trPr>
+        <w:tc>
+          <w:tcPr>
+            <w:tcW w:w="0" w:type="auto"/>
+            <w:vAlign w:val="center"/>
+            <w:hideMark/>
+          </w:tcPr>
+          <w:p>
+            <w:proofErr w:type="spellStart"/>
+            <w:r>
+              <w:t>verticalAlign</w:t>
+            </w:r>
+            <w:proofErr w:type="spellEnd"/>
+          </w:p>
+        </w:tc>
+        <w:tc>
+          <w:tcPr>
+            <w:tcW w:w="0" w:type="auto"/>
+            <w:vAlign w:val="center"/>
+            <w:hideMark/>
+          </w:tcPr>
+          <w:p>
+            <w:proofErr w:type="spellStart"/>
+            <w:r>
+              <w:t>string</w:t>
+            </w:r>
+            <w:proofErr w:type="spellEnd"/>
+          </w:p>
+        </w:tc>
+        <w:tc>
+          <w:tcPr>
+            <w:tcW w:w="0" w:type="auto"/>
+            <w:vAlign w:val="center"/>
+            <w:hideMark/>
+          </w:tcPr>
+          <w:p>
+            <w:r>
+              <w:t>Alinhamento vertical dos elementos dentro da caixa</w:t>
+            </w:r>
+            <w:r>
+              <w:t xml:space="preserve"> </w:t>
+            </w:r>
+            <w:r>
+              <w:rPr>
+                <w:b/>
+                <w:bCs/>
+              </w:rPr>
+              <w:t>(do modal que será aberto)</w:t>
+            </w:r>
+            <w:r>
+              <w:t>. "top", "</w:t>
+            </w:r>
+            <w:proofErr w:type="spellStart"/>
+            <w:r>
+              <w:t>middle</w:t>
+            </w:r>
+            <w:proofErr w:type="spellEnd"/>
+            <w:r>
+              <w:t>", "</w:t>
+            </w:r>
+            <w:proofErr w:type="spellStart"/>
+            <w:r>
+              <w:t>bottom</w:t>
+            </w:r>
+            <w:proofErr w:type="spellEnd"/>
+            <w:r>
+              <w:t>".</w:t>
+            </w:r>
+          </w:p>
+        </w:tc>
+        <w:tc>
+          <w:tcPr>
+            <w:tcW w:w="0" w:type="auto"/>
+            <w:vAlign w:val="center"/>
+            <w:hideMark/>
+          </w:tcPr>
+          <w:p>
+            <w:r>
+              <w:t>"</w:t>
+            </w:r>
+            <w:proofErr w:type="spellStart"/>
+            <w:r>
+              <w:t>verticalAlign</w:t>
+            </w:r>
+            <w:proofErr w:type="spellEnd"/>
+            <w:r>
+              <w:t>": "top"</w:t>
+            </w:r>
+          </w:p>
+        </w:tc>
+      </w:tr>
+      <w:tr>
+        <w:trPr>
+          <w:tblCellSpacing w:w="15" w:type="dxa"/>
+        </w:trPr>
+        <w:tc>
+          <w:tcPr>
+            <w:tcW w:w="0" w:type="auto"/>
+            <w:vAlign w:val="center"/>
+            <w:hideMark/>
+          </w:tcPr>
+          <w:p>
+            <w:proofErr w:type="spellStart"/>
+            <w:r>
+              <w:t>fillHeight</w:t>
+            </w:r>
+            <w:proofErr w:type="spellEnd"/>
+          </w:p>
+        </w:tc>
+        <w:tc>
+          <w:tcPr>
+            <w:tcW w:w="0" w:type="auto"/>
+            <w:vAlign w:val="center"/>
+            <w:hideMark/>
+          </w:tcPr>
+          <w:p>
+            <w:proofErr w:type="spellStart"/>
+            <w:r>
+              <w:t>boolean</w:t>
+            </w:r>
+            <w:proofErr w:type="spellEnd"/>
+          </w:p>
+        </w:tc>
+        <w:tc>
+          <w:tcPr>
+            <w:tcW w:w="0" w:type="auto"/>
+            <w:vAlign w:val="center"/>
+            <w:hideMark/>
+          </w:tcPr>
+          <w:p>
+            <w:r>
+              <w:t xml:space="preserve">Se </w:t>
+            </w:r>
+            <w:proofErr w:type="spellStart"/>
+            <w:r>
+              <w:t>true</w:t>
+            </w:r>
+            <w:proofErr w:type="spellEnd"/>
+            <w:r>
+              <w:t xml:space="preserve">, o </w:t>
+            </w:r>
+            <w:proofErr w:type="spellStart"/>
+            <w:r>
+              <w:t>InfoBox</w:t>
+            </w:r>
+            <w:proofErr w:type="spellEnd"/>
+            <w:r>
+              <w:t xml:space="preserve"> ocupa toda a altura disponível do contêiner.</w:t>
+            </w:r>
+          </w:p>
+        </w:tc>
+        <w:tc>
+          <w:tcPr>
+            <w:tcW w:w="0" w:type="auto"/>
+            <w:vAlign w:val="center"/>
+            <w:hideMark/>
+          </w:tcPr>
+          <w:p>
+            <w:r>
+              <w:t>"</w:t>
+            </w:r>
+            <w:proofErr w:type="spellStart"/>
+            <w:r>
+              <w:t>fillHeight</w:t>
+            </w:r>
+            <w:proofErr w:type="spellEnd"/>
+            <w:r>
+              <w:t>": false</w:t>
+            </w:r>
+          </w:p>
+        </w:tc>
+      </w:tr>
+    </w:tbl>
+    <w:p/>
+    <w:p>
+      <w:pPr>
+        <w:rPr>
+          <w:b/>
+          <w:bCs/>
+        </w:rPr>
+      </w:pPr>
+      <w:r>
+        <w:rPr>
+          <w:b/>
+          <w:bCs/>
+        </w:rPr>
+        <w:t xml:space="preserve">Dentro da caixa modal do </w:t>
+      </w:r>
+      <w:proofErr w:type="spellStart"/>
+      <w:r>
+        <w:rPr>
+          <w:b/>
+          <w:bCs/>
+        </w:rPr>
+        <w:t>InfoBox</w:t>
+      </w:r>
+      <w:proofErr w:type="spellEnd"/>
+      <w:r>
+        <w:rPr>
+          <w:b/>
+          <w:bCs/>
+        </w:rPr>
+        <w:t>, como as coisas se alinham?</w:t>
+      </w:r>
+    </w:p>
+    <w:p>
+      <w:r>
+        <w:t xml:space="preserve">O </w:t>
+      </w:r>
+      <w:proofErr w:type="spellStart"/>
+      <w:r>
+        <w:t>InfoBox</w:t>
+      </w:r>
+      <w:proofErr w:type="spellEnd"/>
+      <w:r>
+        <w:t xml:space="preserve"> é tratado como um tipo de </w:t>
+      </w:r>
+      <w:proofErr w:type="spellStart"/>
+      <w:r>
+        <w:rPr>
+          <w:b/>
+          <w:bCs/>
+        </w:rPr>
         <w:t>GroupElement</w:t>
       </w:r>
       <w:proofErr w:type="spellEnd"/>
       <w:r>
-        <w:t xml:space="preserve">) e você deseje apontar o </w:t>
-      </w:r>
-      <w:proofErr w:type="spellStart"/>
-      <w:r>
-        <w:t>InfoBox</w:t>
-      </w:r>
-      <w:proofErr w:type="spellEnd"/>
-      <w:r>
-        <w:t xml:space="preserve"> para uma imagem ou outro filho específico.</w:t>
+        <w:rPr>
+          <w:b/>
+          <w:bCs/>
+        </w:rPr>
+        <w:t xml:space="preserve"> estilizado</w:t>
+      </w:r>
+      <w:r>
+        <w:t>.</w:t>
+      </w:r>
+      <w:r>
+        <w:br/>
+        <w:t>Ou seja, quando o modal abre, o motor de renderização monta os elementos internos (</w:t>
+      </w:r>
+      <w:proofErr w:type="spellStart"/>
+      <w:r>
+        <w:t>elements</w:t>
+      </w:r>
+      <w:proofErr w:type="spellEnd"/>
+      <w:r>
+        <w:t xml:space="preserve">: []) usando as mesmas regras que já existem para </w:t>
+      </w:r>
+      <w:proofErr w:type="spellStart"/>
+      <w:r>
+        <w:t>GroupElement</w:t>
+      </w:r>
+      <w:proofErr w:type="spellEnd"/>
+      <w:r>
+        <w:t>.</w:t>
+      </w:r>
+    </w:p>
+    <w:p>
+      <w:r>
+        <w:lastRenderedPageBreak/>
+        <w:t>As propriedades que alinham os elementos na modal são</w:t>
+      </w:r>
+      <w:r>
+        <w:t>:</w:t>
       </w:r>
     </w:p>
     <w:p>
       <w:pPr>
         <w:numPr>
           <w:ilvl w:val="0"/>
-          <w:numId w:val="3"/>
+          <w:numId w:val="10"/>
         </w:numPr>
       </w:pPr>
-      <w:r>
-        <w:rPr>
-          <w:b/>
-          <w:bCs/>
-        </w:rPr>
-        <w:t xml:space="preserve">(Opcional) Personalize o </w:t>
-      </w:r>
-      <w:proofErr w:type="spellStart"/>
-      <w:r>
-        <w:rPr>
-          <w:b/>
-          <w:bCs/>
-        </w:rPr>
-        <w:t>triggerContent</w:t>
-      </w:r>
-      <w:proofErr w:type="spellEnd"/>
-      <w:r>
-        <w:t xml:space="preserve"> para alterar o ícone/texto do botão.</w:t>
+      <w:proofErr w:type="spellStart"/>
+      <w:r>
+        <w:rPr>
+          <w:b/>
+          <w:bCs/>
+        </w:rPr>
+        <w:t>mode</w:t>
+      </w:r>
+      <w:proofErr w:type="spellEnd"/>
+      <w:r>
+        <w:t xml:space="preserve"> → controla se os filhos dentro do </w:t>
+      </w:r>
+      <w:proofErr w:type="spellStart"/>
+      <w:r>
+        <w:t>InfoBox</w:t>
+      </w:r>
+      <w:proofErr w:type="spellEnd"/>
+      <w:r>
+        <w:t xml:space="preserve"> serão empilhados (</w:t>
+      </w:r>
+      <w:proofErr w:type="spellStart"/>
+      <w:r>
+        <w:t>verticalGroup</w:t>
+      </w:r>
+      <w:proofErr w:type="spellEnd"/>
+      <w:r>
+        <w:t>) ou lado a lado (</w:t>
+      </w:r>
+      <w:proofErr w:type="spellStart"/>
+      <w:r>
+        <w:t>horizontalGroup</w:t>
+      </w:r>
+      <w:proofErr w:type="spellEnd"/>
+      <w:r>
+        <w:t>).</w:t>
       </w:r>
     </w:p>
     <w:p>
       <w:pPr>
         <w:numPr>
           <w:ilvl w:val="0"/>
-          <w:numId w:val="3"/>
+          <w:numId w:val="10"/>
         </w:numPr>
       </w:pPr>
-      <w:r>
-        <w:rPr>
-          <w:b/>
-          <w:bCs/>
-        </w:rPr>
-        <w:t>Salve o arquivo</w:t>
-      </w:r>
-      <w:r>
-        <w:t xml:space="preserve">. A aplicação Web carregará o novo </w:t>
-      </w:r>
-      <w:proofErr w:type="spellStart"/>
-      <w:r>
-        <w:t>InfoBox</w:t>
-      </w:r>
-      <w:proofErr w:type="spellEnd"/>
-      <w:r>
-        <w:t xml:space="preserve"> e o posicionará automaticamente com base nas suas configurações. Lembre</w:t>
-      </w:r>
-      <w:r>
-        <w:noBreakHyphen/>
-        <w:t>se de que, em ambientes puramente front</w:t>
-      </w:r>
-      <w:r>
-        <w:noBreakHyphen/>
-      </w:r>
-      <w:proofErr w:type="spellStart"/>
-      <w:r>
-        <w:t>end</w:t>
-      </w:r>
-      <w:proofErr w:type="spellEnd"/>
-      <w:r>
-        <w:t xml:space="preserve">, as alterações no </w:t>
-      </w:r>
-      <w:proofErr w:type="spellStart"/>
-      <w:r>
-        <w:t>data.json</w:t>
-      </w:r>
-      <w:proofErr w:type="spellEnd"/>
-      <w:r>
-        <w:t xml:space="preserve"> precisam ser feitas manualmente antes de publicar os slides; o navegador não pode escrever de volta no arquivo físico</w:t>
-      </w:r>
-      <w:hyperlink r:id="rId14" w:anchor=":~:text=%2F,response.status%7D%60%29%3B%20return%20await%20response.json" w:tgtFrame="_blank" w:history="1">
-        <w:r>
-          <w:rPr>
-            <w:rStyle w:val="Hyperlink"/>
-          </w:rPr>
-          <w:t>raw.githubusercontent.com</w:t>
-        </w:r>
-      </w:hyperlink>
-      <w:r>
-        <w:t>.</w:t>
-      </w:r>
-    </w:p>
-    <w:p>
-      <w:pPr>
-        <w:rPr>
-          <w:b/>
-          <w:bCs/>
-        </w:rPr>
-      </w:pPr>
-      <w:r>
-        <w:rPr>
-          <w:b/>
-          <w:bCs/>
-        </w:rPr>
-        <w:t>Boas práticas</w:t>
+      <w:proofErr w:type="spellStart"/>
+      <w:r>
+        <w:rPr>
+          <w:b/>
+          <w:bCs/>
+        </w:rPr>
+        <w:t>horizontalAlign</w:t>
+      </w:r>
+      <w:proofErr w:type="spellEnd"/>
+      <w:r>
+        <w:t xml:space="preserve"> → alinha os filhos horizontalmente dentro da caixa (ex.: todos à esquerda, centralizados, etc.).</w:t>
       </w:r>
     </w:p>
     <w:p>
       <w:pPr>
         <w:numPr>
           <w:ilvl w:val="0"/>
-          <w:numId w:val="4"/>
+          <w:numId w:val="10"/>
         </w:numPr>
       </w:pPr>
-      <w:r>
-        <w:rPr>
-          <w:b/>
-          <w:bCs/>
-        </w:rPr>
-        <w:t>Use deslocamentos pequenos</w:t>
-      </w:r>
-      <w:r>
-        <w:t>. Valores muito grandes podem fazer com que o botão fique distante do conteúdo associado ou até saia da área visível, apesar da correção automática.</w:t>
+      <w:proofErr w:type="spellStart"/>
+      <w:r>
+        <w:rPr>
+          <w:b/>
+          <w:bCs/>
+        </w:rPr>
+        <w:t>verticalAlign</w:t>
+      </w:r>
+      <w:proofErr w:type="spellEnd"/>
+      <w:r>
+        <w:t xml:space="preserve"> → alinha verticalmente no espaço da caixa.</w:t>
       </w:r>
     </w:p>
     <w:p>
       <w:pPr>
         <w:numPr>
           <w:ilvl w:val="0"/>
-          <w:numId w:val="4"/>
+          <w:numId w:val="10"/>
         </w:numPr>
       </w:pPr>
-      <w:r>
-        <w:rPr>
-          <w:b/>
-          <w:bCs/>
-        </w:rPr>
-        <w:t>Teste em telas diferentes</w:t>
-      </w:r>
-      <w:r>
-        <w:t>. O script limita o botão à área do slide, mas posições próximas às bordas podem se comportar de maneira diferente em dispositivos menores.</w:t>
+      <w:proofErr w:type="spellStart"/>
+      <w:r>
+        <w:rPr>
+          <w:b/>
+          <w:bCs/>
+        </w:rPr>
+        <w:t>fillHeight</w:t>
+      </w:r>
+      <w:proofErr w:type="spellEnd"/>
+      <w:r>
+        <w:t xml:space="preserve"> → define se o container interno deve expandir para ocupar toda a altura disponível.</w:t>
+      </w:r>
+    </w:p>
+    <w:p>
+      <w:r>
+        <w:pict w14:anchorId="3D80A35A">
+          <v:rect id="_x0000_i1101" style="width:0;height:1.5pt" o:hralign="center" o:hrstd="t" o:hr="t" fillcolor="#a0a0a0" stroked="f"/>
+        </w:pict>
+      </w:r>
+    </w:p>
+    <w:p>
+      <w:pPr>
+        <w:rPr>
+          <w:b/>
+          <w:bCs/>
+        </w:rPr>
+      </w:pPr>
+      <w:r>
+        <w:rPr>
+          <w:b/>
+          <w:bCs/>
+        </w:rPr>
+        <w:t>3. Na prática (slides atuais)</w:t>
       </w:r>
     </w:p>
     <w:p>
       <w:pPr>
         <w:numPr>
           <w:ilvl w:val="0"/>
-          <w:numId w:val="4"/>
+          <w:numId w:val="11"/>
         </w:numPr>
       </w:pPr>
       <w:r>
-        <w:rPr>
-          <w:b/>
-          <w:bCs/>
-        </w:rPr>
-        <w:t xml:space="preserve">Mantenha o </w:t>
-      </w:r>
-      <w:proofErr w:type="spellStart"/>
-      <w:r>
-        <w:rPr>
-          <w:b/>
-          <w:bCs/>
-        </w:rPr>
-        <w:t>anchorSelector</w:t>
-      </w:r>
-      <w:proofErr w:type="spellEnd"/>
-      <w:r>
-        <w:rPr>
-          <w:b/>
-          <w:bCs/>
-        </w:rPr>
-        <w:t xml:space="preserve"> simples</w:t>
-      </w:r>
-      <w:r>
-        <w:t>. Selecione apenas um elemento relevante para evitar confusão; seletores muito genéricos podem falhar ou pegar o elemento errado.</w:t>
+        <w:t xml:space="preserve">Se o </w:t>
+      </w:r>
+      <w:proofErr w:type="spellStart"/>
+      <w:r>
+        <w:t>InfoBox</w:t>
+      </w:r>
+      <w:proofErr w:type="spellEnd"/>
+      <w:r>
+        <w:t xml:space="preserve"> só tem </w:t>
+      </w:r>
+      <w:r>
+        <w:rPr>
+          <w:b/>
+          <w:bCs/>
+        </w:rPr>
+        <w:t xml:space="preserve">um </w:t>
+      </w:r>
+      <w:proofErr w:type="spellStart"/>
+      <w:r>
+        <w:rPr>
+          <w:b/>
+          <w:bCs/>
+        </w:rPr>
+        <w:t>TextElement</w:t>
+      </w:r>
+      <w:proofErr w:type="spellEnd"/>
+      <w:r>
+        <w:t xml:space="preserve">, você não vai notar diferença em </w:t>
+      </w:r>
+      <w:proofErr w:type="spellStart"/>
+      <w:r>
+        <w:t>mode</w:t>
+      </w:r>
+      <w:proofErr w:type="spellEnd"/>
+      <w:r>
+        <w:t xml:space="preserve"> ou alinhamentos.</w:t>
       </w:r>
     </w:p>
     <w:p>
       <w:pPr>
         <w:numPr>
           <w:ilvl w:val="0"/>
-          <w:numId w:val="4"/>
+          <w:numId w:val="11"/>
         </w:numPr>
       </w:pPr>
       <w:r>
-        <w:rPr>
-          <w:b/>
-          <w:bCs/>
-        </w:rPr>
-        <w:t>Documente suas escolhas</w:t>
-      </w:r>
-      <w:r>
-        <w:t>. Ao adicionar campos personalizados (</w:t>
-      </w:r>
-      <w:proofErr w:type="spellStart"/>
-      <w:r>
-        <w:t>anchorCorner</w:t>
-      </w:r>
-      <w:proofErr w:type="spellEnd"/>
-      <w:r>
-        <w:t xml:space="preserve">, </w:t>
-      </w:r>
-      <w:proofErr w:type="spellStart"/>
-      <w:r>
-        <w:t>anchorSelector</w:t>
-      </w:r>
-      <w:proofErr w:type="spellEnd"/>
-      <w:r>
-        <w:t xml:space="preserve">, </w:t>
-      </w:r>
-      <w:proofErr w:type="spellStart"/>
-      <w:r>
-        <w:t>triggerContent</w:t>
-      </w:r>
-      <w:proofErr w:type="spellEnd"/>
-      <w:r>
-        <w:t xml:space="preserve">), inclua comentários no </w:t>
-      </w:r>
-      <w:proofErr w:type="spellStart"/>
-      <w:proofErr w:type="gramStart"/>
+        <w:t xml:space="preserve">Se você colocar, por exemplo, </w:t>
+      </w:r>
+      <w:r>
+        <w:rPr>
+          <w:b/>
+          <w:bCs/>
+        </w:rPr>
+        <w:t xml:space="preserve">um texto e uma imagem dentro do mesmo </w:t>
+      </w:r>
+      <w:proofErr w:type="spellStart"/>
+      <w:r>
+        <w:rPr>
+          <w:b/>
+          <w:bCs/>
+        </w:rPr>
+        <w:t>InfoBox</w:t>
+      </w:r>
+      <w:proofErr w:type="spellEnd"/>
+      <w:r>
+        <w:t xml:space="preserve">, aí </w:t>
+      </w:r>
+      <w:proofErr w:type="spellStart"/>
+      <w:r>
+        <w:t>mode</w:t>
+      </w:r>
+      <w:proofErr w:type="spellEnd"/>
+      <w:r>
+        <w:t>: "</w:t>
+      </w:r>
+      <w:proofErr w:type="spellStart"/>
+      <w:r>
+        <w:t>horizontalGroup</w:t>
+      </w:r>
+      <w:proofErr w:type="spellEnd"/>
+      <w:r>
+        <w:t xml:space="preserve">" os coloca lado a lado; com </w:t>
+      </w:r>
+      <w:proofErr w:type="spellStart"/>
+      <w:r>
+        <w:t>mode</w:t>
+      </w:r>
+      <w:proofErr w:type="spellEnd"/>
+      <w:r>
+        <w:t>: "</w:t>
+      </w:r>
+      <w:proofErr w:type="spellStart"/>
+      <w:r>
+        <w:t>verticalGroup</w:t>
+      </w:r>
+      <w:proofErr w:type="spellEnd"/>
+      <w:r>
+        <w:t>" ficam um embaixo do outro.</w:t>
+      </w:r>
+    </w:p>
+    <w:p>
+      <w:pPr>
+        <w:numPr>
+          <w:ilvl w:val="0"/>
+          <w:numId w:val="11"/>
+        </w:numPr>
+      </w:pPr>
+      <w:proofErr w:type="spellStart"/>
+      <w:r>
+        <w:t>horizontalAlign</w:t>
+      </w:r>
+      <w:proofErr w:type="spellEnd"/>
+      <w:r>
+        <w:t xml:space="preserve"> e </w:t>
+      </w:r>
+      <w:proofErr w:type="spellStart"/>
+      <w:r>
+        <w:t>verticalAlign</w:t>
+      </w:r>
+      <w:proofErr w:type="spellEnd"/>
+      <w:r>
+        <w:t xml:space="preserve"> só se refletem quando há </w:t>
+      </w:r>
+      <w:r>
+        <w:rPr>
+          <w:b/>
+          <w:bCs/>
+        </w:rPr>
+        <w:t>espaço extra</w:t>
+      </w:r>
+      <w:r>
+        <w:t xml:space="preserve"> dentro da caixa (por exemplo, </w:t>
+      </w:r>
+      <w:proofErr w:type="spellStart"/>
+      <w:r>
+        <w:t>fillHeight</w:t>
+      </w:r>
+      <w:proofErr w:type="spellEnd"/>
+      <w:r>
+        <w:t xml:space="preserve">: </w:t>
+      </w:r>
+      <w:proofErr w:type="spellStart"/>
+      <w:r>
+        <w:t>true</w:t>
+      </w:r>
+      <w:proofErr w:type="spellEnd"/>
+      <w:r>
+        <w:t xml:space="preserve"> ou caixas grandes).</w:t>
+      </w:r>
+    </w:p>
+    <w:p>
+      <w:pPr>
+        <w:numPr>
+          <w:ilvl w:val="0"/>
+          <w:numId w:val="11"/>
+        </w:numPr>
+      </w:pPr>
+      <w:r>
+        <w:t xml:space="preserve">Muitos objetos atuais de </w:t>
+      </w:r>
+      <w:proofErr w:type="spellStart"/>
       <w:r>
         <w:t>data.json</w:t>
       </w:r>
       <w:proofErr w:type="spellEnd"/>
-      <w:proofErr w:type="gramEnd"/>
-      <w:r>
-        <w:t xml:space="preserve"> explicando o motivo desses valores para que outros autores de slides entendam sua intenção.</w:t>
-      </w:r>
-    </w:p>
-    <w:p>
-      <w:pPr>
-        <w:rPr>
-          <w:b/>
-          <w:bCs/>
-        </w:rPr>
-      </w:pPr>
-      <w:r>
-        <w:rPr>
-          <w:b/>
-          <w:bCs/>
-        </w:rPr>
-        <w:t>Conclusão</w:t>
-      </w:r>
-    </w:p>
-    <w:p>
-      <w:r>
-        <w:t xml:space="preserve">O </w:t>
-      </w:r>
-      <w:proofErr w:type="spellStart"/>
-      <w:r>
-        <w:rPr>
-          <w:b/>
-          <w:bCs/>
-        </w:rPr>
-        <w:t>InfoBoxElement</w:t>
-      </w:r>
-      <w:proofErr w:type="spellEnd"/>
-      <w:r>
-        <w:t xml:space="preserve"> é uma ferramenta poderosa para adicionar informações extras sem poluir o slide principal. Compreender como funciona a ancoragem e saber ajustar </w:t>
-      </w:r>
-      <w:r>
-        <w:lastRenderedPageBreak/>
-        <w:t xml:space="preserve">propriedades como x, y, </w:t>
-      </w:r>
-      <w:proofErr w:type="spellStart"/>
-      <w:r>
-        <w:t>anchorCorner</w:t>
-      </w:r>
-      <w:proofErr w:type="spellEnd"/>
-      <w:r>
-        <w:t xml:space="preserve"> e </w:t>
-      </w:r>
-      <w:proofErr w:type="spellStart"/>
-      <w:r>
-        <w:t>anchorSelector</w:t>
-      </w:r>
-      <w:proofErr w:type="spellEnd"/>
-      <w:r>
-        <w:t xml:space="preserve"> permitirá posicionar o botão de maneira intuitiva e responsiva. O código do projeto cuida da maior parte dos detalhes de layout – incluindo </w:t>
-      </w:r>
-      <w:proofErr w:type="spellStart"/>
-      <w:r>
-        <w:t>clamping</w:t>
-      </w:r>
-      <w:proofErr w:type="spellEnd"/>
-      <w:r>
-        <w:t xml:space="preserve"> para evitar saídas da tela e atualização automática ao redimensionar a janela</w:t>
-      </w:r>
-      <w:hyperlink r:id="rId15" w:anchor=":~:text=%2F%2F%20CLAMP%3A%20garante%20que%20o,min%28top%2C%20maxTop" w:tgtFrame="_blank" w:history="1">
-        <w:r>
-          <w:rPr>
-            <w:rStyle w:val="Hyperlink"/>
-          </w:rPr>
-          <w:t>raw.githubusercontent.com</w:t>
-        </w:r>
-      </w:hyperlink>
-      <w:r>
-        <w:t xml:space="preserve"> – de modo que você precise apenas fornecer valores no </w:t>
-      </w:r>
-      <w:proofErr w:type="spellStart"/>
-      <w:r>
-        <w:t>data.json</w:t>
-      </w:r>
-      <w:proofErr w:type="spellEnd"/>
-      <w:r>
-        <w:t xml:space="preserve"> para controlar o comportamento visual.</w:t>
+      <w:r>
+        <w:t xml:space="preserve"> definem esses campos </w:t>
+      </w:r>
+      <w:r>
+        <w:rPr>
+          <w:b/>
+          <w:bCs/>
+        </w:rPr>
+        <w:t>por padrão</w:t>
+      </w:r>
+      <w:r>
+        <w:t xml:space="preserve"> (até herdados de </w:t>
+      </w:r>
+      <w:proofErr w:type="spellStart"/>
+      <w:r>
+        <w:t>templates</w:t>
+      </w:r>
+      <w:proofErr w:type="spellEnd"/>
+      <w:r>
+        <w:t xml:space="preserve"> de </w:t>
+      </w:r>
+      <w:proofErr w:type="spellStart"/>
+      <w:r>
+        <w:t>GroupElement</w:t>
+      </w:r>
+      <w:proofErr w:type="spellEnd"/>
+      <w:r>
+        <w:t>), mesmo que nem sempre façam diferença visual imediata.</w:t>
+      </w:r>
+    </w:p>
+    <w:p>
+      <w:r>
+        <w:pict w14:anchorId="0B078106">
+          <v:rect id="_x0000_i1102" style="width:0;height:1.5pt" o:hralign="center" o:hrstd="t" o:hr="t" fillcolor="#a0a0a0" stroked="f"/>
+        </w:pict>
+      </w:r>
+    </w:p>
+    <w:p>
+      <w:r>
+        <w:rPr>
+          <w:rFonts w:ascii="Segoe UI Emoji" w:hAnsi="Segoe UI Emoji" w:cs="Segoe UI Emoji"/>
+        </w:rPr>
+        <w:t>✅</w:t>
+      </w:r>
+      <w:r>
+        <w:t xml:space="preserve"> </w:t>
+      </w:r>
+      <w:r>
+        <w:rPr>
+          <w:b/>
+          <w:bCs/>
+        </w:rPr>
+        <w:t>Conclusão:</w:t>
+      </w:r>
+      <w:r>
+        <w:br/>
+        <w:t xml:space="preserve">Essas quatro opções </w:t>
+      </w:r>
+      <w:r>
+        <w:rPr>
+          <w:b/>
+          <w:bCs/>
+        </w:rPr>
+        <w:t>não influenciam o posicionamento do botão</w:t>
+      </w:r>
+      <w:r>
+        <w:t xml:space="preserve"> do </w:t>
+      </w:r>
+      <w:proofErr w:type="spellStart"/>
+      <w:r>
+        <w:t>InfoBox</w:t>
+      </w:r>
+      <w:proofErr w:type="spellEnd"/>
+      <w:r>
+        <w:t xml:space="preserve">, mas </w:t>
+      </w:r>
+      <w:r>
+        <w:rPr>
+          <w:b/>
+          <w:bCs/>
+        </w:rPr>
+        <w:t>podem afetar o layout do conteúdo dentro da caixa modal</w:t>
+      </w:r>
+      <w:r>
+        <w:t>, principalmente quando há mais de um elemento interno ou quando a caixa é configurada para ocupar mais espaço (</w:t>
+      </w:r>
+      <w:proofErr w:type="spellStart"/>
+      <w:r>
+        <w:t>fillHeight</w:t>
+      </w:r>
+      <w:proofErr w:type="spellEnd"/>
+      <w:r>
+        <w:t xml:space="preserve">: </w:t>
+      </w:r>
+      <w:proofErr w:type="spellStart"/>
+      <w:r>
+        <w:t>true</w:t>
+      </w:r>
+      <w:proofErr w:type="spellEnd"/>
+      <w:r>
+        <w:t>).</w:t>
       </w:r>
     </w:p>
     <w:p/>
@@ -2071,6 +4847,304 @@
     </w:lvl>
   </w:abstractNum>
   <w:abstractNum w:abstractNumId="1" w15:restartNumberingAfterBreak="0">
+    <w:nsid w:val="05E12A60"/>
+    <w:multiLevelType w:val="multilevel"/>
+    <w:tmpl w:val="E4B48536"/>
+    <w:lvl w:ilvl="0">
+      <w:start w:val="1"/>
+      <w:numFmt w:val="bullet"/>
+      <w:lvlText w:val=""/>
+      <w:lvlJc w:val="left"/>
+      <w:pPr>
+        <w:tabs>
+          <w:tab w:val="num" w:pos="720"/>
+        </w:tabs>
+        <w:ind w:left="720" w:hanging="360"/>
+      </w:pPr>
+      <w:rPr>
+        <w:rFonts w:ascii="Symbol" w:hAnsi="Symbol" w:hint="default"/>
+        <w:sz w:val="20"/>
+      </w:rPr>
+    </w:lvl>
+    <w:lvl w:ilvl="1" w:tentative="1">
+      <w:start w:val="1"/>
+      <w:numFmt w:val="bullet"/>
+      <w:lvlText w:val="o"/>
+      <w:lvlJc w:val="left"/>
+      <w:pPr>
+        <w:tabs>
+          <w:tab w:val="num" w:pos="1440"/>
+        </w:tabs>
+        <w:ind w:left="1440" w:hanging="360"/>
+      </w:pPr>
+      <w:rPr>
+        <w:rFonts w:ascii="Courier New" w:hAnsi="Courier New" w:hint="default"/>
+        <w:sz w:val="20"/>
+      </w:rPr>
+    </w:lvl>
+    <w:lvl w:ilvl="2" w:tentative="1">
+      <w:start w:val="1"/>
+      <w:numFmt w:val="bullet"/>
+      <w:lvlText w:val=""/>
+      <w:lvlJc w:val="left"/>
+      <w:pPr>
+        <w:tabs>
+          <w:tab w:val="num" w:pos="2160"/>
+        </w:tabs>
+        <w:ind w:left="2160" w:hanging="360"/>
+      </w:pPr>
+      <w:rPr>
+        <w:rFonts w:ascii="Wingdings" w:hAnsi="Wingdings" w:hint="default"/>
+        <w:sz w:val="20"/>
+      </w:rPr>
+    </w:lvl>
+    <w:lvl w:ilvl="3" w:tentative="1">
+      <w:start w:val="1"/>
+      <w:numFmt w:val="bullet"/>
+      <w:lvlText w:val=""/>
+      <w:lvlJc w:val="left"/>
+      <w:pPr>
+        <w:tabs>
+          <w:tab w:val="num" w:pos="2880"/>
+        </w:tabs>
+        <w:ind w:left="2880" w:hanging="360"/>
+      </w:pPr>
+      <w:rPr>
+        <w:rFonts w:ascii="Wingdings" w:hAnsi="Wingdings" w:hint="default"/>
+        <w:sz w:val="20"/>
+      </w:rPr>
+    </w:lvl>
+    <w:lvl w:ilvl="4" w:tentative="1">
+      <w:start w:val="1"/>
+      <w:numFmt w:val="bullet"/>
+      <w:lvlText w:val=""/>
+      <w:lvlJc w:val="left"/>
+      <w:pPr>
+        <w:tabs>
+          <w:tab w:val="num" w:pos="3600"/>
+        </w:tabs>
+        <w:ind w:left="3600" w:hanging="360"/>
+      </w:pPr>
+      <w:rPr>
+        <w:rFonts w:ascii="Wingdings" w:hAnsi="Wingdings" w:hint="default"/>
+        <w:sz w:val="20"/>
+      </w:rPr>
+    </w:lvl>
+    <w:lvl w:ilvl="5" w:tentative="1">
+      <w:start w:val="1"/>
+      <w:numFmt w:val="bullet"/>
+      <w:lvlText w:val=""/>
+      <w:lvlJc w:val="left"/>
+      <w:pPr>
+        <w:tabs>
+          <w:tab w:val="num" w:pos="4320"/>
+        </w:tabs>
+        <w:ind w:left="4320" w:hanging="360"/>
+      </w:pPr>
+      <w:rPr>
+        <w:rFonts w:ascii="Wingdings" w:hAnsi="Wingdings" w:hint="default"/>
+        <w:sz w:val="20"/>
+      </w:rPr>
+    </w:lvl>
+    <w:lvl w:ilvl="6" w:tentative="1">
+      <w:start w:val="1"/>
+      <w:numFmt w:val="bullet"/>
+      <w:lvlText w:val=""/>
+      <w:lvlJc w:val="left"/>
+      <w:pPr>
+        <w:tabs>
+          <w:tab w:val="num" w:pos="5040"/>
+        </w:tabs>
+        <w:ind w:left="5040" w:hanging="360"/>
+      </w:pPr>
+      <w:rPr>
+        <w:rFonts w:ascii="Wingdings" w:hAnsi="Wingdings" w:hint="default"/>
+        <w:sz w:val="20"/>
+      </w:rPr>
+    </w:lvl>
+    <w:lvl w:ilvl="7" w:tentative="1">
+      <w:start w:val="1"/>
+      <w:numFmt w:val="bullet"/>
+      <w:lvlText w:val=""/>
+      <w:lvlJc w:val="left"/>
+      <w:pPr>
+        <w:tabs>
+          <w:tab w:val="num" w:pos="5760"/>
+        </w:tabs>
+        <w:ind w:left="5760" w:hanging="360"/>
+      </w:pPr>
+      <w:rPr>
+        <w:rFonts w:ascii="Wingdings" w:hAnsi="Wingdings" w:hint="default"/>
+        <w:sz w:val="20"/>
+      </w:rPr>
+    </w:lvl>
+    <w:lvl w:ilvl="8" w:tentative="1">
+      <w:start w:val="1"/>
+      <w:numFmt w:val="bullet"/>
+      <w:lvlText w:val=""/>
+      <w:lvlJc w:val="left"/>
+      <w:pPr>
+        <w:tabs>
+          <w:tab w:val="num" w:pos="6480"/>
+        </w:tabs>
+        <w:ind w:left="6480" w:hanging="360"/>
+      </w:pPr>
+      <w:rPr>
+        <w:rFonts w:ascii="Wingdings" w:hAnsi="Wingdings" w:hint="default"/>
+        <w:sz w:val="20"/>
+      </w:rPr>
+    </w:lvl>
+  </w:abstractNum>
+  <w:abstractNum w:abstractNumId="2" w15:restartNumberingAfterBreak="0">
+    <w:nsid w:val="20046F37"/>
+    <w:multiLevelType w:val="multilevel"/>
+    <w:tmpl w:val="A47008D6"/>
+    <w:lvl w:ilvl="0">
+      <w:start w:val="1"/>
+      <w:numFmt w:val="bullet"/>
+      <w:lvlText w:val=""/>
+      <w:lvlJc w:val="left"/>
+      <w:pPr>
+        <w:tabs>
+          <w:tab w:val="num" w:pos="720"/>
+        </w:tabs>
+        <w:ind w:left="720" w:hanging="360"/>
+      </w:pPr>
+      <w:rPr>
+        <w:rFonts w:ascii="Symbol" w:hAnsi="Symbol" w:hint="default"/>
+        <w:sz w:val="20"/>
+      </w:rPr>
+    </w:lvl>
+    <w:lvl w:ilvl="1" w:tentative="1">
+      <w:start w:val="1"/>
+      <w:numFmt w:val="bullet"/>
+      <w:lvlText w:val="o"/>
+      <w:lvlJc w:val="left"/>
+      <w:pPr>
+        <w:tabs>
+          <w:tab w:val="num" w:pos="1440"/>
+        </w:tabs>
+        <w:ind w:left="1440" w:hanging="360"/>
+      </w:pPr>
+      <w:rPr>
+        <w:rFonts w:ascii="Courier New" w:hAnsi="Courier New" w:hint="default"/>
+        <w:sz w:val="20"/>
+      </w:rPr>
+    </w:lvl>
+    <w:lvl w:ilvl="2" w:tentative="1">
+      <w:start w:val="1"/>
+      <w:numFmt w:val="bullet"/>
+      <w:lvlText w:val=""/>
+      <w:lvlJc w:val="left"/>
+      <w:pPr>
+        <w:tabs>
+          <w:tab w:val="num" w:pos="2160"/>
+        </w:tabs>
+        <w:ind w:left="2160" w:hanging="360"/>
+      </w:pPr>
+      <w:rPr>
+        <w:rFonts w:ascii="Wingdings" w:hAnsi="Wingdings" w:hint="default"/>
+        <w:sz w:val="20"/>
+      </w:rPr>
+    </w:lvl>
+    <w:lvl w:ilvl="3" w:tentative="1">
+      <w:start w:val="1"/>
+      <w:numFmt w:val="bullet"/>
+      <w:lvlText w:val=""/>
+      <w:lvlJc w:val="left"/>
+      <w:pPr>
+        <w:tabs>
+          <w:tab w:val="num" w:pos="2880"/>
+        </w:tabs>
+        <w:ind w:left="2880" w:hanging="360"/>
+      </w:pPr>
+      <w:rPr>
+        <w:rFonts w:ascii="Wingdings" w:hAnsi="Wingdings" w:hint="default"/>
+        <w:sz w:val="20"/>
+      </w:rPr>
+    </w:lvl>
+    <w:lvl w:ilvl="4" w:tentative="1">
+      <w:start w:val="1"/>
+      <w:numFmt w:val="bullet"/>
+      <w:lvlText w:val=""/>
+      <w:lvlJc w:val="left"/>
+      <w:pPr>
+        <w:tabs>
+          <w:tab w:val="num" w:pos="3600"/>
+        </w:tabs>
+        <w:ind w:left="3600" w:hanging="360"/>
+      </w:pPr>
+      <w:rPr>
+        <w:rFonts w:ascii="Wingdings" w:hAnsi="Wingdings" w:hint="default"/>
+        <w:sz w:val="20"/>
+      </w:rPr>
+    </w:lvl>
+    <w:lvl w:ilvl="5" w:tentative="1">
+      <w:start w:val="1"/>
+      <w:numFmt w:val="bullet"/>
+      <w:lvlText w:val=""/>
+      <w:lvlJc w:val="left"/>
+      <w:pPr>
+        <w:tabs>
+          <w:tab w:val="num" w:pos="4320"/>
+        </w:tabs>
+        <w:ind w:left="4320" w:hanging="360"/>
+      </w:pPr>
+      <w:rPr>
+        <w:rFonts w:ascii="Wingdings" w:hAnsi="Wingdings" w:hint="default"/>
+        <w:sz w:val="20"/>
+      </w:rPr>
+    </w:lvl>
+    <w:lvl w:ilvl="6" w:tentative="1">
+      <w:start w:val="1"/>
+      <w:numFmt w:val="bullet"/>
+      <w:lvlText w:val=""/>
+      <w:lvlJc w:val="left"/>
+      <w:pPr>
+        <w:tabs>
+          <w:tab w:val="num" w:pos="5040"/>
+        </w:tabs>
+        <w:ind w:left="5040" w:hanging="360"/>
+      </w:pPr>
+      <w:rPr>
+        <w:rFonts w:ascii="Wingdings" w:hAnsi="Wingdings" w:hint="default"/>
+        <w:sz w:val="20"/>
+      </w:rPr>
+    </w:lvl>
+    <w:lvl w:ilvl="7" w:tentative="1">
+      <w:start w:val="1"/>
+      <w:numFmt w:val="bullet"/>
+      <w:lvlText w:val=""/>
+      <w:lvlJc w:val="left"/>
+      <w:pPr>
+        <w:tabs>
+          <w:tab w:val="num" w:pos="5760"/>
+        </w:tabs>
+        <w:ind w:left="5760" w:hanging="360"/>
+      </w:pPr>
+      <w:rPr>
+        <w:rFonts w:ascii="Wingdings" w:hAnsi="Wingdings" w:hint="default"/>
+        <w:sz w:val="20"/>
+      </w:rPr>
+    </w:lvl>
+    <w:lvl w:ilvl="8" w:tentative="1">
+      <w:start w:val="1"/>
+      <w:numFmt w:val="bullet"/>
+      <w:lvlText w:val=""/>
+      <w:lvlJc w:val="left"/>
+      <w:pPr>
+        <w:tabs>
+          <w:tab w:val="num" w:pos="6480"/>
+        </w:tabs>
+        <w:ind w:left="6480" w:hanging="360"/>
+      </w:pPr>
+      <w:rPr>
+        <w:rFonts w:ascii="Wingdings" w:hAnsi="Wingdings" w:hint="default"/>
+        <w:sz w:val="20"/>
+      </w:rPr>
+    </w:lvl>
+  </w:abstractNum>
+  <w:abstractNum w:abstractNumId="3" w15:restartNumberingAfterBreak="0">
     <w:nsid w:val="22B11C93"/>
     <w:multiLevelType w:val="multilevel"/>
     <w:tmpl w:val="B0F898CA"/>
@@ -2183,7 +5257,156 @@
       </w:pPr>
     </w:lvl>
   </w:abstractNum>
-  <w:abstractNum w:abstractNumId="2" w15:restartNumberingAfterBreak="0">
+  <w:abstractNum w:abstractNumId="4" w15:restartNumberingAfterBreak="0">
+    <w:nsid w:val="25C00310"/>
+    <w:multiLevelType w:val="multilevel"/>
+    <w:tmpl w:val="458A4940"/>
+    <w:lvl w:ilvl="0">
+      <w:start w:val="1"/>
+      <w:numFmt w:val="bullet"/>
+      <w:lvlText w:val=""/>
+      <w:lvlJc w:val="left"/>
+      <w:pPr>
+        <w:tabs>
+          <w:tab w:val="num" w:pos="720"/>
+        </w:tabs>
+        <w:ind w:left="720" w:hanging="360"/>
+      </w:pPr>
+      <w:rPr>
+        <w:rFonts w:ascii="Symbol" w:hAnsi="Symbol" w:hint="default"/>
+        <w:sz w:val="20"/>
+      </w:rPr>
+    </w:lvl>
+    <w:lvl w:ilvl="1">
+      <w:start w:val="1"/>
+      <w:numFmt w:val="bullet"/>
+      <w:lvlText w:val="o"/>
+      <w:lvlJc w:val="left"/>
+      <w:pPr>
+        <w:tabs>
+          <w:tab w:val="num" w:pos="1440"/>
+        </w:tabs>
+        <w:ind w:left="1440" w:hanging="360"/>
+      </w:pPr>
+      <w:rPr>
+        <w:rFonts w:ascii="Courier New" w:hAnsi="Courier New" w:hint="default"/>
+        <w:sz w:val="20"/>
+      </w:rPr>
+    </w:lvl>
+    <w:lvl w:ilvl="2" w:tentative="1">
+      <w:start w:val="1"/>
+      <w:numFmt w:val="bullet"/>
+      <w:lvlText w:val=""/>
+      <w:lvlJc w:val="left"/>
+      <w:pPr>
+        <w:tabs>
+          <w:tab w:val="num" w:pos="2160"/>
+        </w:tabs>
+        <w:ind w:left="2160" w:hanging="360"/>
+      </w:pPr>
+      <w:rPr>
+        <w:rFonts w:ascii="Wingdings" w:hAnsi="Wingdings" w:hint="default"/>
+        <w:sz w:val="20"/>
+      </w:rPr>
+    </w:lvl>
+    <w:lvl w:ilvl="3" w:tentative="1">
+      <w:start w:val="1"/>
+      <w:numFmt w:val="bullet"/>
+      <w:lvlText w:val=""/>
+      <w:lvlJc w:val="left"/>
+      <w:pPr>
+        <w:tabs>
+          <w:tab w:val="num" w:pos="2880"/>
+        </w:tabs>
+        <w:ind w:left="2880" w:hanging="360"/>
+      </w:pPr>
+      <w:rPr>
+        <w:rFonts w:ascii="Wingdings" w:hAnsi="Wingdings" w:hint="default"/>
+        <w:sz w:val="20"/>
+      </w:rPr>
+    </w:lvl>
+    <w:lvl w:ilvl="4" w:tentative="1">
+      <w:start w:val="1"/>
+      <w:numFmt w:val="bullet"/>
+      <w:lvlText w:val=""/>
+      <w:lvlJc w:val="left"/>
+      <w:pPr>
+        <w:tabs>
+          <w:tab w:val="num" w:pos="3600"/>
+        </w:tabs>
+        <w:ind w:left="3600" w:hanging="360"/>
+      </w:pPr>
+      <w:rPr>
+        <w:rFonts w:ascii="Wingdings" w:hAnsi="Wingdings" w:hint="default"/>
+        <w:sz w:val="20"/>
+      </w:rPr>
+    </w:lvl>
+    <w:lvl w:ilvl="5" w:tentative="1">
+      <w:start w:val="1"/>
+      <w:numFmt w:val="bullet"/>
+      <w:lvlText w:val=""/>
+      <w:lvlJc w:val="left"/>
+      <w:pPr>
+        <w:tabs>
+          <w:tab w:val="num" w:pos="4320"/>
+        </w:tabs>
+        <w:ind w:left="4320" w:hanging="360"/>
+      </w:pPr>
+      <w:rPr>
+        <w:rFonts w:ascii="Wingdings" w:hAnsi="Wingdings" w:hint="default"/>
+        <w:sz w:val="20"/>
+      </w:rPr>
+    </w:lvl>
+    <w:lvl w:ilvl="6" w:tentative="1">
+      <w:start w:val="1"/>
+      <w:numFmt w:val="bullet"/>
+      <w:lvlText w:val=""/>
+      <w:lvlJc w:val="left"/>
+      <w:pPr>
+        <w:tabs>
+          <w:tab w:val="num" w:pos="5040"/>
+        </w:tabs>
+        <w:ind w:left="5040" w:hanging="360"/>
+      </w:pPr>
+      <w:rPr>
+        <w:rFonts w:ascii="Wingdings" w:hAnsi="Wingdings" w:hint="default"/>
+        <w:sz w:val="20"/>
+      </w:rPr>
+    </w:lvl>
+    <w:lvl w:ilvl="7" w:tentative="1">
+      <w:start w:val="1"/>
+      <w:numFmt w:val="bullet"/>
+      <w:lvlText w:val=""/>
+      <w:lvlJc w:val="left"/>
+      <w:pPr>
+        <w:tabs>
+          <w:tab w:val="num" w:pos="5760"/>
+        </w:tabs>
+        <w:ind w:left="5760" w:hanging="360"/>
+      </w:pPr>
+      <w:rPr>
+        <w:rFonts w:ascii="Wingdings" w:hAnsi="Wingdings" w:hint="default"/>
+        <w:sz w:val="20"/>
+      </w:rPr>
+    </w:lvl>
+    <w:lvl w:ilvl="8" w:tentative="1">
+      <w:start w:val="1"/>
+      <w:numFmt w:val="bullet"/>
+      <w:lvlText w:val=""/>
+      <w:lvlJc w:val="left"/>
+      <w:pPr>
+        <w:tabs>
+          <w:tab w:val="num" w:pos="6480"/>
+        </w:tabs>
+        <w:ind w:left="6480" w:hanging="360"/>
+      </w:pPr>
+      <w:rPr>
+        <w:rFonts w:ascii="Wingdings" w:hAnsi="Wingdings" w:hint="default"/>
+        <w:sz w:val="20"/>
+      </w:rPr>
+    </w:lvl>
+  </w:abstractNum>
+  <w:abstractNum w:abstractNumId="5" w15:restartNumberingAfterBreak="0">
     <w:nsid w:val="2A397984"/>
     <w:multiLevelType w:val="multilevel"/>
     <w:tmpl w:val="2C44AB22"/>
@@ -2300,7 +5523,7 @@
       </w:pPr>
     </w:lvl>
   </w:abstractNum>
-  <w:abstractNum w:abstractNumId="3" w15:restartNumberingAfterBreak="0">
+  <w:abstractNum w:abstractNumId="6" w15:restartNumberingAfterBreak="0">
     <w:nsid w:val="3F8C18BA"/>
     <w:multiLevelType w:val="multilevel"/>
     <w:tmpl w:val="88B640E6"/>
@@ -2413,17 +5636,598 @@
       </w:pPr>
     </w:lvl>
   </w:abstractNum>
+  <w:abstractNum w:abstractNumId="7" w15:restartNumberingAfterBreak="0">
+    <w:nsid w:val="40A71772"/>
+    <w:multiLevelType w:val="multilevel"/>
+    <w:tmpl w:val="3364D6CE"/>
+    <w:lvl w:ilvl="0">
+      <w:start w:val="1"/>
+      <w:numFmt w:val="bullet"/>
+      <w:lvlText w:val=""/>
+      <w:lvlJc w:val="left"/>
+      <w:pPr>
+        <w:tabs>
+          <w:tab w:val="num" w:pos="720"/>
+        </w:tabs>
+        <w:ind w:left="720" w:hanging="360"/>
+      </w:pPr>
+      <w:rPr>
+        <w:rFonts w:ascii="Symbol" w:hAnsi="Symbol" w:hint="default"/>
+        <w:sz w:val="20"/>
+      </w:rPr>
+    </w:lvl>
+    <w:lvl w:ilvl="1">
+      <w:start w:val="1"/>
+      <w:numFmt w:val="bullet"/>
+      <w:lvlText w:val="o"/>
+      <w:lvlJc w:val="left"/>
+      <w:pPr>
+        <w:tabs>
+          <w:tab w:val="num" w:pos="1440"/>
+        </w:tabs>
+        <w:ind w:left="1440" w:hanging="360"/>
+      </w:pPr>
+      <w:rPr>
+        <w:rFonts w:ascii="Courier New" w:hAnsi="Courier New" w:hint="default"/>
+        <w:sz w:val="20"/>
+      </w:rPr>
+    </w:lvl>
+    <w:lvl w:ilvl="2" w:tentative="1">
+      <w:start w:val="1"/>
+      <w:numFmt w:val="bullet"/>
+      <w:lvlText w:val=""/>
+      <w:lvlJc w:val="left"/>
+      <w:pPr>
+        <w:tabs>
+          <w:tab w:val="num" w:pos="2160"/>
+        </w:tabs>
+        <w:ind w:left="2160" w:hanging="360"/>
+      </w:pPr>
+      <w:rPr>
+        <w:rFonts w:ascii="Wingdings" w:hAnsi="Wingdings" w:hint="default"/>
+        <w:sz w:val="20"/>
+      </w:rPr>
+    </w:lvl>
+    <w:lvl w:ilvl="3" w:tentative="1">
+      <w:start w:val="1"/>
+      <w:numFmt w:val="bullet"/>
+      <w:lvlText w:val=""/>
+      <w:lvlJc w:val="left"/>
+      <w:pPr>
+        <w:tabs>
+          <w:tab w:val="num" w:pos="2880"/>
+        </w:tabs>
+        <w:ind w:left="2880" w:hanging="360"/>
+      </w:pPr>
+      <w:rPr>
+        <w:rFonts w:ascii="Wingdings" w:hAnsi="Wingdings" w:hint="default"/>
+        <w:sz w:val="20"/>
+      </w:rPr>
+    </w:lvl>
+    <w:lvl w:ilvl="4" w:tentative="1">
+      <w:start w:val="1"/>
+      <w:numFmt w:val="bullet"/>
+      <w:lvlText w:val=""/>
+      <w:lvlJc w:val="left"/>
+      <w:pPr>
+        <w:tabs>
+          <w:tab w:val="num" w:pos="3600"/>
+        </w:tabs>
+        <w:ind w:left="3600" w:hanging="360"/>
+      </w:pPr>
+      <w:rPr>
+        <w:rFonts w:ascii="Wingdings" w:hAnsi="Wingdings" w:hint="default"/>
+        <w:sz w:val="20"/>
+      </w:rPr>
+    </w:lvl>
+    <w:lvl w:ilvl="5" w:tentative="1">
+      <w:start w:val="1"/>
+      <w:numFmt w:val="bullet"/>
+      <w:lvlText w:val=""/>
+      <w:lvlJc w:val="left"/>
+      <w:pPr>
+        <w:tabs>
+          <w:tab w:val="num" w:pos="4320"/>
+        </w:tabs>
+        <w:ind w:left="4320" w:hanging="360"/>
+      </w:pPr>
+      <w:rPr>
+        <w:rFonts w:ascii="Wingdings" w:hAnsi="Wingdings" w:hint="default"/>
+        <w:sz w:val="20"/>
+      </w:rPr>
+    </w:lvl>
+    <w:lvl w:ilvl="6" w:tentative="1">
+      <w:start w:val="1"/>
+      <w:numFmt w:val="bullet"/>
+      <w:lvlText w:val=""/>
+      <w:lvlJc w:val="left"/>
+      <w:pPr>
+        <w:tabs>
+          <w:tab w:val="num" w:pos="5040"/>
+        </w:tabs>
+        <w:ind w:left="5040" w:hanging="360"/>
+      </w:pPr>
+      <w:rPr>
+        <w:rFonts w:ascii="Wingdings" w:hAnsi="Wingdings" w:hint="default"/>
+        <w:sz w:val="20"/>
+      </w:rPr>
+    </w:lvl>
+    <w:lvl w:ilvl="7" w:tentative="1">
+      <w:start w:val="1"/>
+      <w:numFmt w:val="bullet"/>
+      <w:lvlText w:val=""/>
+      <w:lvlJc w:val="left"/>
+      <w:pPr>
+        <w:tabs>
+          <w:tab w:val="num" w:pos="5760"/>
+        </w:tabs>
+        <w:ind w:left="5760" w:hanging="360"/>
+      </w:pPr>
+      <w:rPr>
+        <w:rFonts w:ascii="Wingdings" w:hAnsi="Wingdings" w:hint="default"/>
+        <w:sz w:val="20"/>
+      </w:rPr>
+    </w:lvl>
+    <w:lvl w:ilvl="8" w:tentative="1">
+      <w:start w:val="1"/>
+      <w:numFmt w:val="bullet"/>
+      <w:lvlText w:val=""/>
+      <w:lvlJc w:val="left"/>
+      <w:pPr>
+        <w:tabs>
+          <w:tab w:val="num" w:pos="6480"/>
+        </w:tabs>
+        <w:ind w:left="6480" w:hanging="360"/>
+      </w:pPr>
+      <w:rPr>
+        <w:rFonts w:ascii="Wingdings" w:hAnsi="Wingdings" w:hint="default"/>
+        <w:sz w:val="20"/>
+      </w:rPr>
+    </w:lvl>
+  </w:abstractNum>
+  <w:abstractNum w:abstractNumId="8" w15:restartNumberingAfterBreak="0">
+    <w:nsid w:val="4AE73BDE"/>
+    <w:multiLevelType w:val="multilevel"/>
+    <w:tmpl w:val="00203FD0"/>
+    <w:lvl w:ilvl="0">
+      <w:start w:val="1"/>
+      <w:numFmt w:val="decimal"/>
+      <w:lvlText w:val="%1."/>
+      <w:lvlJc w:val="left"/>
+      <w:pPr>
+        <w:tabs>
+          <w:tab w:val="num" w:pos="720"/>
+        </w:tabs>
+        <w:ind w:left="720" w:hanging="360"/>
+      </w:pPr>
+    </w:lvl>
+    <w:lvl w:ilvl="1" w:tentative="1">
+      <w:start w:val="1"/>
+      <w:numFmt w:val="decimal"/>
+      <w:lvlText w:val="%2."/>
+      <w:lvlJc w:val="left"/>
+      <w:pPr>
+        <w:tabs>
+          <w:tab w:val="num" w:pos="1440"/>
+        </w:tabs>
+        <w:ind w:left="1440" w:hanging="360"/>
+      </w:pPr>
+    </w:lvl>
+    <w:lvl w:ilvl="2" w:tentative="1">
+      <w:start w:val="1"/>
+      <w:numFmt w:val="decimal"/>
+      <w:lvlText w:val="%3."/>
+      <w:lvlJc w:val="left"/>
+      <w:pPr>
+        <w:tabs>
+          <w:tab w:val="num" w:pos="2160"/>
+        </w:tabs>
+        <w:ind w:left="2160" w:hanging="360"/>
+      </w:pPr>
+    </w:lvl>
+    <w:lvl w:ilvl="3" w:tentative="1">
+      <w:start w:val="1"/>
+      <w:numFmt w:val="decimal"/>
+      <w:lvlText w:val="%4."/>
+      <w:lvlJc w:val="left"/>
+      <w:pPr>
+        <w:tabs>
+          <w:tab w:val="num" w:pos="2880"/>
+        </w:tabs>
+        <w:ind w:left="2880" w:hanging="360"/>
+      </w:pPr>
+    </w:lvl>
+    <w:lvl w:ilvl="4" w:tentative="1">
+      <w:start w:val="1"/>
+      <w:numFmt w:val="decimal"/>
+      <w:lvlText w:val="%5."/>
+      <w:lvlJc w:val="left"/>
+      <w:pPr>
+        <w:tabs>
+          <w:tab w:val="num" w:pos="3600"/>
+        </w:tabs>
+        <w:ind w:left="3600" w:hanging="360"/>
+      </w:pPr>
+    </w:lvl>
+    <w:lvl w:ilvl="5" w:tentative="1">
+      <w:start w:val="1"/>
+      <w:numFmt w:val="decimal"/>
+      <w:lvlText w:val="%6."/>
+      <w:lvlJc w:val="left"/>
+      <w:pPr>
+        <w:tabs>
+          <w:tab w:val="num" w:pos="4320"/>
+        </w:tabs>
+        <w:ind w:left="4320" w:hanging="360"/>
+      </w:pPr>
+    </w:lvl>
+    <w:lvl w:ilvl="6" w:tentative="1">
+      <w:start w:val="1"/>
+      <w:numFmt w:val="decimal"/>
+      <w:lvlText w:val="%7."/>
+      <w:lvlJc w:val="left"/>
+      <w:pPr>
+        <w:tabs>
+          <w:tab w:val="num" w:pos="5040"/>
+        </w:tabs>
+        <w:ind w:left="5040" w:hanging="360"/>
+      </w:pPr>
+    </w:lvl>
+    <w:lvl w:ilvl="7" w:tentative="1">
+      <w:start w:val="1"/>
+      <w:numFmt w:val="decimal"/>
+      <w:lvlText w:val="%8."/>
+      <w:lvlJc w:val="left"/>
+      <w:pPr>
+        <w:tabs>
+          <w:tab w:val="num" w:pos="5760"/>
+        </w:tabs>
+        <w:ind w:left="5760" w:hanging="360"/>
+      </w:pPr>
+    </w:lvl>
+    <w:lvl w:ilvl="8" w:tentative="1">
+      <w:start w:val="1"/>
+      <w:numFmt w:val="decimal"/>
+      <w:lvlText w:val="%9."/>
+      <w:lvlJc w:val="left"/>
+      <w:pPr>
+        <w:tabs>
+          <w:tab w:val="num" w:pos="6480"/>
+        </w:tabs>
+        <w:ind w:left="6480" w:hanging="360"/>
+      </w:pPr>
+    </w:lvl>
+  </w:abstractNum>
+  <w:abstractNum w:abstractNumId="9" w15:restartNumberingAfterBreak="0">
+    <w:nsid w:val="6AE05796"/>
+    <w:multiLevelType w:val="multilevel"/>
+    <w:tmpl w:val="BE90191E"/>
+    <w:lvl w:ilvl="0">
+      <w:start w:val="1"/>
+      <w:numFmt w:val="bullet"/>
+      <w:lvlText w:val=""/>
+      <w:lvlJc w:val="left"/>
+      <w:pPr>
+        <w:tabs>
+          <w:tab w:val="num" w:pos="720"/>
+        </w:tabs>
+        <w:ind w:left="720" w:hanging="360"/>
+      </w:pPr>
+      <w:rPr>
+        <w:rFonts w:ascii="Symbol" w:hAnsi="Symbol" w:hint="default"/>
+        <w:sz w:val="20"/>
+      </w:rPr>
+    </w:lvl>
+    <w:lvl w:ilvl="1">
+      <w:start w:val="1"/>
+      <w:numFmt w:val="bullet"/>
+      <w:lvlText w:val="o"/>
+      <w:lvlJc w:val="left"/>
+      <w:pPr>
+        <w:tabs>
+          <w:tab w:val="num" w:pos="1440"/>
+        </w:tabs>
+        <w:ind w:left="1440" w:hanging="360"/>
+      </w:pPr>
+      <w:rPr>
+        <w:rFonts w:ascii="Courier New" w:hAnsi="Courier New" w:hint="default"/>
+        <w:sz w:val="20"/>
+      </w:rPr>
+    </w:lvl>
+    <w:lvl w:ilvl="2" w:tentative="1">
+      <w:start w:val="1"/>
+      <w:numFmt w:val="bullet"/>
+      <w:lvlText w:val=""/>
+      <w:lvlJc w:val="left"/>
+      <w:pPr>
+        <w:tabs>
+          <w:tab w:val="num" w:pos="2160"/>
+        </w:tabs>
+        <w:ind w:left="2160" w:hanging="360"/>
+      </w:pPr>
+      <w:rPr>
+        <w:rFonts w:ascii="Wingdings" w:hAnsi="Wingdings" w:hint="default"/>
+        <w:sz w:val="20"/>
+      </w:rPr>
+    </w:lvl>
+    <w:lvl w:ilvl="3" w:tentative="1">
+      <w:start w:val="1"/>
+      <w:numFmt w:val="bullet"/>
+      <w:lvlText w:val=""/>
+      <w:lvlJc w:val="left"/>
+      <w:pPr>
+        <w:tabs>
+          <w:tab w:val="num" w:pos="2880"/>
+        </w:tabs>
+        <w:ind w:left="2880" w:hanging="360"/>
+      </w:pPr>
+      <w:rPr>
+        <w:rFonts w:ascii="Wingdings" w:hAnsi="Wingdings" w:hint="default"/>
+        <w:sz w:val="20"/>
+      </w:rPr>
+    </w:lvl>
+    <w:lvl w:ilvl="4" w:tentative="1">
+      <w:start w:val="1"/>
+      <w:numFmt w:val="bullet"/>
+      <w:lvlText w:val=""/>
+      <w:lvlJc w:val="left"/>
+      <w:pPr>
+        <w:tabs>
+          <w:tab w:val="num" w:pos="3600"/>
+        </w:tabs>
+        <w:ind w:left="3600" w:hanging="360"/>
+      </w:pPr>
+      <w:rPr>
+        <w:rFonts w:ascii="Wingdings" w:hAnsi="Wingdings" w:hint="default"/>
+        <w:sz w:val="20"/>
+      </w:rPr>
+    </w:lvl>
+    <w:lvl w:ilvl="5" w:tentative="1">
+      <w:start w:val="1"/>
+      <w:numFmt w:val="bullet"/>
+      <w:lvlText w:val=""/>
+      <w:lvlJc w:val="left"/>
+      <w:pPr>
+        <w:tabs>
+          <w:tab w:val="num" w:pos="4320"/>
+        </w:tabs>
+        <w:ind w:left="4320" w:hanging="360"/>
+      </w:pPr>
+      <w:rPr>
+        <w:rFonts w:ascii="Wingdings" w:hAnsi="Wingdings" w:hint="default"/>
+        <w:sz w:val="20"/>
+      </w:rPr>
+    </w:lvl>
+    <w:lvl w:ilvl="6" w:tentative="1">
+      <w:start w:val="1"/>
+      <w:numFmt w:val="bullet"/>
+      <w:lvlText w:val=""/>
+      <w:lvlJc w:val="left"/>
+      <w:pPr>
+        <w:tabs>
+          <w:tab w:val="num" w:pos="5040"/>
+        </w:tabs>
+        <w:ind w:left="5040" w:hanging="360"/>
+      </w:pPr>
+      <w:rPr>
+        <w:rFonts w:ascii="Wingdings" w:hAnsi="Wingdings" w:hint="default"/>
+        <w:sz w:val="20"/>
+      </w:rPr>
+    </w:lvl>
+    <w:lvl w:ilvl="7" w:tentative="1">
+      <w:start w:val="1"/>
+      <w:numFmt w:val="bullet"/>
+      <w:lvlText w:val=""/>
+      <w:lvlJc w:val="left"/>
+      <w:pPr>
+        <w:tabs>
+          <w:tab w:val="num" w:pos="5760"/>
+        </w:tabs>
+        <w:ind w:left="5760" w:hanging="360"/>
+      </w:pPr>
+      <w:rPr>
+        <w:rFonts w:ascii="Wingdings" w:hAnsi="Wingdings" w:hint="default"/>
+        <w:sz w:val="20"/>
+      </w:rPr>
+    </w:lvl>
+    <w:lvl w:ilvl="8" w:tentative="1">
+      <w:start w:val="1"/>
+      <w:numFmt w:val="bullet"/>
+      <w:lvlText w:val=""/>
+      <w:lvlJc w:val="left"/>
+      <w:pPr>
+        <w:tabs>
+          <w:tab w:val="num" w:pos="6480"/>
+        </w:tabs>
+        <w:ind w:left="6480" w:hanging="360"/>
+      </w:pPr>
+      <w:rPr>
+        <w:rFonts w:ascii="Wingdings" w:hAnsi="Wingdings" w:hint="default"/>
+        <w:sz w:val="20"/>
+      </w:rPr>
+    </w:lvl>
+  </w:abstractNum>
+  <w:abstractNum w:abstractNumId="10" w15:restartNumberingAfterBreak="0">
+    <w:nsid w:val="74106DA4"/>
+    <w:multiLevelType w:val="multilevel"/>
+    <w:tmpl w:val="1076E9BC"/>
+    <w:lvl w:ilvl="0">
+      <w:start w:val="1"/>
+      <w:numFmt w:val="bullet"/>
+      <w:lvlText w:val=""/>
+      <w:lvlJc w:val="left"/>
+      <w:pPr>
+        <w:tabs>
+          <w:tab w:val="num" w:pos="720"/>
+        </w:tabs>
+        <w:ind w:left="720" w:hanging="360"/>
+      </w:pPr>
+      <w:rPr>
+        <w:rFonts w:ascii="Symbol" w:hAnsi="Symbol" w:hint="default"/>
+        <w:sz w:val="20"/>
+      </w:rPr>
+    </w:lvl>
+    <w:lvl w:ilvl="1" w:tentative="1">
+      <w:start w:val="1"/>
+      <w:numFmt w:val="bullet"/>
+      <w:lvlText w:val="o"/>
+      <w:lvlJc w:val="left"/>
+      <w:pPr>
+        <w:tabs>
+          <w:tab w:val="num" w:pos="1440"/>
+        </w:tabs>
+        <w:ind w:left="1440" w:hanging="360"/>
+      </w:pPr>
+      <w:rPr>
+        <w:rFonts w:ascii="Courier New" w:hAnsi="Courier New" w:hint="default"/>
+        <w:sz w:val="20"/>
+      </w:rPr>
+    </w:lvl>
+    <w:lvl w:ilvl="2" w:tentative="1">
+      <w:start w:val="1"/>
+      <w:numFmt w:val="bullet"/>
+      <w:lvlText w:val=""/>
+      <w:lvlJc w:val="left"/>
+      <w:pPr>
+        <w:tabs>
+          <w:tab w:val="num" w:pos="2160"/>
+        </w:tabs>
+        <w:ind w:left="2160" w:hanging="360"/>
+      </w:pPr>
+      <w:rPr>
+        <w:rFonts w:ascii="Wingdings" w:hAnsi="Wingdings" w:hint="default"/>
+        <w:sz w:val="20"/>
+      </w:rPr>
+    </w:lvl>
+    <w:lvl w:ilvl="3" w:tentative="1">
+      <w:start w:val="1"/>
+      <w:numFmt w:val="bullet"/>
+      <w:lvlText w:val=""/>
+      <w:lvlJc w:val="left"/>
+      <w:pPr>
+        <w:tabs>
+          <w:tab w:val="num" w:pos="2880"/>
+        </w:tabs>
+        <w:ind w:left="2880" w:hanging="360"/>
+      </w:pPr>
+      <w:rPr>
+        <w:rFonts w:ascii="Wingdings" w:hAnsi="Wingdings" w:hint="default"/>
+        <w:sz w:val="20"/>
+      </w:rPr>
+    </w:lvl>
+    <w:lvl w:ilvl="4" w:tentative="1">
+      <w:start w:val="1"/>
+      <w:numFmt w:val="bullet"/>
+      <w:lvlText w:val=""/>
+      <w:lvlJc w:val="left"/>
+      <w:pPr>
+        <w:tabs>
+          <w:tab w:val="num" w:pos="3600"/>
+        </w:tabs>
+        <w:ind w:left="3600" w:hanging="360"/>
+      </w:pPr>
+      <w:rPr>
+        <w:rFonts w:ascii="Wingdings" w:hAnsi="Wingdings" w:hint="default"/>
+        <w:sz w:val="20"/>
+      </w:rPr>
+    </w:lvl>
+    <w:lvl w:ilvl="5" w:tentative="1">
+      <w:start w:val="1"/>
+      <w:numFmt w:val="bullet"/>
+      <w:lvlText w:val=""/>
+      <w:lvlJc w:val="left"/>
+      <w:pPr>
+        <w:tabs>
+          <w:tab w:val="num" w:pos="4320"/>
+        </w:tabs>
+        <w:ind w:left="4320" w:hanging="360"/>
+      </w:pPr>
+      <w:rPr>
+        <w:rFonts w:ascii="Wingdings" w:hAnsi="Wingdings" w:hint="default"/>
+        <w:sz w:val="20"/>
+      </w:rPr>
+    </w:lvl>
+    <w:lvl w:ilvl="6" w:tentative="1">
+      <w:start w:val="1"/>
+      <w:numFmt w:val="bullet"/>
+      <w:lvlText w:val=""/>
+      <w:lvlJc w:val="left"/>
+      <w:pPr>
+        <w:tabs>
+          <w:tab w:val="num" w:pos="5040"/>
+        </w:tabs>
+        <w:ind w:left="5040" w:hanging="360"/>
+      </w:pPr>
+      <w:rPr>
+        <w:rFonts w:ascii="Wingdings" w:hAnsi="Wingdings" w:hint="default"/>
+        <w:sz w:val="20"/>
+      </w:rPr>
+    </w:lvl>
+    <w:lvl w:ilvl="7" w:tentative="1">
+      <w:start w:val="1"/>
+      <w:numFmt w:val="bullet"/>
+      <w:lvlText w:val=""/>
+      <w:lvlJc w:val="left"/>
+      <w:pPr>
+        <w:tabs>
+          <w:tab w:val="num" w:pos="5760"/>
+        </w:tabs>
+        <w:ind w:left="5760" w:hanging="360"/>
+      </w:pPr>
+      <w:rPr>
+        <w:rFonts w:ascii="Wingdings" w:hAnsi="Wingdings" w:hint="default"/>
+        <w:sz w:val="20"/>
+      </w:rPr>
+    </w:lvl>
+    <w:lvl w:ilvl="8" w:tentative="1">
+      <w:start w:val="1"/>
+      <w:numFmt w:val="bullet"/>
+      <w:lvlText w:val=""/>
+      <w:lvlJc w:val="left"/>
+      <w:pPr>
+        <w:tabs>
+          <w:tab w:val="num" w:pos="6480"/>
+        </w:tabs>
+        <w:ind w:left="6480" w:hanging="360"/>
+      </w:pPr>
+      <w:rPr>
+        <w:rFonts w:ascii="Wingdings" w:hAnsi="Wingdings" w:hint="default"/>
+        <w:sz w:val="20"/>
+      </w:rPr>
+    </w:lvl>
+  </w:abstractNum>
   <w:num w:numId="1" w16cid:durableId="1661928812">
-    <w:abstractNumId w:val="2"/>
+    <w:abstractNumId w:val="5"/>
   </w:num>
   <w:num w:numId="2" w16cid:durableId="81343612">
-    <w:abstractNumId w:val="1"/>
+    <w:abstractNumId w:val="3"/>
   </w:num>
   <w:num w:numId="3" w16cid:durableId="12994868">
-    <w:abstractNumId w:val="3"/>
+    <w:abstractNumId w:val="6"/>
   </w:num>
   <w:num w:numId="4" w16cid:durableId="1101294026">
     <w:abstractNumId w:val="0"/>
+  </w:num>
+  <w:num w:numId="5" w16cid:durableId="1818916018">
+    <w:abstractNumId w:val="9"/>
+  </w:num>
+  <w:num w:numId="6" w16cid:durableId="1249999895">
+    <w:abstractNumId w:val="4"/>
+  </w:num>
+  <w:num w:numId="7" w16cid:durableId="604074413">
+    <w:abstractNumId w:val="7"/>
+  </w:num>
+  <w:num w:numId="8" w16cid:durableId="973022536">
+    <w:abstractNumId w:val="10"/>
+  </w:num>
+  <w:num w:numId="9" w16cid:durableId="1340699955">
+    <w:abstractNumId w:val="8"/>
+  </w:num>
+  <w:num w:numId="10" w16cid:durableId="34231785">
+    <w:abstractNumId w:val="1"/>
+  </w:num>
+  <w:num w:numId="11" w16cid:durableId="563953953">
+    <w:abstractNumId w:val="2"/>
   </w:num>
 </w:numbering>
 </file>
